--- a/downloads/workbook/ai-4-week-36.docx
+++ b/downloads/workbook/ai-4-week-36.docx
@@ -1292,6 +1292,178 @@
         <w:t>Project connection: For your Responsible Plant Classifier, save the input, procedure, observed result and limitation of this check. Label this worked example as practice; use a different, previously unreviewed case when checking independent understanding.</w:t>
       </w:r>
     </w:p>
+    <w:p>
+      <w:pPr>
+        <w:pStyle w:val="Heading1"/>
+      </w:pPr>
+      <w:r>
+        <w:t>19. Project portfolio milestone</w:t>
+      </w:r>
+    </w:p>
+    <w:p>
+      <w:r>
+        <w:t>Project: Responsible Plant Classifier</w:t>
+      </w:r>
+    </w:p>
+    <w:p>
+      <w:r>
+        <w:t>Current milestone: Present and defend. Demonstrate the system, explain one failure and justify the next improvement with evidence.</w:t>
+      </w:r>
+    </w:p>
+    <w:p>
+      <w:r>
+        <w:t>For your Responsible Plant Classifier, save the input, procedure, observed result and limitation of this check. Label this worked example as practice; use a different, previously unreviewed case when checking independent understanding.</w:t>
+      </w:r>
+    </w:p>
+    <w:tbl>
+      <w:tblPr>
+        <w:tblStyle w:val="LightShading-Accent1"/>
+        <w:tblW w:type="auto" w:w="0"/>
+        <w:tblLook w:firstColumn="1" w:firstRow="1" w:lastColumn="0" w:lastRow="0" w:noHBand="0" w:noVBand="1" w:val="04A0"/>
+      </w:tblPr>
+      <w:tblGrid>
+        <w:gridCol w:w="5112"/>
+        <w:gridCol w:w="5112"/>
+      </w:tblGrid>
+      <w:tr>
+        <w:trPr>
+          <w:tblHeader/>
+        </w:trPr>
+        <w:tc>
+          <w:tcPr>
+            <w:tcW w:type="dxa" w:w="5112"/>
+          </w:tcPr>
+          <w:p>
+            <w:r>
+              <w:t>Evidence to keep</w:t>
+            </w:r>
+          </w:p>
+        </w:tc>
+        <w:tc>
+          <w:tcPr>
+            <w:tcW w:type="dxa" w:w="5112"/>
+          </w:tcPr>
+          <w:p>
+            <w:r>
+              <w:t>My record</w:t>
+            </w:r>
+          </w:p>
+        </w:tc>
+      </w:tr>
+      <w:tr>
+        <w:tc>
+          <w:tcPr>
+            <w:tcW w:type="dxa" w:w="5112"/>
+          </w:tcPr>
+          <w:p>
+            <w:r>
+              <w:t>This week’s input and deciding step</w:t>
+            </w:r>
+          </w:p>
+        </w:tc>
+        <w:tc>
+          <w:tcPr>
+            <w:tcW w:type="dxa" w:w="5112"/>
+          </w:tcPr>
+          <w:p>
+            <w:r/>
+          </w:p>
+        </w:tc>
+      </w:tr>
+      <w:tr>
+        <w:tc>
+          <w:tcPr>
+            <w:tcW w:type="dxa" w:w="5112"/>
+          </w:tcPr>
+          <w:p>
+            <w:r>
+              <w:t>Prediction and actual result (or labelled paper trace)</w:t>
+            </w:r>
+          </w:p>
+        </w:tc>
+        <w:tc>
+          <w:tcPr>
+            <w:tcW w:type="dxa" w:w="5112"/>
+          </w:tcPr>
+          <w:p>
+            <w:r/>
+          </w:p>
+        </w:tc>
+      </w:tr>
+      <w:tr>
+        <w:tc>
+          <w:tcPr>
+            <w:tcW w:type="dxa" w:w="5112"/>
+          </w:tcPr>
+          <w:p>
+            <w:r>
+              <w:t>One change since the previous checkpoint and why</w:t>
+            </w:r>
+          </w:p>
+        </w:tc>
+        <w:tc>
+          <w:tcPr>
+            <w:tcW w:type="dxa" w:w="5112"/>
+          </w:tcPr>
+          <w:p>
+            <w:r/>
+          </w:p>
+        </w:tc>
+      </w:tr>
+      <w:tr>
+        <w:tc>
+          <w:tcPr>
+            <w:tcW w:type="dxa" w:w="5112"/>
+          </w:tcPr>
+          <w:p>
+            <w:r>
+              <w:t>One error or limit and the next test</w:t>
+            </w:r>
+          </w:p>
+        </w:tc>
+        <w:tc>
+          <w:tcPr>
+            <w:tcW w:type="dxa" w:w="5112"/>
+          </w:tcPr>
+          <w:p>
+            <w:r/>
+          </w:p>
+        </w:tc>
+      </w:tr>
+    </w:tbl>
+    <w:p>
+      <w:pPr>
+        <w:pStyle w:val="Heading3"/>
+      </w:pPr>
+      <w:r>
+        <w:t>Explain what this week adds to your project. Reuse last week’s record rather than starting again.</w:t>
+      </w:r>
+    </w:p>
+    <w:p>
+      <w:r>
+        <w:t>________________________________________________________________</w:t>
+      </w:r>
+    </w:p>
+    <w:p>
+      <w:r>
+        <w:t>________________________________________________________________</w:t>
+      </w:r>
+    </w:p>
+    <w:p>
+      <w:r>
+        <w:t>________________________________________________________________</w:t>
+      </w:r>
+    </w:p>
+    <w:p>
+      <w:r>
+        <w:t>________________________________________________________________</w:t>
+      </w:r>
+    </w:p>
+    <w:p>
+      <w:r>
+        <w:t>________________________________________________________________</w:t>
+      </w:r>
+    </w:p>
     <w:sectPr>
       <w:pgSz w:w="12240" w:h="15840"/>
       <w:pgMar w:top="936" w:right="1008" w:bottom="936" w:left="1008" w:header="720" w:footer="720" w:gutter="0"/>

--- a/downloads/workbook/ai-4-week-36.docx
+++ b/downloads/workbook/ai-4-week-36.docx
@@ -1464,6 +1464,235 @@
         <w:t>________________________________________________________________</w:t>
       </w:r>
     </w:p>
+    <w:p>
+      <w:pPr>
+        <w:pStyle w:val="Heading1"/>
+      </w:pPr>
+      <w:r>
+        <w:t>20. Supported practice and learning evidence</w:t>
+      </w:r>
+    </w:p>
+    <w:p>
+      <w:r>
+        <w:t>Use this supported practice once, in the browser or on paper. Keep the reserved independent assessment for a separate first attempt before teacher feedback.</w:t>
+      </w:r>
+    </w:p>
+    <w:p>
+      <w:r>
+        <w:t>Present a plant-classifier expo claim that another team could check.</w:t>
+      </w:r>
+    </w:p>
+    <w:p>
+      <w:pPr>
+        <w:pStyle w:val="Heading3"/>
+      </w:pPr>
+      <w:r>
+        <w:t>Practice 1: explain the deciding evidence</w:t>
+      </w:r>
+    </w:p>
+    <w:p>
+      <w:r>
+        <w:t>Which labelled step matches this detail? Present the three failure records and indoor-only limitation beside the headline rate.</w:t>
+      </w:r>
+    </w:p>
+    <w:p>
+      <w:r>
+        <w:t>1. Show failures</w:t>
+      </w:r>
+    </w:p>
+    <w:p>
+      <w:r>
+        <w:t>2. Show independence</w:t>
+      </w:r>
+    </w:p>
+    <w:p>
+      <w:r>
+        <w:t>3. Show denominator</w:t>
+      </w:r>
+    </w:p>
+    <w:p>
+      <w:pPr>
+        <w:pStyle w:val="Heading3"/>
+      </w:pPr>
+      <w:r>
+        <w:t>My selected conclusion, deciding fact and explanation</w:t>
+      </w:r>
+    </w:p>
+    <w:p>
+      <w:r>
+        <w:t>________________________________________________________________</w:t>
+      </w:r>
+    </w:p>
+    <w:p>
+      <w:r>
+        <w:t>________________________________________________________________</w:t>
+      </w:r>
+    </w:p>
+    <w:p>
+      <w:r>
+        <w:t>________________________________________________________________</w:t>
+      </w:r>
+    </w:p>
+    <w:p>
+      <w:r>
+        <w:t>________________________________________________________________</w:t>
+      </w:r>
+    </w:p>
+    <w:p>
+      <w:r>
+        <w:t>________________________________________________________________</w:t>
+      </w:r>
+    </w:p>
+    <w:p>
+      <w:r>
+        <w:t>Hint if needed: Read the steps in the pictorial case. Match the supplied detail to the stage that performs or records it.</w:t>
+      </w:r>
+    </w:p>
+    <w:p>
+      <w:r>
+        <w:t>After your attempt, compare with the supported explanation: Show failures Present the three failure records and indoor-only limitation beside the headline rate. Read the picture in order. Present the three failure records and indoor-only limitation beside the headline rate. The arrows show which recorded input or intermediate result each decision uses. Explain the deciding step aloud before checking the changed case; pointing to the final answer alone does not show how it follows.</w:t>
+      </w:r>
+    </w:p>
+    <w:p>
+      <w:pPr>
+        <w:pStyle w:val="Heading3"/>
+      </w:pPr>
+      <w:r>
+        <w:t>Practice 2: explain the deciding evidence</w:t>
+      </w:r>
+    </w:p>
+    <w:p>
+      <w:r>
+        <w:t>Changed-case practice: The poster omits the baseline and calls the model “field ready”. Which conclusion is supported by the supplied facts?</w:t>
+      </w:r>
+    </w:p>
+    <w:p>
+      <w:r>
+        <w:t>1. The headline exceeds the supplied evidence.</w:t>
+      </w:r>
+    </w:p>
+    <w:p>
+      <w:r>
+        <w:t>2. This one example guarantees correct results for every future input.</w:t>
+      </w:r>
+    </w:p>
+    <w:p>
+      <w:r>
+        <w:t>3. We can decide the result without examining the changed input or the procedure.</w:t>
+      </w:r>
+    </w:p>
+    <w:p>
+      <w:pPr>
+        <w:pStyle w:val="Heading3"/>
+      </w:pPr>
+      <w:r>
+        <w:t>My selected conclusion, deciding fact and explanation</w:t>
+      </w:r>
+    </w:p>
+    <w:p>
+      <w:r>
+        <w:t>________________________________________________________________</w:t>
+      </w:r>
+    </w:p>
+    <w:p>
+      <w:r>
+        <w:t>________________________________________________________________</w:t>
+      </w:r>
+    </w:p>
+    <w:p>
+      <w:r>
+        <w:t>________________________________________________________________</w:t>
+      </w:r>
+    </w:p>
+    <w:p>
+      <w:r>
+        <w:t>________________________________________________________________</w:t>
+      </w:r>
+    </w:p>
+    <w:p>
+      <w:r>
+        <w:t>________________________________________________________________</w:t>
+      </w:r>
+    </w:p>
+    <w:p>
+      <w:r>
+        <w:t>Hint if needed: Use the changed condition and the deciding step in the pictorial trace. The answer must say what follows from those facts.</w:t>
+      </w:r>
+    </w:p>
+    <w:p>
+      <w:r>
+        <w:t>After your attempt, compare with the supported explanation: The headline exceeds the supplied evidence. No outdoor evaluation is supplied, and the comparative benefit is obscured without the same-case baseline.</w:t>
+      </w:r>
+    </w:p>
+    <w:p>
+      <w:pPr>
+        <w:pStyle w:val="Heading3"/>
+      </w:pPr>
+      <w:r>
+        <w:t>Repair a missing building block</w:t>
+      </w:r>
+    </w:p>
+    <w:p>
+      <w:r>
+        <w:t>Review Capstone Train, Analyze, Improve (ai-4/35). Goal: Run a frozen final evaluation with complete accounting. Short practice: Why is “the revision is better” incomplete? Point to the relevant step in the picture, then write the changed result and the rule or evidence that supports it.. Return to this week and explain what you changed.</w:t>
+      </w:r>
+    </w:p>
+    <w:p>
+      <w:r>
+        <w:t>Review Model Cards and Human Review (ai-4/33). Goal: Write a model card whose claims match evidence. Short practice: Write a bounded replacement for the publicity sentence. Point to the relevant step in the picture, then write the changed result and the rule or evidence that supports it.. Return to this week and explain what you changed.</w:t>
+      </w:r>
+    </w:p>
+    <w:p>
+      <w:r>
+        <w:t>Review Improve Generalization (ai-4/30). Goal: Compare training and validation evidence for model capacity. Short practice: What fresh evidence is needed after adding crossed training data? Point to the relevant step in the picture, then write the changed result and the rule or evidence that supports it.. Return to this week and explain what you changed.</w:t>
+      </w:r>
+    </w:p>
+    <w:p>
+      <w:pPr>
+        <w:pStyle w:val="Heading3"/>
+      </w:pPr>
+      <w:r>
+        <w:t>Keep your completed work</w:t>
+      </w:r>
+    </w:p>
+    <w:p>
+      <w:r>
+        <w:t>Use Download completed work in the hosted lesson to export your answers, reflections, practice feedback and code-run evidence. Open the HTML copy to read or print it. Drafts stay in this browser when storage is available; clear drafts on a shared device.</w:t>
+      </w:r>
+    </w:p>
+    <w:p>
+      <w:pPr>
+        <w:pStyle w:val="Heading3"/>
+      </w:pPr>
+      <w:r>
+        <w:t>What I repaired, the evidence I kept and the next test</w:t>
+      </w:r>
+    </w:p>
+    <w:p>
+      <w:r>
+        <w:t>________________________________________________________________</w:t>
+      </w:r>
+    </w:p>
+    <w:p>
+      <w:r>
+        <w:t>________________________________________________________________</w:t>
+      </w:r>
+    </w:p>
+    <w:p>
+      <w:r>
+        <w:t>________________________________________________________________</w:t>
+      </w:r>
+    </w:p>
+    <w:p>
+      <w:r>
+        <w:t>________________________________________________________________</w:t>
+      </w:r>
+    </w:p>
+    <w:p>
+      <w:r>
+        <w:t>________________________________________________________________</w:t>
+      </w:r>
+    </w:p>
     <w:sectPr>
       <w:pgSz w:w="12240" w:h="15840"/>
       <w:pgMar w:top="936" w:right="1008" w:bottom="936" w:left="1008" w:header="720" w:footer="720" w:gutter="0"/>

--- a/downloads/workbook/ai-4-week-36.docx
+++ b/downloads/workbook/ai-4-week-36.docx
@@ -30,6 +30,17 @@
     </w:p>
     <w:p>
       <w:r>
+        <w:t>Record your starting explanation for ML Builder Expo before opening notes. Show any later correction separately.</w:t>
+      </w:r>
+    </w:p>
+    <w:p>
+      <w:pPr>
+        <w:spacing w:line="336" w:lineRule="auto" w:after="180"/>
+      </w:pPr>
+      <w:r>
+        <w:rPr>
+          <w:b w:val="0"/>
+        </w:rPr>
         <w:t>Try the recall before opening notes. Then use a different colour or a labelled second line to correct your explanation.</w:t>
       </w:r>
     </w:p>
@@ -42,7 +53,13 @@
       </w:r>
     </w:p>
     <w:p>
-      <w:r>
+      <w:pPr>
+        <w:spacing w:line="336" w:lineRule="auto" w:after="180"/>
+      </w:pPr>
+      <w:r>
+        <w:rPr>
+          <w:b w:val="0"/>
+        </w:rPr>
         <w:t>Without opening the old lesson, explain one key idea from Capstone Train, Analyze, Improve. Give an example and a mistake that the idea helps you avoid.</w:t>
       </w:r>
     </w:p>
@@ -78,7 +95,13 @@
       </w:r>
     </w:p>
     <w:p>
-      <w:r>
+      <w:pPr>
+        <w:spacing w:line="336" w:lineRule="auto" w:after="180"/>
+      </w:pPr>
+      <w:r>
+        <w:rPr>
+          <w:b w:val="0"/>
+        </w:rPr>
         <w:t>Without opening the old lesson, explain one key idea from Model Cards and Human Review. Give an example and a mistake that the idea helps you avoid.</w:t>
       </w:r>
     </w:p>
@@ -114,7 +137,13 @@
       </w:r>
     </w:p>
     <w:p>
-      <w:r>
+      <w:pPr>
+        <w:spacing w:line="336" w:lineRule="auto" w:after="180"/>
+      </w:pPr>
+      <w:r>
+        <w:rPr>
+          <w:b w:val="0"/>
+        </w:rPr>
         <w:t>Without opening the old lesson, explain one key idea from Improve Generalization. Give an example and a mistake that the idea helps you avoid.</w:t>
       </w:r>
     </w:p>
@@ -151,7 +180,42 @@
     </w:p>
     <w:p>
       <w:r>
-        <w:t>Use W2: Trace evidence for Machine learning project defense. Record the answer once; the lesson and workbook refer to the same attempt.</w:t>
+        <w:t>Complete the supported ML Builder Expo trace and record the first step you can explain without help.</w:t>
+      </w:r>
+    </w:p>
+    <w:p>
+      <w:pPr>
+        <w:spacing w:line="336" w:lineRule="auto" w:after="180"/>
+      </w:pPr>
+      <w:r>
+        <w:rPr>
+          <w:b w:val="0"/>
+        </w:rPr>
+        <w:t xml:space="preserve">Use W2: Trace </w:t>
+      </w:r>
+      <w:r>
+        <w:rPr>
+          <w:b/>
+        </w:rPr>
+        <w:t>evidence</w:t>
+      </w:r>
+      <w:r>
+        <w:rPr>
+          <w:b w:val="0"/>
+        </w:rPr>
+        <w:t xml:space="preserve"> for Machine learning project </w:t>
+      </w:r>
+      <w:r>
+        <w:rPr>
+          <w:b/>
+        </w:rPr>
+        <w:t>defense</w:t>
+      </w:r>
+      <w:r>
+        <w:rPr>
+          <w:b w:val="0"/>
+        </w:rPr>
+        <w:t>. Record the answer once; the lesson and workbook refer to the same attempt.</w:t>
       </w:r>
     </w:p>
     <w:tbl>
@@ -279,7 +343,41 @@
     </w:p>
     <w:p>
       <w:r>
-        <w:t>Use the worked case for Machine learning project defense. Proposed explanation: “A final answer is enough”. Decide whether this explanation is supported. Point to the step or supplied fact that decides; explain your repair if needed.</w:t>
+        <w:t>Check the proposed ML Builder Expo explanation against the supplied facts before discussing it.</w:t>
+      </w:r>
+    </w:p>
+    <w:p>
+      <w:pPr>
+        <w:spacing w:line="336" w:lineRule="auto" w:after="180"/>
+      </w:pPr>
+      <w:r>
+        <w:rPr>
+          <w:b w:val="0"/>
+        </w:rPr>
+        <w:t xml:space="preserve">Use the worked case for Machine learning project </w:t>
+      </w:r>
+      <w:r>
+        <w:rPr>
+          <w:b/>
+        </w:rPr>
+        <w:t>defense</w:t>
+      </w:r>
+      <w:r>
+        <w:rPr>
+          <w:b w:val="0"/>
+        </w:rPr>
+        <w:t>. Proposed explanation: “A final answer is enough”. Decide whether this explanation is supported.</w:t>
+      </w:r>
+    </w:p>
+    <w:p>
+      <w:pPr>
+        <w:spacing w:line="336" w:lineRule="auto" w:after="180"/>
+      </w:pPr>
+      <w:r>
+        <w:rPr>
+          <w:b w:val="0"/>
+        </w:rPr>
+        <w:t>Point to the step or supplied fact that decides; explain your repair if needed.</w:t>
       </w:r>
     </w:p>
     <w:p>
@@ -319,6 +417,11 @@
       </w:r>
     </w:p>
     <w:p>
+      <w:r>
+        <w:t>Write one first attempt at the reserved independent case before feedback. Repeated copies of that case refer to the same recorded attempt.</w:t>
+      </w:r>
+    </w:p>
+    <w:p>
       <w:pPr>
         <w:pStyle w:val="Heading3"/>
       </w:pPr>
@@ -327,8 +430,26 @@
       </w:r>
     </w:p>
     <w:p>
-      <w:r>
-        <w:t>Review a defense claiming 95 percent success on 20 cases but omitting the baseline, split history and errors. Give three revision requests and explain why polish is insufficient.</w:t>
+      <w:pPr>
+        <w:spacing w:line="336" w:lineRule="auto" w:after="180"/>
+      </w:pPr>
+      <w:r>
+        <w:rPr>
+          <w:b w:val="0"/>
+        </w:rPr>
+        <w:t xml:space="preserve">Review a </w:t>
+      </w:r>
+      <w:r>
+        <w:rPr>
+          <w:b/>
+        </w:rPr>
+        <w:t>defense</w:t>
+      </w:r>
+      <w:r>
+        <w:rPr>
+          <w:b w:val="0"/>
+        </w:rPr>
+        <w:t xml:space="preserve"> claiming 95 percent success on 20 cases but omitting the baseline, split history and errors. Give three revision requests and explain why polish is insufficient.</w:t>
       </w:r>
     </w:p>
     <w:p>
@@ -375,7 +496,13 @@
       </w:r>
     </w:p>
     <w:p>
-      <w:r>
+      <w:pPr>
+        <w:spacing w:line="336" w:lineRule="auto" w:after="180"/>
+      </w:pPr>
+      <w:r>
+        <w:rPr>
+          <w:b w:val="0"/>
+        </w:rPr>
         <w:t>Attempt this case before feedback. Record any help. Earlier examples below are further practice; a case already practised with feedback cannot establish fresh transfer.</w:t>
       </w:r>
     </w:p>
@@ -389,7 +516,42 @@
     </w:p>
     <w:p>
       <w:r>
-        <w:t>Final counts are TP=12,FN=3,FP=5,TN=20. Compute accuracy, precision and recall, then state one limitation and a review trigger for the model defense.</w:t>
+        <w:t>Connect the ML Builder Expo target to a trace and a justified conclusion.</w:t>
+      </w:r>
+    </w:p>
+    <w:p>
+      <w:pPr>
+        <w:spacing w:line="336" w:lineRule="auto" w:after="180"/>
+      </w:pPr>
+      <w:r>
+        <w:rPr>
+          <w:b w:val="0"/>
+        </w:rPr>
+        <w:t xml:space="preserve">Final counts are TP=12,FN=3,FP=5,TN=20. Compute accuracy, precision and recall, then state one </w:t>
+      </w:r>
+      <w:r>
+        <w:rPr>
+          <w:b/>
+        </w:rPr>
+        <w:t>limitation</w:t>
+      </w:r>
+      <w:r>
+        <w:rPr>
+          <w:b w:val="0"/>
+        </w:rPr>
+        <w:t xml:space="preserve"> and a review trigger for the model </w:t>
+      </w:r>
+      <w:r>
+        <w:rPr>
+          <w:b/>
+        </w:rPr>
+        <w:t>defense</w:t>
+      </w:r>
+      <w:r>
+        <w:rPr>
+          <w:b w:val="0"/>
+        </w:rPr>
+        <w:t>.</w:t>
       </w:r>
     </w:p>
     <w:p>
@@ -402,17 +564,46 @@
     </w:p>
     <w:p>
       <w:r>
+        <w:t>Solve the supplied ML Builder Expo case and show the deciding evidence.</w:t>
+      </w:r>
+    </w:p>
+    <w:p>
+      <w:pPr>
+        <w:spacing w:line="336" w:lineRule="auto" w:after="180"/>
+      </w:pPr>
+      <w:r>
+        <w:rPr>
+          <w:b w:val="0"/>
+        </w:rPr>
         <w:t>Final classifier gets16/20 correct; two of four errors are false negatives.</w:t>
       </w:r>
     </w:p>
     <w:p>
-      <w:r>
+      <w:pPr>
+        <w:spacing w:line="336" w:lineRule="auto" w:after="180"/>
+      </w:pPr>
+      <w:r>
+        <w:rPr>
+          <w:b w:val="0"/>
+        </w:rPr>
         <w:t>Report supported metrics and what is missing.</w:t>
       </w:r>
     </w:p>
     <w:p>
-      <w:r>
-        <w:t>Show your trace, calculation or evidence</w:t>
+      <w:pPr>
+        <w:spacing w:line="336" w:lineRule="auto" w:after="180"/>
+      </w:pPr>
+      <w:r>
+        <w:rPr>
+          <w:b w:val="0"/>
+        </w:rPr>
+        <w:t xml:space="preserve">Show your trace, calculation or </w:t>
+      </w:r>
+      <w:r>
+        <w:rPr>
+          <w:b/>
+        </w:rPr>
+        <w:t>evidence</w:t>
       </w:r>
     </w:p>
     <w:p>
@@ -458,11 +649,53 @@
     </w:p>
     <w:p>
       <w:r>
-        <w:t>Your expo model succeeds on three demonstration plants. What evidence should accompany the demo and what limitation should you state?</w:t>
-      </w:r>
-    </w:p>
-    <w:p>
-      <w:r>
+        <w:t>Apply the procedure to the changed case and record why the conclusion follows.</w:t>
+      </w:r>
+    </w:p>
+    <w:p>
+      <w:pPr>
+        <w:spacing w:line="336" w:lineRule="auto" w:after="180"/>
+        <w:shd w:fill="F5F1FB"/>
+      </w:pPr>
+      <w:r>
+        <w:rPr>
+          <w:b w:val="0"/>
+        </w:rPr>
+        <w:t xml:space="preserve">Your expo model succeeds on three demonstration plants. What </w:t>
+      </w:r>
+      <w:r>
+        <w:rPr>
+          <w:b/>
+        </w:rPr>
+        <w:t>evidence</w:t>
+      </w:r>
+      <w:r>
+        <w:rPr>
+          <w:b w:val="0"/>
+        </w:rPr>
+        <w:t xml:space="preserve"> should accompany the demo and what </w:t>
+      </w:r>
+      <w:r>
+        <w:rPr>
+          <w:b/>
+        </w:rPr>
+        <w:t>limitation</w:t>
+      </w:r>
+      <w:r>
+        <w:rPr>
+          <w:b w:val="0"/>
+        </w:rPr>
+        <w:t xml:space="preserve"> should you state?</w:t>
+      </w:r>
+    </w:p>
+    <w:p>
+      <w:pPr>
+        <w:spacing w:line="336" w:lineRule="auto" w:after="180"/>
+      </w:pPr>
+      <w:r>
+        <w:rPr>
+          <w:b w:val="0"/>
+        </w:rPr>
         <w:t>My independent answer and reason</w:t>
       </w:r>
     </w:p>
@@ -517,7 +750,30 @@
     </w:p>
     <w:p>
       <w:r>
-        <w:t>Create a changed input, boundary case or missing-information case. Write the expected answer or safe response before testing.</w:t>
+        <w:t>Specify a changed input, expected result and observation separately.</w:t>
+      </w:r>
+    </w:p>
+    <w:p>
+      <w:pPr>
+        <w:spacing w:line="336" w:lineRule="auto" w:after="180"/>
+      </w:pPr>
+      <w:r>
+        <w:rPr>
+          <w:b w:val="0"/>
+        </w:rPr>
+        <w:t xml:space="preserve">Create a changed </w:t>
+      </w:r>
+      <w:r>
+        <w:rPr>
+          <w:b/>
+        </w:rPr>
+        <w:t>input</w:t>
+      </w:r>
+      <w:r>
+        <w:rPr>
+          <w:b w:val="0"/>
+        </w:rPr>
+        <w:t>, boundary case or missing-information case. Write the expected answer or safe response before testing.</w:t>
       </w:r>
     </w:p>
     <w:tbl>
@@ -646,12 +902,53 @@
     </w:p>
     <w:p>
       <w:r>
-        <w:t>Deliver the final Responsible Plant Classifier product card, live evidence trace, model card, and human-oversight commitment.</w:t>
-      </w:r>
-    </w:p>
-    <w:p>
-      <w:r>
-        <w:t>The project change and evidence I will keep</w:t>
+        <w:t>Justify what ML Builder Expo adds to Responsible Plant Classifier and keep the evidence.</w:t>
+      </w:r>
+    </w:p>
+    <w:p>
+      <w:pPr>
+        <w:spacing w:line="336" w:lineRule="auto" w:after="180"/>
+      </w:pPr>
+      <w:r>
+        <w:rPr>
+          <w:b w:val="0"/>
+        </w:rPr>
+        <w:t xml:space="preserve">Deliver the final Responsible Plant Classifier product card, live </w:t>
+      </w:r>
+      <w:r>
+        <w:rPr>
+          <w:b/>
+        </w:rPr>
+        <w:t>evidence</w:t>
+      </w:r>
+      <w:r>
+        <w:rPr>
+          <w:b w:val="0"/>
+        </w:rPr>
+        <w:t xml:space="preserve"> trace, model card, and human-oversight commitment.</w:t>
+      </w:r>
+    </w:p>
+    <w:p>
+      <w:pPr>
+        <w:spacing w:line="336" w:lineRule="auto" w:after="180"/>
+      </w:pPr>
+      <w:r>
+        <w:rPr>
+          <w:b w:val="0"/>
+        </w:rPr>
+        <w:t xml:space="preserve">The project change and </w:t>
+      </w:r>
+      <w:r>
+        <w:rPr>
+          <w:b/>
+        </w:rPr>
+        <w:t>evidence</w:t>
+      </w:r>
+      <w:r>
+        <w:rPr>
+          <w:b w:val="0"/>
+        </w:rPr>
+        <w:t xml:space="preserve"> I will keep</w:t>
       </w:r>
     </w:p>
     <w:p>
@@ -697,11 +994,54 @@
     </w:p>
     <w:p>
       <w:r>
-        <w:t>I can explain the mechanism. I can show evidence. I can handle a changed case. I can name a limit. Mark each as not yet, with help or independently, and attach supporting work.</w:t>
-      </w:r>
-    </w:p>
-    <w:p>
-      <w:r>
+        <w:t>Judge explanation, evidence, transfer and limits separately; attach the work behind your judgement.</w:t>
+      </w:r>
+    </w:p>
+    <w:p>
+      <w:pPr>
+        <w:pStyle w:val="ListBullet"/>
+      </w:pPr>
+      <w:r>
+        <w:t>I can explain the mechanism.</w:t>
+      </w:r>
+    </w:p>
+    <w:p>
+      <w:pPr>
+        <w:pStyle w:val="ListBullet"/>
+      </w:pPr>
+      <w:r>
+        <w:t>I can show evidence.</w:t>
+      </w:r>
+    </w:p>
+    <w:p>
+      <w:pPr>
+        <w:pStyle w:val="ListBullet"/>
+      </w:pPr>
+      <w:r>
+        <w:t>I can handle a changed case.</w:t>
+      </w:r>
+    </w:p>
+    <w:p>
+      <w:pPr>
+        <w:pStyle w:val="ListBullet"/>
+      </w:pPr>
+      <w:r>
+        <w:t>I can name a limit.</w:t>
+      </w:r>
+    </w:p>
+    <w:p>
+      <w:r>
+        <w:t>Mark each as not yet, with help or independently, and attach supporting work.</w:t>
+      </w:r>
+    </w:p>
+    <w:p>
+      <w:pPr>
+        <w:spacing w:line="336" w:lineRule="auto" w:after="180"/>
+      </w:pPr>
+      <w:r>
+        <w:rPr>
+          <w:b w:val="0"/>
+        </w:rPr>
         <w:t>Teacher review ____________________  Next step ____________________</w:t>
       </w:r>
     </w:p>
@@ -715,7 +1055,42 @@
     </w:p>
     <w:p>
       <w:r>
-        <w:t>Final counts are TP=12,FN=3,FP=5,TN=20. Compute accuracy, precision and recall, then state one limitation and a review trigger for the model defense.</w:t>
+        <w:t>Use this earlier case as transfer practice. A case already discussed with feedback is not fresh assessment evidence.</w:t>
+      </w:r>
+    </w:p>
+    <w:p>
+      <w:pPr>
+        <w:spacing w:line="336" w:lineRule="auto" w:after="180"/>
+      </w:pPr>
+      <w:r>
+        <w:rPr>
+          <w:b w:val="0"/>
+        </w:rPr>
+        <w:t xml:space="preserve">Final counts are TP=12,FN=3,FP=5,TN=20. Compute accuracy, precision and recall, then state one </w:t>
+      </w:r>
+      <w:r>
+        <w:rPr>
+          <w:b/>
+        </w:rPr>
+        <w:t>limitation</w:t>
+      </w:r>
+      <w:r>
+        <w:rPr>
+          <w:b w:val="0"/>
+        </w:rPr>
+        <w:t xml:space="preserve"> and a review trigger for the model </w:t>
+      </w:r>
+      <w:r>
+        <w:rPr>
+          <w:b/>
+        </w:rPr>
+        <w:t>defense</w:t>
+      </w:r>
+      <w:r>
+        <w:rPr>
+          <w:b w:val="0"/>
+        </w:rPr>
+        <w:t>.</w:t>
       </w:r>
     </w:p>
     <w:p>
@@ -762,7 +1137,13 @@
       </w:r>
     </w:p>
     <w:p>
-      <w:r>
+      <w:pPr>
+        <w:spacing w:line="336" w:lineRule="auto" w:after="180"/>
+      </w:pPr>
+      <w:r>
+        <w:rPr>
+          <w:b w:val="0"/>
+        </w:rPr>
         <w:t>Record support used: none, hint or teacher explanation.</w:t>
       </w:r>
     </w:p>
@@ -776,6 +1157,17 @@
     </w:p>
     <w:p>
       <w:r>
+        <w:t>Write an opening. Apply the supplied ML Builder Expo facts and keep your reasoning.</w:t>
+      </w:r>
+    </w:p>
+    <w:p>
+      <w:pPr>
+        <w:spacing w:line="336" w:lineRule="auto" w:after="180"/>
+      </w:pPr>
+      <w:r>
+        <w:rPr>
+          <w:b w:val="0"/>
+        </w:rPr>
         <w:t>Draft a three-sentence opening with purpose, a result and a limit.</w:t>
       </w:r>
     </w:p>
@@ -827,6 +1219,17 @@
     </w:p>
     <w:p>
       <w:r>
+        <w:t>Trace evidence. Apply the supplied ML Builder Expo facts and keep your reasoning.</w:t>
+      </w:r>
+    </w:p>
+    <w:p>
+      <w:pPr>
+        <w:spacing w:line="336" w:lineRule="auto" w:after="180"/>
+      </w:pPr>
+      <w:r>
+        <w:rPr>
+          <w:b w:val="0"/>
+        </w:rPr>
         <w:t>Name the files needed to audit one reported accuracy figure.</w:t>
       </w:r>
     </w:p>
@@ -878,6 +1281,17 @@
     </w:p>
     <w:p>
       <w:r>
+        <w:t>Answer critique. Apply the supplied ML Builder Expo facts and keep your reasoning.</w:t>
+      </w:r>
+    </w:p>
+    <w:p>
+      <w:pPr>
+        <w:spacing w:line="336" w:lineRule="auto" w:after="180"/>
+      </w:pPr>
+      <w:r>
+        <w:rPr>
+          <w:b w:val="0"/>
+        </w:rPr>
         <w:t>A peer asks whether your model works for every school. Give a supported response.</w:t>
       </w:r>
     </w:p>
@@ -929,7 +1343,30 @@
     </w:p>
     <w:p>
       <w:r>
-        <w:t>Review a defense claiming 95 percent success on 20 cases but omitting the baseline, split history and errors. Give three revision requests and explain why polish is insufficient.</w:t>
+        <w:t>Attempt before feedback. If this repeats the selected independent case, reuse that first attempt; otherwise keep a separate record. Apply independently. Apply the supplied ML Builder Expo facts and keep your reasoning.</w:t>
+      </w:r>
+    </w:p>
+    <w:p>
+      <w:pPr>
+        <w:spacing w:line="336" w:lineRule="auto" w:after="180"/>
+      </w:pPr>
+      <w:r>
+        <w:rPr>
+          <w:b w:val="0"/>
+        </w:rPr>
+        <w:t xml:space="preserve">Review a </w:t>
+      </w:r>
+      <w:r>
+        <w:rPr>
+          <w:b/>
+        </w:rPr>
+        <w:t>defense</w:t>
+      </w:r>
+      <w:r>
+        <w:rPr>
+          <w:b w:val="0"/>
+        </w:rPr>
+        <w:t xml:space="preserve"> claiming 95 percent success on 20 cases but omitting the baseline, split history and errors. Give three revision requests and explain why polish is insufficient.</w:t>
       </w:r>
     </w:p>
     <w:p>
@@ -990,7 +1427,30 @@
     </w:p>
     <w:p>
       <w:r>
-        <w:t>Write one next investigation tied to an observed limitation, and identify what must stay held out.</w:t>
+        <w:t>Plan the next step. Apply the supplied ML Builder Expo facts and keep your reasoning.</w:t>
+      </w:r>
+    </w:p>
+    <w:p>
+      <w:pPr>
+        <w:spacing w:line="336" w:lineRule="auto" w:after="180"/>
+      </w:pPr>
+      <w:r>
+        <w:rPr>
+          <w:b w:val="0"/>
+        </w:rPr>
+        <w:t xml:space="preserve">Write one next investigation tied to an observed </w:t>
+      </w:r>
+      <w:r>
+        <w:rPr>
+          <w:b/>
+        </w:rPr>
+        <w:t>limitation</w:t>
+      </w:r>
+      <w:r>
+        <w:rPr>
+          <w:b w:val="0"/>
+        </w:rPr>
+        <w:t>, and identify what must stay held out.</w:t>
       </w:r>
     </w:p>
     <w:p>
@@ -1037,6 +1497,11 @@
       </w:pPr>
       <w:r>
         <w:t>17. Feedback, return check and learning record</w:t>
+      </w:r>
+    </w:p>
+    <w:p>
+      <w:r>
+        <w:t>Record the first repaired step and a different case to revisit after a delay.</w:t>
       </w:r>
     </w:p>
     <w:tbl>
@@ -1176,7 +1641,13 @@
       </w:tr>
     </w:tbl>
     <w:p>
-      <w:r>
+      <w:pPr>
+        <w:spacing w:line="336" w:lineRule="auto" w:after="180"/>
+      </w:pPr>
+      <w:r>
+        <w:rPr>
+          <w:b w:val="0"/>
+        </w:rPr>
         <w:t>Revisit this idea with your teacher after a delay. Familiarity is different from explaining and using it on a changed case.</w:t>
       </w:r>
     </w:p>
@@ -1190,17 +1661,64 @@
     </w:p>
     <w:p>
       <w:r>
+        <w:t>Present a plant-classifier expo claim that another team could check. Explain the labelled step before checking the changed condition.</w:t>
+      </w:r>
+    </w:p>
+    <w:p>
+      <w:pPr>
+        <w:spacing w:line="336" w:lineRule="auto" w:after="180"/>
+      </w:pPr>
+      <w:r>
+        <w:rPr>
+          <w:b w:val="0"/>
+        </w:rPr>
         <w:t>Present a plant-classifier expo claim that another team could check.</w:t>
       </w:r>
     </w:p>
     <w:p>
-      <w:r>
-        <w:t>Toy expo evidence: 15 held-out photos from 5 plants; candidate12 correct, baseline10 correct. Three candidate failures are recorded; no outdoor trial exists.</w:t>
-      </w:r>
-    </w:p>
-    <w:p>
-      <w:r>
-        <w:t>All inputs and outcomes in this worked example are invented classroom data; no real model run is claimed.</w:t>
+      <w:pPr>
+        <w:spacing w:line="336" w:lineRule="auto" w:after="180"/>
+      </w:pPr>
+      <w:r>
+        <w:rPr>
+          <w:b w:val="0"/>
+        </w:rPr>
+        <w:t xml:space="preserve">Toy expo </w:t>
+      </w:r>
+      <w:r>
+        <w:rPr>
+          <w:b/>
+        </w:rPr>
+        <w:t>evidence</w:t>
+      </w:r>
+      <w:r>
+        <w:rPr>
+          <w:b w:val="0"/>
+        </w:rPr>
+        <w:t>: 15 held-out photos from 5 plants; candidate12 correct, baseline10 correct. Three candidate failures are recorded; no outdoor trial exists.</w:t>
+      </w:r>
+    </w:p>
+    <w:p>
+      <w:pPr>
+        <w:spacing w:line="336" w:lineRule="auto" w:after="180"/>
+      </w:pPr>
+      <w:r>
+        <w:rPr>
+          <w:b w:val="0"/>
+        </w:rPr>
+        <w:t xml:space="preserve">All </w:t>
+      </w:r>
+      <w:r>
+        <w:rPr>
+          <w:b/>
+        </w:rPr>
+        <w:t>input</w:t>
+      </w:r>
+      <w:r>
+        <w:rPr>
+          <w:b w:val="0"/>
+        </w:rPr>
+        <w:t>s and outcomes in this worked example are invented classroom data; no real model run is claimed.</w:t>
       </w:r>
     </w:p>
     <w:p>
@@ -1240,8 +1758,26 @@
       </w:r>
     </w:p>
     <w:p>
-      <w:r>
-        <w:t>Which three supporting items should be visible at the expo? Point to the relevant step in the picture, then write the changed result and the rule or evidence that supports it.</w:t>
+      <w:pPr>
+        <w:spacing w:line="336" w:lineRule="auto" w:after="180"/>
+      </w:pPr>
+      <w:r>
+        <w:rPr>
+          <w:b w:val="0"/>
+        </w:rPr>
+        <w:t xml:space="preserve">Which three supporting items should be visible at the expo? Point to the relevant step in the picture, then write the changed result and the rule or </w:t>
+      </w:r>
+      <w:r>
+        <w:rPr>
+          <w:b/>
+        </w:rPr>
+        <w:t>evidence</w:t>
+      </w:r>
+      <w:r>
+        <w:rPr>
+          <w:b w:val="0"/>
+        </w:rPr>
+        <w:t xml:space="preserve"> that supports it.</w:t>
       </w:r>
     </w:p>
     <w:p>
@@ -1283,13 +1819,81 @@
       </w:r>
     </w:p>
     <w:p>
-      <w:r>
-        <w:t>Support used: alone / hint / worked example. This record is practice evidence.</w:t>
-      </w:r>
-    </w:p>
-    <w:p>
-      <w:r>
-        <w:t>Project connection: For your Responsible Plant Classifier, save the input, procedure, observed result and limitation of this check. Label this worked example as practice; use a different, previously unreviewed case when checking independent understanding.</w:t>
+      <w:pPr>
+        <w:pStyle w:val="Heading3"/>
+      </w:pPr>
+      <w:r>
+        <w:t>Record the help used</w:t>
+      </w:r>
+    </w:p>
+    <w:p>
+      <w:pPr>
+        <w:spacing w:line="336" w:lineRule="auto" w:after="180"/>
+        <w:shd w:fill="F1F6F8"/>
+      </w:pPr>
+      <w:r>
+        <w:rPr>
+          <w:b w:val="0"/>
+        </w:rPr>
+        <w:t xml:space="preserve">Support used: alone / hint / worked example. This record is practice </w:t>
+      </w:r>
+      <w:r>
+        <w:rPr>
+          <w:b/>
+        </w:rPr>
+        <w:t>evidence</w:t>
+      </w:r>
+      <w:r>
+        <w:rPr>
+          <w:b w:val="0"/>
+        </w:rPr>
+        <w:t>.</w:t>
+      </w:r>
+    </w:p>
+    <w:p>
+      <w:pPr>
+        <w:spacing w:line="336" w:lineRule="auto" w:after="180"/>
+      </w:pPr>
+      <w:r>
+        <w:rPr>
+          <w:b w:val="0"/>
+        </w:rPr>
+        <w:t xml:space="preserve">Project connection: For your Responsible Plant Classifier, save the </w:t>
+      </w:r>
+      <w:r>
+        <w:rPr>
+          <w:b/>
+        </w:rPr>
+        <w:t>input</w:t>
+      </w:r>
+      <w:r>
+        <w:rPr>
+          <w:b w:val="0"/>
+        </w:rPr>
+        <w:t xml:space="preserve">, procedure, observed result and </w:t>
+      </w:r>
+      <w:r>
+        <w:rPr>
+          <w:b/>
+        </w:rPr>
+        <w:t>limitation</w:t>
+      </w:r>
+      <w:r>
+        <w:rPr>
+          <w:b w:val="0"/>
+        </w:rPr>
+        <w:t xml:space="preserve"> of this check.</w:t>
+      </w:r>
+    </w:p>
+    <w:p>
+      <w:pPr>
+        <w:spacing w:line="336" w:lineRule="auto" w:after="180"/>
+      </w:pPr>
+      <w:r>
+        <w:rPr>
+          <w:b w:val="0"/>
+        </w:rPr>
+        <w:t>Label this worked example as practice; use a different, previously unreviewed case when checking independent understanding.</w:t>
       </w:r>
     </w:p>
     <w:p>
@@ -1302,17 +1906,87 @@
     </w:p>
     <w:p>
       <w:r>
+        <w:t>Keep this week’s input, deciding step, result and limit together in the Responsible Plant Classifier record.</w:t>
+      </w:r>
+    </w:p>
+    <w:p>
+      <w:pPr>
+        <w:spacing w:line="336" w:lineRule="auto" w:after="180"/>
+      </w:pPr>
+      <w:r>
+        <w:rPr>
+          <w:b w:val="0"/>
+        </w:rPr>
         <w:t>Project: Responsible Plant Classifier</w:t>
       </w:r>
     </w:p>
     <w:p>
-      <w:r>
-        <w:t>Current milestone: Present and defend. Demonstrate the system, explain one failure and justify the next improvement with evidence.</w:t>
-      </w:r>
-    </w:p>
-    <w:p>
-      <w:r>
-        <w:t>For your Responsible Plant Classifier, save the input, procedure, observed result and limitation of this check. Label this worked example as practice; use a different, previously unreviewed case when checking independent understanding.</w:t>
+      <w:pPr>
+        <w:spacing w:line="336" w:lineRule="auto" w:after="180"/>
+      </w:pPr>
+      <w:r>
+        <w:rPr>
+          <w:b w:val="0"/>
+        </w:rPr>
+        <w:t xml:space="preserve">Current milestone: Present and defend. Demonstrate the system, explain one failure and justify the next improvement with </w:t>
+      </w:r>
+      <w:r>
+        <w:rPr>
+          <w:b/>
+        </w:rPr>
+        <w:t>evidence</w:t>
+      </w:r>
+      <w:r>
+        <w:rPr>
+          <w:b w:val="0"/>
+        </w:rPr>
+        <w:t>.</w:t>
+      </w:r>
+    </w:p>
+    <w:p>
+      <w:pPr>
+        <w:spacing w:line="336" w:lineRule="auto" w:after="180"/>
+      </w:pPr>
+      <w:r>
+        <w:rPr>
+          <w:b w:val="0"/>
+        </w:rPr>
+        <w:t xml:space="preserve">For your Responsible Plant Classifier, save the </w:t>
+      </w:r>
+      <w:r>
+        <w:rPr>
+          <w:b/>
+        </w:rPr>
+        <w:t>input</w:t>
+      </w:r>
+      <w:r>
+        <w:rPr>
+          <w:b w:val="0"/>
+        </w:rPr>
+        <w:t xml:space="preserve">, procedure, observed result and </w:t>
+      </w:r>
+      <w:r>
+        <w:rPr>
+          <w:b/>
+        </w:rPr>
+        <w:t>limitation</w:t>
+      </w:r>
+      <w:r>
+        <w:rPr>
+          <w:b w:val="0"/>
+        </w:rPr>
+        <w:t xml:space="preserve"> of this check.</w:t>
+      </w:r>
+    </w:p>
+    <w:p>
+      <w:pPr>
+        <w:spacing w:line="336" w:lineRule="auto" w:after="180"/>
+      </w:pPr>
+      <w:r>
+        <w:rPr>
+          <w:b w:val="0"/>
+        </w:rPr>
+        <w:t>Label this worked example as practice; use a different, previously unreviewed case when checking independent understanding.</w:t>
       </w:r>
     </w:p>
     <w:tbl>
@@ -1474,11 +2148,28 @@
     </w:p>
     <w:p>
       <w:r>
+        <w:t>Try the supported questions before comparing with hints and feedback. Record what you repaired and the evidence you retained.</w:t>
+      </w:r>
+    </w:p>
+    <w:p>
+      <w:pPr>
+        <w:spacing w:line="336" w:lineRule="auto" w:after="180"/>
+      </w:pPr>
+      <w:r>
+        <w:rPr>
+          <w:b w:val="0"/>
+        </w:rPr>
         <w:t>Use this supported practice once, in the browser or on paper. Keep the reserved independent assessment for a separate first attempt before teacher feedback.</w:t>
       </w:r>
     </w:p>
     <w:p>
-      <w:r>
+      <w:pPr>
+        <w:spacing w:line="336" w:lineRule="auto" w:after="180"/>
+      </w:pPr>
+      <w:r>
+        <w:rPr>
+          <w:b w:val="0"/>
+        </w:rPr>
         <w:t>Present a plant-classifier expo claim that another team could check.</w:t>
       </w:r>
     </w:p>
@@ -1491,22 +2182,61 @@
       </w:r>
     </w:p>
     <w:p>
-      <w:r>
-        <w:t>Which labelled step matches this detail? Present the three failure records and indoor-only limitation beside the headline rate.</w:t>
-      </w:r>
-    </w:p>
-    <w:p>
-      <w:r>
+      <w:pPr>
+        <w:spacing w:line="336" w:lineRule="auto" w:after="180"/>
+      </w:pPr>
+      <w:r>
+        <w:rPr>
+          <w:b w:val="0"/>
+        </w:rPr>
+        <w:t xml:space="preserve">Which labelled step matches this detail? Present the three failure records and indoor-only </w:t>
+      </w:r>
+      <w:r>
+        <w:rPr>
+          <w:b/>
+        </w:rPr>
+        <w:t>limitation</w:t>
+      </w:r>
+      <w:r>
+        <w:rPr>
+          <w:b w:val="0"/>
+        </w:rPr>
+        <w:t xml:space="preserve"> beside the headline rate.</w:t>
+      </w:r>
+    </w:p>
+    <w:p>
+      <w:pPr>
+        <w:spacing w:line="336" w:lineRule="auto" w:after="180"/>
+        <w:shd w:fill="F4F9FC"/>
+      </w:pPr>
+      <w:r>
+        <w:rPr>
+          <w:b w:val="0"/>
+        </w:rPr>
         <w:t>1. Show failures</w:t>
       </w:r>
     </w:p>
     <w:p>
-      <w:r>
+      <w:pPr>
+        <w:spacing w:line="336" w:lineRule="auto" w:after="180"/>
+        <w:shd w:fill="F4F9FC"/>
+      </w:pPr>
+      <w:r>
+        <w:rPr>
+          <w:b w:val="0"/>
+        </w:rPr>
         <w:t>2. Show independence</w:t>
       </w:r>
     </w:p>
     <w:p>
-      <w:r>
+      <w:pPr>
+        <w:spacing w:line="336" w:lineRule="auto" w:after="180"/>
+        <w:shd w:fill="F4F9FC"/>
+      </w:pPr>
+      <w:r>
+        <w:rPr>
+          <w:b w:val="0"/>
+        </w:rPr>
         <w:t>3. Show denominator</w:t>
       </w:r>
     </w:p>
@@ -1544,41 +2274,203 @@
       </w:r>
     </w:p>
     <w:p>
-      <w:r>
+      <w:pPr>
+        <w:pStyle w:val="Heading3"/>
+      </w:pPr>
+      <w:r>
+        <w:t>Hint · try first</w:t>
+      </w:r>
+    </w:p>
+    <w:p>
+      <w:pPr>
+        <w:spacing w:line="336" w:lineRule="auto" w:after="180"/>
+        <w:shd w:fill="F1F6F8"/>
+      </w:pPr>
+      <w:r>
+        <w:rPr>
+          <w:b w:val="0"/>
+        </w:rPr>
         <w:t>Hint if needed: Read the steps in the pictorial case. Match the supplied detail to the stage that performs or records it.</w:t>
       </w:r>
     </w:p>
     <w:p>
-      <w:r>
-        <w:t>After your attempt, compare with the supported explanation: Show failures Present the three failure records and indoor-only limitation beside the headline rate. Read the picture in order. Present the three failure records and indoor-only limitation beside the headline rate. The arrows show which recorded input or intermediate result each decision uses. Explain the deciding step aloud before checking the changed case; pointing to the final answer alone does not show how it follows.</w:t>
-      </w:r>
-    </w:p>
-    <w:p>
       <w:pPr>
         <w:pStyle w:val="Heading3"/>
       </w:pPr>
       <w:r>
+        <w:t>Feedback · compare after trying</w:t>
+      </w:r>
+    </w:p>
+    <w:p>
+      <w:pPr>
+        <w:spacing w:line="336" w:lineRule="auto" w:after="180"/>
+        <w:shd w:fill="F1F6FC"/>
+      </w:pPr>
+      <w:r>
+        <w:rPr>
+          <w:b w:val="0"/>
+        </w:rPr>
+        <w:t xml:space="preserve">After your attempt, compare with the supported explanation: Show failures Present the three failure records and indoor-only </w:t>
+      </w:r>
+      <w:r>
+        <w:rPr>
+          <w:b/>
+        </w:rPr>
+        <w:t>limitation</w:t>
+      </w:r>
+      <w:r>
+        <w:rPr>
+          <w:b w:val="0"/>
+        </w:rPr>
+        <w:t xml:space="preserve"> beside the headline rate. Read the picture in order.</w:t>
+      </w:r>
+    </w:p>
+    <w:p>
+      <w:pPr>
+        <w:spacing w:line="336" w:lineRule="auto" w:after="180"/>
+        <w:shd w:fill="F1F6FC"/>
+      </w:pPr>
+      <w:r>
+        <w:rPr>
+          <w:b w:val="0"/>
+        </w:rPr>
+        <w:t xml:space="preserve">Present the three failure records and indoor-only </w:t>
+      </w:r>
+      <w:r>
+        <w:rPr>
+          <w:b/>
+        </w:rPr>
+        <w:t>limitation</w:t>
+      </w:r>
+      <w:r>
+        <w:rPr>
+          <w:b w:val="0"/>
+        </w:rPr>
+        <w:t xml:space="preserve"> beside the headline rate. The arrows show which recorded </w:t>
+      </w:r>
+      <w:r>
+        <w:rPr>
+          <w:b/>
+        </w:rPr>
+        <w:t>input</w:t>
+      </w:r>
+      <w:r>
+        <w:rPr>
+          <w:b w:val="0"/>
+        </w:rPr>
+        <w:t xml:space="preserve"> or intermediate result each decision uses.</w:t>
+      </w:r>
+    </w:p>
+    <w:p>
+      <w:pPr>
+        <w:spacing w:line="336" w:lineRule="auto" w:after="180"/>
+        <w:shd w:fill="F1F6FC"/>
+      </w:pPr>
+      <w:r>
+        <w:rPr>
+          <w:b w:val="0"/>
+        </w:rPr>
+        <w:t>Explain the deciding step aloud before checking the changed case; pointing to the final answer alone does not show how it follows.</w:t>
+      </w:r>
+    </w:p>
+    <w:p>
+      <w:pPr>
+        <w:pStyle w:val="Heading3"/>
+      </w:pPr>
+      <w:r>
         <w:t>Practice 2: explain the deciding evidence</w:t>
       </w:r>
     </w:p>
     <w:p>
-      <w:r>
+      <w:pPr>
+        <w:pStyle w:val="Heading3"/>
+      </w:pPr>
+      <w:r>
+        <w:t>Changed case · predict first</w:t>
+      </w:r>
+    </w:p>
+    <w:p>
+      <w:pPr>
+        <w:spacing w:line="336" w:lineRule="auto" w:after="180"/>
+        <w:shd w:fill="F5F1FB"/>
+      </w:pPr>
+      <w:r>
+        <w:rPr>
+          <w:b w:val="0"/>
+        </w:rPr>
         <w:t>Changed-case practice: The poster omits the baseline and calls the model “field ready”. Which conclusion is supported by the supplied facts?</w:t>
       </w:r>
     </w:p>
     <w:p>
-      <w:r>
-        <w:t>1. The headline exceeds the supplied evidence.</w:t>
-      </w:r>
-    </w:p>
-    <w:p>
-      <w:r>
-        <w:t>2. This one example guarantees correct results for every future input.</w:t>
-      </w:r>
-    </w:p>
-    <w:p>
-      <w:r>
-        <w:t>3. We can decide the result without examining the changed input or the procedure.</w:t>
+      <w:pPr>
+        <w:spacing w:line="336" w:lineRule="auto" w:after="180"/>
+        <w:shd w:fill="F4F9FC"/>
+      </w:pPr>
+      <w:r>
+        <w:rPr>
+          <w:b w:val="0"/>
+        </w:rPr>
+        <w:t xml:space="preserve">1. The headline exceeds the supplied </w:t>
+      </w:r>
+      <w:r>
+        <w:rPr>
+          <w:b/>
+        </w:rPr>
+        <w:t>evidence</w:t>
+      </w:r>
+      <w:r>
+        <w:rPr>
+          <w:b w:val="0"/>
+        </w:rPr>
+        <w:t>.</w:t>
+      </w:r>
+    </w:p>
+    <w:p>
+      <w:pPr>
+        <w:spacing w:line="336" w:lineRule="auto" w:after="180"/>
+        <w:shd w:fill="F4F9FC"/>
+      </w:pPr>
+      <w:r>
+        <w:rPr>
+          <w:b w:val="0"/>
+        </w:rPr>
+        <w:t xml:space="preserve">2. This one example guarantees correct results for every future </w:t>
+      </w:r>
+      <w:r>
+        <w:rPr>
+          <w:b/>
+        </w:rPr>
+        <w:t>input</w:t>
+      </w:r>
+      <w:r>
+        <w:rPr>
+          <w:b w:val="0"/>
+        </w:rPr>
+        <w:t>.</w:t>
+      </w:r>
+    </w:p>
+    <w:p>
+      <w:pPr>
+        <w:spacing w:line="336" w:lineRule="auto" w:after="180"/>
+        <w:shd w:fill="F4F9FC"/>
+      </w:pPr>
+      <w:r>
+        <w:rPr>
+          <w:b w:val="0"/>
+        </w:rPr>
+        <w:t xml:space="preserve">3. We can decide the result without examining the changed </w:t>
+      </w:r>
+      <w:r>
+        <w:rPr>
+          <w:b/>
+        </w:rPr>
+        <w:t>input</w:t>
+      </w:r>
+      <w:r>
+        <w:rPr>
+          <w:b w:val="0"/>
+        </w:rPr>
+        <w:t xml:space="preserve"> or the procedure.</w:t>
       </w:r>
     </w:p>
     <w:p>
@@ -1615,36 +2507,225 @@
       </w:r>
     </w:p>
     <w:p>
-      <w:r>
+      <w:pPr>
+        <w:pStyle w:val="Heading3"/>
+      </w:pPr>
+      <w:r>
+        <w:t>Hint · try first</w:t>
+      </w:r>
+    </w:p>
+    <w:p>
+      <w:pPr>
+        <w:spacing w:line="336" w:lineRule="auto" w:after="180"/>
+        <w:shd w:fill="F1F6F8"/>
+      </w:pPr>
+      <w:r>
+        <w:rPr>
+          <w:b w:val="0"/>
+        </w:rPr>
         <w:t>Hint if needed: Use the changed condition and the deciding step in the pictorial trace. The answer must say what follows from those facts.</w:t>
       </w:r>
     </w:p>
     <w:p>
-      <w:r>
-        <w:t>After your attempt, compare with the supported explanation: The headline exceeds the supplied evidence. No outdoor evaluation is supplied, and the comparative benefit is obscured without the same-case baseline.</w:t>
-      </w:r>
-    </w:p>
-    <w:p>
       <w:pPr>
         <w:pStyle w:val="Heading3"/>
       </w:pPr>
       <w:r>
+        <w:t>Feedback · compare after trying</w:t>
+      </w:r>
+    </w:p>
+    <w:p>
+      <w:pPr>
+        <w:spacing w:line="336" w:lineRule="auto" w:after="180"/>
+        <w:shd w:fill="F1F6FC"/>
+      </w:pPr>
+      <w:r>
+        <w:rPr>
+          <w:b w:val="0"/>
+        </w:rPr>
+        <w:t xml:space="preserve">After your attempt, compare with the supported explanation: The headline exceeds the supplied </w:t>
+      </w:r>
+      <w:r>
+        <w:rPr>
+          <w:b/>
+        </w:rPr>
+        <w:t>evidence</w:t>
+      </w:r>
+      <w:r>
+        <w:rPr>
+          <w:b w:val="0"/>
+        </w:rPr>
+        <w:t>. No outdoor evaluation is supplied, and the comparative benefit is obscured without the same-case baseline.</w:t>
+      </w:r>
+    </w:p>
+    <w:p>
+      <w:pPr>
+        <w:pStyle w:val="Heading3"/>
+      </w:pPr>
+      <w:r>
         <w:t>Repair a missing building block</w:t>
       </w:r>
     </w:p>
     <w:p>
-      <w:r>
-        <w:t>Review Capstone Train, Analyze, Improve (ai-4/35). Goal: Run a frozen final evaluation with complete accounting. Short practice: Why is “the revision is better” incomplete? Point to the relevant step in the picture, then write the changed result and the rule or evidence that supports it.. Return to this week and explain what you changed.</w:t>
-      </w:r>
-    </w:p>
-    <w:p>
-      <w:r>
-        <w:t>Review Model Cards and Human Review (ai-4/33). Goal: Write a model card whose claims match evidence. Short practice: Write a bounded replacement for the publicity sentence. Point to the relevant step in the picture, then write the changed result and the rule or evidence that supports it.. Return to this week and explain what you changed.</w:t>
-      </w:r>
-    </w:p>
-    <w:p>
-      <w:r>
-        <w:t>Review Improve Generalization (ai-4/30). Goal: Compare training and validation evidence for model capacity. Short practice: What fresh evidence is needed after adding crossed training data? Point to the relevant step in the picture, then write the changed result and the rule or evidence that supports it.. Return to this week and explain what you changed.</w:t>
+      <w:pPr>
+        <w:spacing w:line="336" w:lineRule="auto" w:after="180"/>
+      </w:pPr>
+      <w:r>
+        <w:rPr>
+          <w:b w:val="0"/>
+        </w:rPr>
+        <w:t>Review Capstone Train, Analyze, Improve (ai-4/35). Goal: Run a frozen final evaluation with complete accounting. Short practice: Why is “the revision is better” incomplete?</w:t>
+      </w:r>
+    </w:p>
+    <w:p>
+      <w:pPr>
+        <w:spacing w:line="336" w:lineRule="auto" w:after="180"/>
+      </w:pPr>
+      <w:r>
+        <w:rPr>
+          <w:b w:val="0"/>
+        </w:rPr>
+        <w:t xml:space="preserve">Point to the relevant step in the picture, then write the changed result and the rule or </w:t>
+      </w:r>
+      <w:r>
+        <w:rPr>
+          <w:b/>
+        </w:rPr>
+        <w:t>evidence</w:t>
+      </w:r>
+      <w:r>
+        <w:rPr>
+          <w:b w:val="0"/>
+        </w:rPr>
+        <w:t xml:space="preserve"> that supports it.. Return to this week and explain what you changed.</w:t>
+      </w:r>
+    </w:p>
+    <w:p>
+      <w:pPr>
+        <w:spacing w:line="336" w:lineRule="auto" w:after="180"/>
+      </w:pPr>
+      <w:r>
+        <w:rPr>
+          <w:b w:val="0"/>
+        </w:rPr>
+        <w:t xml:space="preserve">Review Model Cards and Human Review (ai-4/33). Goal: Write a model card whose claims match </w:t>
+      </w:r>
+      <w:r>
+        <w:rPr>
+          <w:b/>
+        </w:rPr>
+        <w:t>evidence</w:t>
+      </w:r>
+      <w:r>
+        <w:rPr>
+          <w:b w:val="0"/>
+        </w:rPr>
+        <w:t>. Short practice: Write a bounded replacement for the publicity sentence.</w:t>
+      </w:r>
+    </w:p>
+    <w:p>
+      <w:pPr>
+        <w:spacing w:line="336" w:lineRule="auto" w:after="180"/>
+      </w:pPr>
+      <w:r>
+        <w:rPr>
+          <w:b w:val="0"/>
+        </w:rPr>
+        <w:t xml:space="preserve">Point to the relevant step in the picture, then write the changed result and the rule or </w:t>
+      </w:r>
+      <w:r>
+        <w:rPr>
+          <w:b/>
+        </w:rPr>
+        <w:t>evidence</w:t>
+      </w:r>
+      <w:r>
+        <w:rPr>
+          <w:b w:val="0"/>
+        </w:rPr>
+        <w:t xml:space="preserve"> that supports it.. Return to this week and explain what you changed.</w:t>
+      </w:r>
+    </w:p>
+    <w:p>
+      <w:pPr>
+        <w:spacing w:line="336" w:lineRule="auto" w:after="180"/>
+      </w:pPr>
+      <w:r>
+        <w:rPr>
+          <w:b w:val="0"/>
+        </w:rPr>
+        <w:t xml:space="preserve">Review Improve Generalization (ai-4/30). Goal: Compare </w:t>
+      </w:r>
+      <w:r>
+        <w:rPr>
+          <w:b/>
+        </w:rPr>
+        <w:t>training</w:t>
+      </w:r>
+      <w:r>
+        <w:rPr>
+          <w:b w:val="0"/>
+        </w:rPr>
+        <w:t xml:space="preserve"> and validation </w:t>
+      </w:r>
+      <w:r>
+        <w:rPr>
+          <w:b/>
+        </w:rPr>
+        <w:t>evidence</w:t>
+      </w:r>
+      <w:r>
+        <w:rPr>
+          <w:b w:val="0"/>
+        </w:rPr>
+        <w:t xml:space="preserve"> for model capacity. Short practice: What fresh </w:t>
+      </w:r>
+      <w:r>
+        <w:rPr>
+          <w:b/>
+        </w:rPr>
+        <w:t>evidence</w:t>
+      </w:r>
+      <w:r>
+        <w:rPr>
+          <w:b w:val="0"/>
+        </w:rPr>
+        <w:t xml:space="preserve"> is needed after adding crossed </w:t>
+      </w:r>
+      <w:r>
+        <w:rPr>
+          <w:b/>
+        </w:rPr>
+        <w:t>training</w:t>
+      </w:r>
+      <w:r>
+        <w:rPr>
+          <w:b w:val="0"/>
+        </w:rPr>
+        <w:t xml:space="preserve"> data?</w:t>
+      </w:r>
+    </w:p>
+    <w:p>
+      <w:pPr>
+        <w:spacing w:line="336" w:lineRule="auto" w:after="180"/>
+      </w:pPr>
+      <w:r>
+        <w:rPr>
+          <w:b w:val="0"/>
+        </w:rPr>
+        <w:t xml:space="preserve">Point to the relevant step in the picture, then write the changed result and the rule or </w:t>
+      </w:r>
+      <w:r>
+        <w:rPr>
+          <w:b/>
+        </w:rPr>
+        <w:t>evidence</w:t>
+      </w:r>
+      <w:r>
+        <w:rPr>
+          <w:b w:val="0"/>
+        </w:rPr>
+        <w:t xml:space="preserve"> that supports it.. Return to this week and explain what you changed.</w:t>
       </w:r>
     </w:p>
     <w:p>
@@ -1656,8 +2737,49 @@
       </w:r>
     </w:p>
     <w:p>
-      <w:r>
-        <w:t>Use Download completed work in the hosted lesson to export your answers, reflections, practice feedback and code-run evidence. Open the HTML copy to read or print it. Drafts stay in this browser when storage is available; clear drafts on a shared device.</w:t>
+      <w:pPr>
+        <w:spacing w:line="336" w:lineRule="auto" w:after="180"/>
+      </w:pPr>
+      <w:r>
+        <w:rPr>
+          <w:b w:val="0"/>
+        </w:rPr>
+        <w:t xml:space="preserve">Use Download completed work in the hosted lesson to export your answers, </w:t>
+      </w:r>
+      <w:r>
+        <w:rPr>
+          <w:b/>
+        </w:rPr>
+        <w:t>reflection</w:t>
+      </w:r>
+      <w:r>
+        <w:rPr>
+          <w:b w:val="0"/>
+        </w:rPr>
+        <w:t xml:space="preserve">s, practice feedback and code-run </w:t>
+      </w:r>
+      <w:r>
+        <w:rPr>
+          <w:b/>
+        </w:rPr>
+        <w:t>evidence</w:t>
+      </w:r>
+      <w:r>
+        <w:rPr>
+          <w:b w:val="0"/>
+        </w:rPr>
+        <w:t>. Open the HTML copy to read or print it.</w:t>
+      </w:r>
+    </w:p>
+    <w:p>
+      <w:pPr>
+        <w:spacing w:line="336" w:lineRule="auto" w:after="180"/>
+      </w:pPr>
+      <w:r>
+        <w:rPr>
+          <w:b w:val="0"/>
+        </w:rPr>
+        <w:t>Drafts stay in this browser when storage is available; clear drafts on a shared device.</w:t>
       </w:r>
     </w:p>
     <w:p>
@@ -1671,6 +2793,882 @@
     <w:p>
       <w:r>
         <w:t>________________________________________________________________</w:t>
+      </w:r>
+    </w:p>
+    <w:p>
+      <w:r>
+        <w:t>________________________________________________________________</w:t>
+      </w:r>
+    </w:p>
+    <w:p>
+      <w:r>
+        <w:t>________________________________________________________________</w:t>
+      </w:r>
+    </w:p>
+    <w:p>
+      <w:r>
+        <w:t>________________________________________________________________</w:t>
+      </w:r>
+    </w:p>
+    <w:p>
+      <w:r>
+        <w:t>________________________________________________________________</w:t>
+      </w:r>
+    </w:p>
+    <w:p>
+      <w:pPr>
+        <w:pStyle w:val="Heading1"/>
+      </w:pPr>
+      <w:r>
+        <w:t>21. Visual concept journey</w:t>
+      </w:r>
+    </w:p>
+    <w:p>
+      <w:r>
+        <w:t>Explain each ML Builder Expo picture from its labels, then record a relevant limit.</w:t>
+      </w:r>
+    </w:p>
+    <w:p>
+      <w:pPr>
+        <w:pStyle w:val="Heading3"/>
+      </w:pPr>
+      <w:r>
+        <w:t>01. ML Builder Expo: the case</w:t>
+      </w:r>
+    </w:p>
+    <w:p>
+      <w:r>
+        <w:drawing>
+          <wp:inline xmlns:a="http://schemas.openxmlformats.org/drawingml/2006/main" xmlns:pic="http://schemas.openxmlformats.org/drawingml/2006/picture">
+            <wp:extent cx="5486400" cy="3142488"/>
+            <wp:docPr id="2" name="Picture 2" descr="Present a plant-classifier expo claim that another team could check. Supplied facts: Toy expo evidence: 15 held-out photos from 5 plants; candidate12 correct, baseline10 correct. Three candidate failures are recorded; no outdoor trial exists. All inputs and outcomes in this worked example are invented classroom data; no real model run is claimed."/>
+            <wp:cNvGraphicFramePr>
+              <a:graphicFrameLocks noChangeAspect="1"/>
+            </wp:cNvGraphicFramePr>
+            <a:graphic>
+              <a:graphicData uri="http://schemas.openxmlformats.org/drawingml/2006/picture">
+                <pic:pic>
+                  <pic:nvPicPr>
+                    <pic:cNvPr id="0" name="academy-story-ai-4-36-01.png"/>
+                    <pic:cNvPicPr/>
+                  </pic:nvPicPr>
+                  <pic:blipFill>
+                    <a:blip r:embed="rId10"/>
+                    <a:stretch>
+                      <a:fillRect/>
+                    </a:stretch>
+                  </pic:blipFill>
+                  <pic:spPr>
+                    <a:xfrm>
+                      <a:off x="0" y="0"/>
+                      <a:ext cx="5486400" cy="3142488"/>
+                    </a:xfrm>
+                    <a:prstGeom prst="rect"/>
+                  </pic:spPr>
+                </pic:pic>
+              </a:graphicData>
+            </a:graphic>
+          </wp:inline>
+        </w:drawing>
+      </w:r>
+    </w:p>
+    <w:p>
+      <w:pPr>
+        <w:spacing w:line="336" w:lineRule="auto" w:after="180"/>
+      </w:pPr>
+      <w:r>
+        <w:rPr>
+          <w:b w:val="0"/>
+        </w:rPr>
+        <w:t xml:space="preserve">Present a plant-classifier expo claim that another team could check. Supplied facts: Toy expo </w:t>
+      </w:r>
+      <w:r>
+        <w:rPr>
+          <w:b/>
+        </w:rPr>
+        <w:t>evidence</w:t>
+      </w:r>
+      <w:r>
+        <w:rPr>
+          <w:b w:val="0"/>
+        </w:rPr>
+        <w:t>: 15 held-out photos from 5 plants; candidate12 correct, baseline10 correct.</w:t>
+      </w:r>
+    </w:p>
+    <w:p>
+      <w:pPr>
+        <w:spacing w:line="336" w:lineRule="auto" w:after="180"/>
+      </w:pPr>
+      <w:r>
+        <w:rPr>
+          <w:b w:val="0"/>
+        </w:rPr>
+        <w:t xml:space="preserve">Three candidate failures are recorded; no outdoor trial exists. All </w:t>
+      </w:r>
+      <w:r>
+        <w:rPr>
+          <w:b/>
+        </w:rPr>
+        <w:t>input</w:t>
+      </w:r>
+      <w:r>
+        <w:rPr>
+          <w:b w:val="0"/>
+        </w:rPr>
+        <w:t>s and outcomes in this worked example are invented classroom data; no real model run is claimed.</w:t>
+      </w:r>
+    </w:p>
+    <w:p>
+      <w:pPr>
+        <w:spacing w:line="336" w:lineRule="auto" w:after="180"/>
+        <w:shd w:fill="F5F1FB"/>
+      </w:pPr>
+      <w:r>
+        <w:rPr>
+          <w:b w:val="0"/>
+        </w:rPr>
+        <w:t>Point to the given fact that matters most. Explain why it matters.</w:t>
+      </w:r>
+    </w:p>
+    <w:p>
+      <w:pPr>
+        <w:pStyle w:val="Heading3"/>
+      </w:pPr>
+      <w:r>
+        <w:t>My picture explanation, deciding evidence and one limit</w:t>
+      </w:r>
+    </w:p>
+    <w:p>
+      <w:r>
+        <w:t>________________________________________________________________</w:t>
+      </w:r>
+    </w:p>
+    <w:p>
+      <w:r>
+        <w:t>________________________________________________________________</w:t>
+      </w:r>
+    </w:p>
+    <w:p>
+      <w:r>
+        <w:t>________________________________________________________________</w:t>
+      </w:r>
+    </w:p>
+    <w:p>
+      <w:r>
+        <w:t>________________________________________________________________</w:t>
+      </w:r>
+    </w:p>
+    <w:p>
+      <w:pPr>
+        <w:pStyle w:val="Heading3"/>
+      </w:pPr>
+      <w:r>
+        <w:t>02. Follow the deciding steps</w:t>
+      </w:r>
+    </w:p>
+    <w:p>
+      <w:r>
+        <w:drawing>
+          <wp:inline xmlns:a="http://schemas.openxmlformats.org/drawingml/2006/main" xmlns:pic="http://schemas.openxmlformats.org/drawingml/2006/picture">
+            <wp:extent cx="5486400" cy="3337560"/>
+            <wp:docPr id="3" name="Picture 3" descr="Show denominator: Candidate12/15=80%; baseline10/15≈66.7% on the same cases. → Show independence: Explain five held-out plant identities and three related views per plant. → Show failures: Present the three failure records and indoor-only limitation beside the headline rate."/>
+            <wp:cNvGraphicFramePr>
+              <a:graphicFrameLocks noChangeAspect="1"/>
+            </wp:cNvGraphicFramePr>
+            <a:graphic>
+              <a:graphicData uri="http://schemas.openxmlformats.org/drawingml/2006/picture">
+                <pic:pic>
+                  <pic:nvPicPr>
+                    <pic:cNvPr id="0" name="academy-story-ai-4-36-02.png"/>
+                    <pic:cNvPicPr/>
+                  </pic:nvPicPr>
+                  <pic:blipFill>
+                    <a:blip r:embed="rId11"/>
+                    <a:stretch>
+                      <a:fillRect/>
+                    </a:stretch>
+                  </pic:blipFill>
+                  <pic:spPr>
+                    <a:xfrm>
+                      <a:off x="0" y="0"/>
+                      <a:ext cx="5486400" cy="3337560"/>
+                    </a:xfrm>
+                    <a:prstGeom prst="rect"/>
+                  </pic:spPr>
+                </pic:pic>
+              </a:graphicData>
+            </a:graphic>
+          </wp:inline>
+        </w:drawing>
+      </w:r>
+    </w:p>
+    <w:p>
+      <w:pPr>
+        <w:spacing w:line="336" w:lineRule="auto" w:after="180"/>
+      </w:pPr>
+      <w:r>
+        <w:rPr>
+          <w:b w:val="0"/>
+        </w:rPr>
+        <w:t>Show denominator: Candidate12/15=</w:t>
+      </w:r>
+      <w:r>
+        <w:rPr>
+          <w:b/>
+        </w:rPr>
+        <w:t>80%</w:t>
+      </w:r>
+      <w:r>
+        <w:rPr>
+          <w:b w:val="0"/>
+        </w:rPr>
+        <w:t xml:space="preserve">; baseline10/15≈66.7% on the same cases. → Show independence: Explain five held-out plant identities and three related views per plant. → Show failures: Present the three failure records and indoor-only </w:t>
+      </w:r>
+      <w:r>
+        <w:rPr>
+          <w:b/>
+        </w:rPr>
+        <w:t>limitation</w:t>
+      </w:r>
+      <w:r>
+        <w:rPr>
+          <w:b w:val="0"/>
+        </w:rPr>
+        <w:t xml:space="preserve"> beside the headline rate.</w:t>
+      </w:r>
+    </w:p>
+    <w:p>
+      <w:pPr>
+        <w:spacing w:line="336" w:lineRule="auto" w:after="180"/>
+        <w:shd w:fill="F5F1FB"/>
+      </w:pPr>
+      <w:r>
+        <w:rPr>
+          <w:b w:val="0"/>
+        </w:rPr>
+        <w:t xml:space="preserve">Point to each numbered stage and explain which recorded </w:t>
+      </w:r>
+      <w:r>
+        <w:rPr>
+          <w:b/>
+        </w:rPr>
+        <w:t>input</w:t>
+      </w:r>
+      <w:r>
+        <w:rPr>
+          <w:b w:val="0"/>
+        </w:rPr>
+        <w:t xml:space="preserve"> it uses.</w:t>
+      </w:r>
+    </w:p>
+    <w:p>
+      <w:pPr>
+        <w:pStyle w:val="Heading3"/>
+      </w:pPr>
+      <w:r>
+        <w:t>My picture explanation, deciding evidence and one limit</w:t>
+      </w:r>
+    </w:p>
+    <w:p>
+      <w:r>
+        <w:t>________________________________________________________________</w:t>
+      </w:r>
+    </w:p>
+    <w:p>
+      <w:r>
+        <w:t>________________________________________________________________</w:t>
+      </w:r>
+    </w:p>
+    <w:p>
+      <w:r>
+        <w:t>________________________________________________________________</w:t>
+      </w:r>
+    </w:p>
+    <w:p>
+      <w:r>
+        <w:t>________________________________________________________________</w:t>
+      </w:r>
+    </w:p>
+    <w:p>
+      <w:pPr>
+        <w:pStyle w:val="Heading3"/>
+      </w:pPr>
+      <w:r>
+        <w:t>03. Machine learning project defense at a glance</w:t>
+      </w:r>
+    </w:p>
+    <w:p>
+      <w:r>
+        <w:drawing>
+          <wp:inline xmlns:a="http://schemas.openxmlformats.org/drawingml/2006/main" xmlns:pic="http://schemas.openxmlformats.org/drawingml/2006/picture">
+            <wp:extent cx="5486400" cy="2834640"/>
+            <wp:docPr id="4" name="Picture 4" descr="Machine learning project defense at a glance. Show the process | Task data splits versions | Explain one prediction. Show the evidence | Baseline metrics errors | Trace one reported number. Show the limits | Unsupported uses next step | Answer peer questions"/>
+            <wp:cNvGraphicFramePr>
+              <a:graphicFrameLocks noChangeAspect="1"/>
+            </wp:cNvGraphicFramePr>
+            <a:graphic>
+              <a:graphicData uri="http://schemas.openxmlformats.org/drawingml/2006/picture">
+                <pic:pic>
+                  <pic:nvPicPr>
+                    <pic:cNvPr id="0" name="academy-story-ai-4-36-03.png"/>
+                    <pic:cNvPicPr/>
+                  </pic:nvPicPr>
+                  <pic:blipFill>
+                    <a:blip r:embed="rId12"/>
+                    <a:stretch>
+                      <a:fillRect/>
+                    </a:stretch>
+                  </pic:blipFill>
+                  <pic:spPr>
+                    <a:xfrm>
+                      <a:off x="0" y="0"/>
+                      <a:ext cx="5486400" cy="2834640"/>
+                    </a:xfrm>
+                    <a:prstGeom prst="rect"/>
+                  </pic:spPr>
+                </pic:pic>
+              </a:graphicData>
+            </a:graphic>
+          </wp:inline>
+        </w:drawing>
+      </w:r>
+    </w:p>
+    <w:p>
+      <w:pPr>
+        <w:spacing w:line="336" w:lineRule="auto" w:after="180"/>
+      </w:pPr>
+      <w:r>
+        <w:rPr>
+          <w:b w:val="0"/>
+        </w:rPr>
+        <w:t xml:space="preserve">Machine learning project </w:t>
+      </w:r>
+      <w:r>
+        <w:rPr>
+          <w:b/>
+        </w:rPr>
+        <w:t>defense</w:t>
+      </w:r>
+      <w:r>
+        <w:rPr>
+          <w:b w:val="0"/>
+        </w:rPr>
+        <w:t xml:space="preserve"> at a glance. Show the </w:t>
+      </w:r>
+      <w:r>
+        <w:rPr>
+          <w:b/>
+        </w:rPr>
+        <w:t>process</w:t>
+      </w:r>
+      <w:r>
+        <w:rPr>
+          <w:b w:val="0"/>
+        </w:rPr>
+        <w:t xml:space="preserve"> | Task data splits versions | Explain one </w:t>
+      </w:r>
+      <w:r>
+        <w:rPr>
+          <w:b/>
+        </w:rPr>
+        <w:t>prediction</w:t>
+      </w:r>
+      <w:r>
+        <w:rPr>
+          <w:b w:val="0"/>
+        </w:rPr>
+        <w:t xml:space="preserve">. Show the </w:t>
+      </w:r>
+      <w:r>
+        <w:rPr>
+          <w:b/>
+        </w:rPr>
+        <w:t>evidence</w:t>
+      </w:r>
+      <w:r>
+        <w:rPr>
+          <w:b w:val="0"/>
+        </w:rPr>
+        <w:t xml:space="preserve"> | Baseline metrics errors | Trace one reported number.</w:t>
+      </w:r>
+    </w:p>
+    <w:p>
+      <w:pPr>
+        <w:spacing w:line="336" w:lineRule="auto" w:after="180"/>
+      </w:pPr>
+      <w:r>
+        <w:rPr>
+          <w:b w:val="0"/>
+        </w:rPr>
+        <w:t>Show the limits | Unsupported uses next step | Answer peer questions</w:t>
+      </w:r>
+    </w:p>
+    <w:p>
+      <w:pPr>
+        <w:spacing w:line="336" w:lineRule="auto" w:after="180"/>
+        <w:shd w:fill="F5F1FB"/>
+      </w:pPr>
+      <w:r>
+        <w:rPr>
+          <w:b w:val="0"/>
+        </w:rPr>
+        <w:t>Read the labels and values. Explain the relationship the model shows.</w:t>
+      </w:r>
+    </w:p>
+    <w:p>
+      <w:pPr>
+        <w:pStyle w:val="Heading3"/>
+      </w:pPr>
+      <w:r>
+        <w:t>My picture explanation, deciding evidence and one limit</w:t>
+      </w:r>
+    </w:p>
+    <w:p>
+      <w:r>
+        <w:t>________________________________________________________________</w:t>
+      </w:r>
+    </w:p>
+    <w:p>
+      <w:r>
+        <w:t>________________________________________________________________</w:t>
+      </w:r>
+    </w:p>
+    <w:p>
+      <w:r>
+        <w:t>________________________________________________________________</w:t>
+      </w:r>
+    </w:p>
+    <w:p>
+      <w:r>
+        <w:t>________________________________________________________________</w:t>
+      </w:r>
+    </w:p>
+    <w:p>
+      <w:pPr>
+        <w:pStyle w:val="Heading3"/>
+      </w:pPr>
+      <w:r>
+        <w:t>04. Change one thing. Trace what follows.</w:t>
+      </w:r>
+    </w:p>
+    <w:p>
+      <w:r>
+        <w:drawing>
+          <wp:inline xmlns:a="http://schemas.openxmlformats.org/drawingml/2006/main" xmlns:pic="http://schemas.openxmlformats.org/drawingml/2006/picture">
+            <wp:extent cx="5486400" cy="3191256"/>
+            <wp:docPr id="5" name="Picture 5" descr="Original case: Present the three failure records and indoor-only limitation beside the headline rate. Changed condition: The poster omits the baseline and calls the model “field ready”. Expected result: The headline exceeds the supplied evidence. Reason: No outdoor evaluation is supplied, and the comparative benefit is obscured without the same-case baseline."/>
+            <wp:cNvGraphicFramePr>
+              <a:graphicFrameLocks noChangeAspect="1"/>
+            </wp:cNvGraphicFramePr>
+            <a:graphic>
+              <a:graphicData uri="http://schemas.openxmlformats.org/drawingml/2006/picture">
+                <pic:pic>
+                  <pic:nvPicPr>
+                    <pic:cNvPr id="0" name="academy-story-ai-4-36-04.png"/>
+                    <pic:cNvPicPr/>
+                  </pic:nvPicPr>
+                  <pic:blipFill>
+                    <a:blip r:embed="rId13"/>
+                    <a:stretch>
+                      <a:fillRect/>
+                    </a:stretch>
+                  </pic:blipFill>
+                  <pic:spPr>
+                    <a:xfrm>
+                      <a:off x="0" y="0"/>
+                      <a:ext cx="5486400" cy="3191256"/>
+                    </a:xfrm>
+                    <a:prstGeom prst="rect"/>
+                  </pic:spPr>
+                </pic:pic>
+              </a:graphicData>
+            </a:graphic>
+          </wp:inline>
+        </w:drawing>
+      </w:r>
+    </w:p>
+    <w:p>
+      <w:pPr>
+        <w:spacing w:line="336" w:lineRule="auto" w:after="180"/>
+      </w:pPr>
+      <w:r>
+        <w:rPr>
+          <w:b w:val="0"/>
+        </w:rPr>
+        <w:t xml:space="preserve">Original case: Present the three failure records and indoor-only </w:t>
+      </w:r>
+      <w:r>
+        <w:rPr>
+          <w:b/>
+        </w:rPr>
+        <w:t>limitation</w:t>
+      </w:r>
+      <w:r>
+        <w:rPr>
+          <w:b w:val="0"/>
+        </w:rPr>
+        <w:t xml:space="preserve"> beside the headline rate. Changed condition: The poster omits the baseline and calls the model “field ready”.</w:t>
+      </w:r>
+    </w:p>
+    <w:p>
+      <w:pPr>
+        <w:spacing w:line="336" w:lineRule="auto" w:after="180"/>
+      </w:pPr>
+      <w:r>
+        <w:rPr>
+          <w:b w:val="0"/>
+        </w:rPr>
+        <w:t xml:space="preserve">Expected result: The headline exceeds the supplied </w:t>
+      </w:r>
+      <w:r>
+        <w:rPr>
+          <w:b/>
+        </w:rPr>
+        <w:t>evidence</w:t>
+      </w:r>
+      <w:r>
+        <w:rPr>
+          <w:b w:val="0"/>
+        </w:rPr>
+        <w:t>. Reason: No outdoor evaluation is supplied, and the comparative benefit is obscured without the same-case baseline.</w:t>
+      </w:r>
+    </w:p>
+    <w:p>
+      <w:pPr>
+        <w:spacing w:line="336" w:lineRule="auto" w:after="180"/>
+        <w:shd w:fill="F5F1FB"/>
+      </w:pPr>
+      <w:r>
+        <w:rPr>
+          <w:b w:val="0"/>
+        </w:rPr>
+        <w:t>Predict before checking the worked changed-case result. Name what changed and what the supplied facts allow you to conclude.</w:t>
+      </w:r>
+    </w:p>
+    <w:p>
+      <w:pPr>
+        <w:pStyle w:val="Heading3"/>
+      </w:pPr>
+      <w:r>
+        <w:t>My picture explanation, deciding evidence and one limit</w:t>
+      </w:r>
+    </w:p>
+    <w:p>
+      <w:r>
+        <w:t>________________________________________________________________</w:t>
+      </w:r>
+    </w:p>
+    <w:p>
+      <w:r>
+        <w:t>________________________________________________________________</w:t>
+      </w:r>
+    </w:p>
+    <w:p>
+      <w:r>
+        <w:t>________________________________________________________________</w:t>
+      </w:r>
+    </w:p>
+    <w:p>
+      <w:r>
+        <w:t>________________________________________________________________</w:t>
+      </w:r>
+    </w:p>
+    <w:p>
+      <w:pPr>
+        <w:pStyle w:val="Heading3"/>
+      </w:pPr>
+      <w:r>
+        <w:t>05. Connect the explanation to its limit</w:t>
+      </w:r>
+    </w:p>
+    <w:p>
+      <w:r>
+        <w:drawing>
+          <wp:inline xmlns:a="http://schemas.openxmlformats.org/drawingml/2006/main" xmlns:pic="http://schemas.openxmlformats.org/drawingml/2006/picture">
+            <wp:extent cx="5486400" cy="2834640"/>
+            <wp:docPr id="6" name="Picture 6" descr="Read the picture in order. Present the three failure records and indoor-only limitation beside the headline rate. The arrows show which recorded input or intermediate result each decision uses. Explain the deciding step aloud before checking the changed case; pointing to the final answer alone does not show how it follows. Limit: Clear presentation helps review but does not increase the strength of a tiny or unrepresentative evaluation."/>
+            <wp:cNvGraphicFramePr>
+              <a:graphicFrameLocks noChangeAspect="1"/>
+            </wp:cNvGraphicFramePr>
+            <a:graphic>
+              <a:graphicData uri="http://schemas.openxmlformats.org/drawingml/2006/picture">
+                <pic:pic>
+                  <pic:nvPicPr>
+                    <pic:cNvPr id="0" name="academy-story-ai-4-36-05.png"/>
+                    <pic:cNvPicPr/>
+                  </pic:nvPicPr>
+                  <pic:blipFill>
+                    <a:blip r:embed="rId14"/>
+                    <a:stretch>
+                      <a:fillRect/>
+                    </a:stretch>
+                  </pic:blipFill>
+                  <pic:spPr>
+                    <a:xfrm>
+                      <a:off x="0" y="0"/>
+                      <a:ext cx="5486400" cy="2834640"/>
+                    </a:xfrm>
+                    <a:prstGeom prst="rect"/>
+                  </pic:spPr>
+                </pic:pic>
+              </a:graphicData>
+            </a:graphic>
+          </wp:inline>
+        </w:drawing>
+      </w:r>
+    </w:p>
+    <w:p>
+      <w:pPr>
+        <w:spacing w:line="336" w:lineRule="auto" w:after="180"/>
+      </w:pPr>
+      <w:r>
+        <w:rPr>
+          <w:b w:val="0"/>
+        </w:rPr>
+        <w:t xml:space="preserve">Read the picture in order. Present the three failure records and indoor-only </w:t>
+      </w:r>
+      <w:r>
+        <w:rPr>
+          <w:b/>
+        </w:rPr>
+        <w:t>limitation</w:t>
+      </w:r>
+      <w:r>
+        <w:rPr>
+          <w:b w:val="0"/>
+        </w:rPr>
+        <w:t xml:space="preserve"> beside the headline rate. The arrows show which recorded </w:t>
+      </w:r>
+      <w:r>
+        <w:rPr>
+          <w:b/>
+        </w:rPr>
+        <w:t>input</w:t>
+      </w:r>
+      <w:r>
+        <w:rPr>
+          <w:b w:val="0"/>
+        </w:rPr>
+        <w:t xml:space="preserve"> or intermediate result each decision uses.</w:t>
+      </w:r>
+    </w:p>
+    <w:p>
+      <w:pPr>
+        <w:spacing w:line="336" w:lineRule="auto" w:after="180"/>
+      </w:pPr>
+      <w:r>
+        <w:rPr>
+          <w:b w:val="0"/>
+        </w:rPr>
+        <w:t>Explain the deciding step aloud before checking the changed case; pointing to the final answer alone does not show how it follows.</w:t>
+      </w:r>
+    </w:p>
+    <w:p>
+      <w:pPr>
+        <w:spacing w:line="336" w:lineRule="auto" w:after="180"/>
+      </w:pPr>
+      <w:r>
+        <w:rPr>
+          <w:b w:val="0"/>
+        </w:rPr>
+        <w:t>Limit: Clear presentation helps review but does not increase the strength of a tiny or unrepresentative evaluation.</w:t>
+      </w:r>
+    </w:p>
+    <w:p>
+      <w:pPr>
+        <w:spacing w:line="336" w:lineRule="auto" w:after="180"/>
+        <w:shd w:fill="F5F1FB"/>
+      </w:pPr>
+      <w:r>
+        <w:rPr>
+          <w:b w:val="0"/>
+        </w:rPr>
+        <w:t>Explain the case, then point to a limit on the claim.</w:t>
+      </w:r>
+    </w:p>
+    <w:p>
+      <w:pPr>
+        <w:pStyle w:val="Heading3"/>
+      </w:pPr>
+      <w:r>
+        <w:t>My picture explanation, deciding evidence and one limit</w:t>
+      </w:r>
+    </w:p>
+    <w:p>
+      <w:r>
+        <w:t>________________________________________________________________</w:t>
+      </w:r>
+    </w:p>
+    <w:p>
+      <w:r>
+        <w:t>________________________________________________________________</w:t>
+      </w:r>
+    </w:p>
+    <w:p>
+      <w:r>
+        <w:t>________________________________________________________________</w:t>
+      </w:r>
+    </w:p>
+    <w:p>
+      <w:r>
+        <w:t>________________________________________________________________</w:t>
+      </w:r>
+    </w:p>
+    <w:p>
+      <w:pPr>
+        <w:pStyle w:val="Heading3"/>
+      </w:pPr>
+      <w:r>
+        <w:t>06. Make the idea visible in your project</w:t>
+      </w:r>
+    </w:p>
+    <w:p>
+      <w:r>
+        <w:drawing>
+          <wp:inline xmlns:a="http://schemas.openxmlformats.org/drawingml/2006/main" xmlns:pic="http://schemas.openxmlformats.org/drawingml/2006/picture">
+            <wp:extent cx="5486400" cy="3681984"/>
+            <wp:docPr id="7" name="Picture 7" descr="For your Responsible Plant Classifier, save the input, procedure, observed result and limitation of this check. Label this worked example as practice; use a different, previously unreviewed case when checking independent understanding. Draw your input, deciding step, result and limit. Supported question: Which three supporting items should be visible at the expo? Point to the relevant step in the picture, then write the changed result and the rule or evidence that supports it."/>
+            <wp:cNvGraphicFramePr>
+              <a:graphicFrameLocks noChangeAspect="1"/>
+            </wp:cNvGraphicFramePr>
+            <a:graphic>
+              <a:graphicData uri="http://schemas.openxmlformats.org/drawingml/2006/picture">
+                <pic:pic>
+                  <pic:nvPicPr>
+                    <pic:cNvPr id="0" name="academy-story-ai-4-36-06.png"/>
+                    <pic:cNvPicPr/>
+                  </pic:nvPicPr>
+                  <pic:blipFill>
+                    <a:blip r:embed="rId15"/>
+                    <a:stretch>
+                      <a:fillRect/>
+                    </a:stretch>
+                  </pic:blipFill>
+                  <pic:spPr>
+                    <a:xfrm>
+                      <a:off x="0" y="0"/>
+                      <a:ext cx="5486400" cy="3681984"/>
+                    </a:xfrm>
+                    <a:prstGeom prst="rect"/>
+                  </pic:spPr>
+                </pic:pic>
+              </a:graphicData>
+            </a:graphic>
+          </wp:inline>
+        </w:drawing>
+      </w:r>
+    </w:p>
+    <w:p>
+      <w:pPr>
+        <w:spacing w:line="336" w:lineRule="auto" w:after="180"/>
+      </w:pPr>
+      <w:r>
+        <w:rPr>
+          <w:b w:val="0"/>
+        </w:rPr>
+        <w:t xml:space="preserve">For your Responsible Plant Classifier, save the </w:t>
+      </w:r>
+      <w:r>
+        <w:rPr>
+          <w:b/>
+        </w:rPr>
+        <w:t>input</w:t>
+      </w:r>
+      <w:r>
+        <w:rPr>
+          <w:b w:val="0"/>
+        </w:rPr>
+        <w:t xml:space="preserve">, procedure, observed result and </w:t>
+      </w:r>
+      <w:r>
+        <w:rPr>
+          <w:b/>
+        </w:rPr>
+        <w:t>limitation</w:t>
+      </w:r>
+      <w:r>
+        <w:rPr>
+          <w:b w:val="0"/>
+        </w:rPr>
+        <w:t xml:space="preserve"> of this check.</w:t>
+      </w:r>
+    </w:p>
+    <w:p>
+      <w:pPr>
+        <w:spacing w:line="336" w:lineRule="auto" w:after="180"/>
+      </w:pPr>
+      <w:r>
+        <w:rPr>
+          <w:b w:val="0"/>
+        </w:rPr>
+        <w:t xml:space="preserve">Label this worked example as practice; use a different, previously unreviewed case when checking independent understanding. Draw your </w:t>
+      </w:r>
+      <w:r>
+        <w:rPr>
+          <w:b/>
+        </w:rPr>
+        <w:t>input</w:t>
+      </w:r>
+      <w:r>
+        <w:rPr>
+          <w:b w:val="0"/>
+        </w:rPr>
+        <w:t>, deciding step, result and limit.</w:t>
+      </w:r>
+    </w:p>
+    <w:p>
+      <w:pPr>
+        <w:spacing w:line="336" w:lineRule="auto" w:after="180"/>
+      </w:pPr>
+      <w:r>
+        <w:rPr>
+          <w:b w:val="0"/>
+        </w:rPr>
+        <w:t xml:space="preserve">Supported question: Which three supporting items should be visible at the expo? Point to the relevant step in the picture, then write the changed result and the rule or </w:t>
+      </w:r>
+      <w:r>
+        <w:rPr>
+          <w:b/>
+        </w:rPr>
+        <w:t>evidence</w:t>
+      </w:r>
+      <w:r>
+        <w:rPr>
+          <w:b w:val="0"/>
+        </w:rPr>
+        <w:t xml:space="preserve"> that supports it.</w:t>
+      </w:r>
+    </w:p>
+    <w:p>
+      <w:pPr>
+        <w:spacing w:line="336" w:lineRule="auto" w:after="180"/>
+        <w:shd w:fill="F5F1FB"/>
+      </w:pPr>
+      <w:r>
+        <w:rPr>
+          <w:b w:val="0"/>
+        </w:rPr>
+        <w:t xml:space="preserve">Draw your project trace and justify the deciding step using </w:t>
+      </w:r>
+      <w:r>
+        <w:rPr>
+          <w:b/>
+        </w:rPr>
+        <w:t>evidence</w:t>
+      </w:r>
+      <w:r>
+        <w:rPr>
+          <w:b w:val="0"/>
+        </w:rPr>
+        <w:t>.</w:t>
+      </w:r>
+    </w:p>
+    <w:p>
+      <w:pPr>
+        <w:pStyle w:val="Heading3"/>
+      </w:pPr>
+      <w:r>
+        <w:t>My picture explanation, deciding evidence and one limit</w:t>
       </w:r>
     </w:p>
     <w:p>

--- a/downloads/workbook/ai-4-week-36.docx
+++ b/downloads/workbook/ai-4-week-36.docx
@@ -25,22 +25,45 @@
         <w:pStyle w:val="Heading1"/>
       </w:pPr>
       <w:r>
-        <w:t>01. Recall and choose your starting point</w:t>
-      </w:r>
-    </w:p>
-    <w:p>
-      <w:r>
-        <w:t>Record your starting explanation for ML Builder Expo before opening notes. Show any later correction separately.</w:t>
-      </w:r>
-    </w:p>
-    <w:p>
-      <w:pPr>
-        <w:spacing w:line="336" w:lineRule="auto" w:after="180"/>
-      </w:pPr>
-      <w:r>
-        <w:rPr>
-          <w:b w:val="0"/>
-        </w:rPr>
+        <w:t>One complete expo evidence and review record.</w:t>
+      </w:r>
+    </w:p>
+    <w:p>
+      <w:r>
+        <w:t>Trace files,calculate supported metrics and answer critique without inventing absent artifacts.</w:t>
+      </w:r>
+    </w:p>
+    <w:p>
+      <w:r>
+        <w:t>W1–W3/W5 → selected95%claim → actual project bundle → changed-case readiness check.</w:t>
+      </w:r>
+    </w:p>
+    <w:p>
+      <w:pPr>
+        <w:pStyle w:val="Heading1"/>
+      </w:pPr>
+      <w:r>
+        <w:t>01. Recall · Retrieve before notes</w:t>
+      </w:r>
+    </w:p>
+    <w:p>
+      <w:r>
+        <w:t>Keep this task’s complete inputs, stated rule and support record together.</w:t>
+      </w:r>
+    </w:p>
+    <w:p>
+      <w:pPr>
+        <w:pStyle w:val="Heading2"/>
+      </w:pPr>
+      <w:r>
+        <w:t>Task and evidence record</w:t>
+      </w:r>
+    </w:p>
+    <w:p>
+      <w:pPr>
+        <w:pStyle w:val="ListBullet"/>
+      </w:pPr>
+      <w:r>
         <w:t>Try the recall before opening notes. Then use a different colour or a labelled second line to correct your explanation.</w:t>
       </w:r>
     </w:p>
@@ -54,12 +77,9 @@
     </w:p>
     <w:p>
       <w:pPr>
-        <w:spacing w:line="336" w:lineRule="auto" w:after="180"/>
-      </w:pPr>
-      <w:r>
-        <w:rPr>
-          <w:b w:val="0"/>
-        </w:rPr>
+        <w:pStyle w:val="ListBullet"/>
+      </w:pPr>
+      <w:r>
         <w:t>Without opening the old lesson, explain one key idea from Capstone Train, Analyze, Improve. Give an example and a mistake that the idea helps you avoid.</w:t>
       </w:r>
     </w:p>
@@ -96,12 +116,9 @@
     </w:p>
     <w:p>
       <w:pPr>
-        <w:spacing w:line="336" w:lineRule="auto" w:after="180"/>
-      </w:pPr>
-      <w:r>
-        <w:rPr>
-          <w:b w:val="0"/>
-        </w:rPr>
+        <w:pStyle w:val="ListBullet"/>
+      </w:pPr>
+      <w:r>
         <w:t>Without opening the old lesson, explain one key idea from Model Cards and Human Review. Give an example and a mistake that the idea helps you avoid.</w:t>
       </w:r>
     </w:p>
@@ -138,12 +155,9 @@
     </w:p>
     <w:p>
       <w:pPr>
-        <w:spacing w:line="336" w:lineRule="auto" w:after="180"/>
-      </w:pPr>
-      <w:r>
-        <w:rPr>
-          <w:b w:val="0"/>
-        </w:rPr>
+        <w:pStyle w:val="ListBullet"/>
+      </w:pPr>
+      <w:r>
         <w:t>Without opening the old lesson, explain one key idea from Improve Generalization. Give an example and a mistake that the idea helps you avoid.</w:t>
       </w:r>
     </w:p>
@@ -175,147 +189,44 @@
         <w:pStyle w:val="Heading1"/>
       </w:pPr>
       <w:r>
-        <w:t>02. Practise with fading help</w:t>
-      </w:r>
-    </w:p>
-    <w:p>
-      <w:r>
-        <w:t>Complete the supported ML Builder Expo trace and record the first step you can explain without help.</w:t>
-      </w:r>
-    </w:p>
-    <w:p>
-      <w:pPr>
-        <w:spacing w:line="336" w:lineRule="auto" w:after="180"/>
-      </w:pPr>
-      <w:r>
-        <w:rPr>
-          <w:b w:val="0"/>
-        </w:rPr>
-        <w:t xml:space="preserve">Use W2: Trace </w:t>
-      </w:r>
-      <w:r>
-        <w:rPr>
-          <w:b/>
-        </w:rPr>
-        <w:t>evidence</w:t>
-      </w:r>
-      <w:r>
-        <w:rPr>
-          <w:b w:val="0"/>
-        </w:rPr>
-        <w:t xml:space="preserve"> for Machine learning project </w:t>
-      </w:r>
-      <w:r>
-        <w:rPr>
-          <w:b/>
-        </w:rPr>
-        <w:t>defense</w:t>
-      </w:r>
-      <w:r>
-        <w:rPr>
-          <w:b w:val="0"/>
-        </w:rPr>
-        <w:t>. Record the answer once; the lesson and workbook refer to the same attempt.</w:t>
-      </w:r>
-    </w:p>
-    <w:tbl>
-      <w:tblPr>
-        <w:tblStyle w:val="LightShading-Accent1"/>
-        <w:tblW w:type="auto" w:w="0"/>
-        <w:tblLook w:firstColumn="1" w:firstRow="1" w:lastColumn="0" w:lastRow="0" w:noHBand="0" w:noVBand="1" w:val="04A0"/>
-      </w:tblPr>
-      <w:tblGrid>
-        <w:gridCol w:w="2556"/>
-        <w:gridCol w:w="2556"/>
-        <w:gridCol w:w="2556"/>
-        <w:gridCol w:w="2556"/>
-      </w:tblGrid>
-      <w:tr>
-        <w:trPr>
-          <w:tblHeader/>
-        </w:trPr>
-        <w:tc>
-          <w:tcPr>
-            <w:tcW w:type="dxa" w:w="2556"/>
-          </w:tcPr>
-          <w:p>
-            <w:r>
-              <w:t>Given inputs</w:t>
-            </w:r>
-          </w:p>
-        </w:tc>
-        <w:tc>
-          <w:tcPr>
-            <w:tcW w:type="dxa" w:w="2556"/>
-          </w:tcPr>
-          <w:p>
-            <w:r>
-              <w:t>Procedure I chose</w:t>
-            </w:r>
-          </w:p>
-        </w:tc>
-        <w:tc>
-          <w:tcPr>
-            <w:tcW w:type="dxa" w:w="2556"/>
-          </w:tcPr>
-          <w:p>
-            <w:r>
-              <w:t>Middle steps</w:t>
-            </w:r>
-          </w:p>
-        </w:tc>
-        <w:tc>
-          <w:tcPr>
-            <w:tcW w:type="dxa" w:w="2556"/>
-          </w:tcPr>
-          <w:p>
-            <w:r>
-              <w:t>Result and check</w:t>
-            </w:r>
-          </w:p>
-        </w:tc>
-      </w:tr>
-      <w:tr>
-        <w:tc>
-          <w:tcPr>
-            <w:tcW w:type="dxa" w:w="2556"/>
-          </w:tcPr>
-          <w:p>
-            <w:r/>
-          </w:p>
-        </w:tc>
-        <w:tc>
-          <w:tcPr>
-            <w:tcW w:type="dxa" w:w="2556"/>
-          </w:tcPr>
-          <w:p>
-            <w:r/>
-          </w:p>
-        </w:tc>
-        <w:tc>
-          <w:tcPr>
-            <w:tcW w:type="dxa" w:w="2556"/>
-          </w:tcPr>
-          <w:p>
-            <w:r/>
-          </w:p>
-        </w:tc>
-        <w:tc>
-          <w:tcPr>
-            <w:tcW w:type="dxa" w:w="2556"/>
-          </w:tcPr>
-          <w:p>
-            <w:r/>
-          </w:p>
-        </w:tc>
-      </w:tr>
-    </w:tbl>
+        <w:t>12. W1 · Explain the mechanism</w:t>
+      </w:r>
+    </w:p>
+    <w:p>
+      <w:r>
+        <w:t>Keep this task’s complete inputs, stated rule and support record together.</w:t>
+      </w:r>
+    </w:p>
+    <w:p>
+      <w:pPr>
+        <w:pStyle w:val="Heading2"/>
+      </w:pPr>
+      <w:r>
+        <w:t>Task and evidence record</w:t>
+      </w:r>
+    </w:p>
+    <w:p>
+      <w:pPr>
+        <w:pStyle w:val="ListBullet"/>
+      </w:pPr>
+      <w:r>
+        <w:t>Main separate paper defense:12 fictional parcel references, blocked positive, candidateTN7/FP 1/FN 2/TP 2 gives 9/12 accuracy, 2/3 precision, 2/4 recall; fixed-clear baseline 8/12, precisionundefined, recall 0/4. Complete errorsR08 falsealarm, R09/R10 misses; no condition causes supplied. Exact training/code/split artifacts remain unprovided. Separate picture 15 indoor views from 5 plants×3:12 correctcandidate, 10 baseline; candidateF03 falsealarm, F11/F14 misses. No outdoor trial. Your own project must cite its actual records. Selected95%on20 claim has no auditable baseline, split history or errors.</w:t>
+      </w:r>
+    </w:p>
+    <w:p>
+      <w:pPr>
+        <w:pStyle w:val="ListBullet"/>
+      </w:pPr>
+      <w:r>
+        <w:t>Draft a three-sentence opening with purpose, a result and a limit.</w:t>
+      </w:r>
+    </w:p>
     <w:p>
       <w:pPr>
         <w:pStyle w:val="Heading3"/>
       </w:pPr>
       <w:r>
-        <w:t>The step I completed without help, and the hint I needed</w:t>
+        <w:t>My reasoning and evidence</w:t>
       </w:r>
     </w:p>
     <w:p>
@@ -334,50 +245,55 @@
       </w:r>
     </w:p>
     <w:p>
+      <w:r>
+        <w:t>________________________________________________________________</w:t>
+      </w:r>
+    </w:p>
+    <w:p>
+      <w:r>
+        <w:t>________________________________________________________________</w:t>
+      </w:r>
+    </w:p>
+    <w:p>
+      <w:r>
+        <w:t>________________________________________________________________</w:t>
+      </w:r>
+    </w:p>
+    <w:p>
       <w:pPr>
         <w:pStyle w:val="Heading1"/>
       </w:pPr>
       <w:r>
-        <w:t>03. Individual reasoning check</w:t>
-      </w:r>
-    </w:p>
-    <w:p>
-      <w:r>
-        <w:t>Check the proposed ML Builder Expo explanation against the supplied facts before discussing it.</w:t>
-      </w:r>
-    </w:p>
-    <w:p>
-      <w:pPr>
-        <w:spacing w:line="336" w:lineRule="auto" w:after="180"/>
-      </w:pPr>
-      <w:r>
-        <w:rPr>
-          <w:b w:val="0"/>
-        </w:rPr>
-        <w:t xml:space="preserve">Use the worked case for Machine learning project </w:t>
-      </w:r>
-      <w:r>
-        <w:rPr>
-          <w:b/>
-        </w:rPr>
-        <w:t>defense</w:t>
-      </w:r>
-      <w:r>
-        <w:rPr>
-          <w:b w:val="0"/>
-        </w:rPr>
-        <w:t>. Proposed explanation: “A final answer is enough”. Decide whether this explanation is supported.</w:t>
-      </w:r>
-    </w:p>
-    <w:p>
-      <w:pPr>
-        <w:spacing w:line="336" w:lineRule="auto" w:after="180"/>
-      </w:pPr>
-      <w:r>
-        <w:rPr>
-          <w:b w:val="0"/>
-        </w:rPr>
-        <w:t>Point to the step or supplied fact that decides; explain your repair if needed.</w:t>
+        <w:t>13. W2 · Trace the current experiment</w:t>
+      </w:r>
+    </w:p>
+    <w:p>
+      <w:r>
+        <w:t>Keep this task’s complete inputs, stated rule and support record together.</w:t>
+      </w:r>
+    </w:p>
+    <w:p>
+      <w:pPr>
+        <w:pStyle w:val="Heading2"/>
+      </w:pPr>
+      <w:r>
+        <w:t>Task and evidence record</w:t>
+      </w:r>
+    </w:p>
+    <w:p>
+      <w:pPr>
+        <w:pStyle w:val="ListBullet"/>
+      </w:pPr>
+      <w:r>
+        <w:t>Main separate paper defense:12 fictional parcel references, blocked positive, candidateTN7/FP 1/FN 2/TP 2 gives 9/12 accuracy, 2/3 precision, 2/4 recall; fixed-clear baseline 8/12, precisionundefined, recall 0/4. Complete errorsR08 falsealarm, R09/R10 misses; no condition causes supplied. Exact training/code/split artifacts remain unprovided. Separate picture 15 indoor views from 5 plants×3:12 correctcandidate, 10 baseline; candidateF03 falsealarm, F11/F14 misses. No outdoor trial. Your own project must cite its actual records. Selected95%on20 claim has no auditable baseline, split history or errors.</w:t>
+      </w:r>
+    </w:p>
+    <w:p>
+      <w:pPr>
+        <w:pStyle w:val="ListBullet"/>
+      </w:pPr>
+      <w:r>
+        <w:t>Name the files needed to audit one reported accuracy figure.</w:t>
       </w:r>
     </w:p>
     <w:p>
@@ -385,7 +301,7 @@
         <w:pStyle w:val="Heading3"/>
       </w:pPr>
       <w:r>
-        <w:t>My explanation before partner discussion</w:t>
+        <w:t>My reasoning and evidence</w:t>
       </w:r>
     </w:p>
     <w:p>
@@ -409,16 +325,50 @@
       </w:r>
     </w:p>
     <w:p>
+      <w:r>
+        <w:t>________________________________________________________________</w:t>
+      </w:r>
+    </w:p>
+    <w:p>
+      <w:r>
+        <w:t>________________________________________________________________</w:t>
+      </w:r>
+    </w:p>
+    <w:p>
       <w:pPr>
         <w:pStyle w:val="Heading1"/>
       </w:pPr>
       <w:r>
-        <w:t>04. Independent transfer case</w:t>
-      </w:r>
-    </w:p>
-    <w:p>
-      <w:r>
-        <w:t>Write one first attempt at the reserved independent case before feedback. Repeated copies of that case refer to the same recorded attempt.</w:t>
+        <w:t>14. W3 · Repair the reasoning</w:t>
+      </w:r>
+    </w:p>
+    <w:p>
+      <w:r>
+        <w:t>Keep this task’s complete inputs, stated rule and support record together.</w:t>
+      </w:r>
+    </w:p>
+    <w:p>
+      <w:pPr>
+        <w:pStyle w:val="Heading2"/>
+      </w:pPr>
+      <w:r>
+        <w:t>Task and evidence record</w:t>
+      </w:r>
+    </w:p>
+    <w:p>
+      <w:pPr>
+        <w:pStyle w:val="ListBullet"/>
+      </w:pPr>
+      <w:r>
+        <w:t>Main separate paper defense:12 fictional parcel references, blocked positive, candidateTN7/FP 1/FN 2/TP 2 gives 9/12 accuracy, 2/3 precision, 2/4 recall; fixed-clear baseline 8/12, precisionundefined, recall 0/4. Complete errorsR08 falsealarm, R09/R10 misses; no condition causes supplied. Exact training/code/split artifacts remain unprovided. Separate picture 15 indoor views from 5 plants×3:12 correctcandidate, 10 baseline; candidateF03 falsealarm, F11/F14 misses. No outdoor trial. Your own project must cite its actual records. Selected95%on20 claim has no auditable baseline, split history or errors.</w:t>
+      </w:r>
+    </w:p>
+    <w:p>
+      <w:pPr>
+        <w:pStyle w:val="ListBullet"/>
+      </w:pPr>
+      <w:r>
+        <w:t>A peer asks whether your model works for every school. Give a supported response.</w:t>
       </w:r>
     </w:p>
     <w:p>
@@ -426,30 +376,157 @@
         <w:pStyle w:val="Heading3"/>
       </w:pPr>
       <w:r>
+        <w:t>My reasoning and evidence</w:t>
+      </w:r>
+    </w:p>
+    <w:p>
+      <w:r>
+        <w:t>________________________________________________________________</w:t>
+      </w:r>
+    </w:p>
+    <w:p>
+      <w:r>
+        <w:t>________________________________________________________________</w:t>
+      </w:r>
+    </w:p>
+    <w:p>
+      <w:r>
+        <w:t>________________________________________________________________</w:t>
+      </w:r>
+    </w:p>
+    <w:p>
+      <w:r>
+        <w:t>________________________________________________________________</w:t>
+      </w:r>
+    </w:p>
+    <w:p>
+      <w:r>
+        <w:t>________________________________________________________________</w:t>
+      </w:r>
+    </w:p>
+    <w:p>
+      <w:r>
+        <w:t>________________________________________________________________</w:t>
+      </w:r>
+    </w:p>
+    <w:p>
+      <w:pPr>
+        <w:pStyle w:val="Heading1"/>
+      </w:pPr>
+      <w:r>
+        <w:t>16. W5 · Plan the next check</w:t>
+      </w:r>
+    </w:p>
+    <w:p>
+      <w:r>
+        <w:t>Keep this task’s complete inputs, stated rule and support record together.</w:t>
+      </w:r>
+    </w:p>
+    <w:p>
+      <w:pPr>
+        <w:pStyle w:val="Heading2"/>
+      </w:pPr>
+      <w:r>
+        <w:t>Task and evidence record</w:t>
+      </w:r>
+    </w:p>
+    <w:p>
+      <w:pPr>
+        <w:pStyle w:val="ListBullet"/>
+      </w:pPr>
+      <w:r>
+        <w:t>Main separate paper defense:12 fictional parcel references, blocked positive, candidateTN7/FP 1/FN 2/TP 2 gives 9/12 accuracy, 2/3 precision, 2/4 recall; fixed-clear baseline 8/12, precisionundefined, recall 0/4. Complete errorsR08 falsealarm, R09/R10 misses; no condition causes supplied. Exact training/code/split artifacts remain unprovided. Separate picture 15 indoor views from 5 plants×3:12 correctcandidate, 10 baseline; candidateF03 falsealarm, F11/F14 misses. No outdoor trial. Your own project must cite its actual records. Selected95%on20 claim has no auditable baseline, split history or errors.</w:t>
+      </w:r>
+    </w:p>
+    <w:p>
+      <w:pPr>
+        <w:pStyle w:val="ListBullet"/>
+      </w:pPr>
+      <w:r>
+        <w:t>Write one next investigation tied to an observed limitation, and identify what must stay held out.</w:t>
+      </w:r>
+    </w:p>
+    <w:p>
+      <w:pPr>
+        <w:pStyle w:val="Heading3"/>
+      </w:pPr>
+      <w:r>
+        <w:t>My reasoning and evidence</w:t>
+      </w:r>
+    </w:p>
+    <w:p>
+      <w:r>
+        <w:t>________________________________________________________________</w:t>
+      </w:r>
+    </w:p>
+    <w:p>
+      <w:r>
+        <w:t>________________________________________________________________</w:t>
+      </w:r>
+    </w:p>
+    <w:p>
+      <w:r>
+        <w:t>________________________________________________________________</w:t>
+      </w:r>
+    </w:p>
+    <w:p>
+      <w:r>
+        <w:t>________________________________________________________________</w:t>
+      </w:r>
+    </w:p>
+    <w:p>
+      <w:r>
+        <w:t>________________________________________________________________</w:t>
+      </w:r>
+    </w:p>
+    <w:p>
+      <w:r>
+        <w:t>________________________________________________________________</w:t>
+      </w:r>
+    </w:p>
+    <w:p>
+      <w:pPr>
+        <w:pStyle w:val="Heading1"/>
+      </w:pPr>
+      <w:r>
+        <w:t>04. Try alone · Selected experiment task</w:t>
+      </w:r>
+    </w:p>
+    <w:p>
+      <w:r>
+        <w:t>Keep this task’s complete inputs, stated rule and support record together.</w:t>
+      </w:r>
+    </w:p>
+    <w:p>
+      <w:pPr>
+        <w:pStyle w:val="Heading2"/>
+      </w:pPr>
+      <w:r>
+        <w:t>Task and evidence record</w:t>
+      </w:r>
+    </w:p>
+    <w:p>
+      <w:pPr>
+        <w:pStyle w:val="ListBullet"/>
+      </w:pPr>
+      <w:r>
+        <w:t>The selected independent defense reports 95%on20 cases but omits its baseline, split history and errors. Treat95%as a reported claim:if exact and all 20 scored, it would mean 19 correct, but no ledger verifies that. Request the missing evidence rather than invent a confusion matrix or assume reliability across schools. Keep this case separate from the worked 12-case defense and pictured 15-photo record.</w:t>
+      </w:r>
+    </w:p>
+    <w:p>
+      <w:pPr>
+        <w:pStyle w:val="Heading3"/>
+      </w:pPr>
+      <w:r>
         <w:t>Independent case: Apply independently</w:t>
       </w:r>
     </w:p>
     <w:p>
       <w:pPr>
-        <w:spacing w:line="336" w:lineRule="auto" w:after="180"/>
-      </w:pPr>
-      <w:r>
-        <w:rPr>
-          <w:b w:val="0"/>
-        </w:rPr>
-        <w:t xml:space="preserve">Review a </w:t>
-      </w:r>
-      <w:r>
-        <w:rPr>
-          <w:b/>
-        </w:rPr>
-        <w:t>defense</w:t>
-      </w:r>
-      <w:r>
-        <w:rPr>
-          <w:b w:val="0"/>
-        </w:rPr>
-        <w:t xml:space="preserve"> claiming 95 percent success on 20 cases but omitting the baseline, split history and errors. Give three revision requests and explain why polish is insufficient.</w:t>
+        <w:pStyle w:val="ListBullet"/>
+      </w:pPr>
+      <w:r>
+        <w:t>Review a defense claiming 95 percent success on 20 cases but omitting the baseline, split history and errors. Give three revision requests and explain why polish is insufficient.</w:t>
       </w:r>
     </w:p>
     <w:p>
@@ -497,12 +574,9 @@
     </w:p>
     <w:p>
       <w:pPr>
-        <w:spacing w:line="336" w:lineRule="auto" w:after="180"/>
-      </w:pPr>
-      <w:r>
-        <w:rPr>
-          <w:b w:val="0"/>
-        </w:rPr>
+        <w:pStyle w:val="ListBullet"/>
+      </w:pPr>
+      <w:r>
         <w:t>Attempt this case before feedback. Record any help. Earlier examples below are further practice; a case already practised with feedback cannot establish fresh transfer.</w:t>
       </w:r>
     </w:p>
@@ -511,47 +585,69 @@
         <w:pStyle w:val="Heading1"/>
       </w:pPr>
       <w:r>
-        <w:t>05. Your learning target</w:t>
-      </w:r>
-    </w:p>
-    <w:p>
-      <w:r>
-        <w:t>Connect the ML Builder Expo target to a trace and a justified conclusion.</w:t>
-      </w:r>
-    </w:p>
-    <w:p>
-      <w:pPr>
-        <w:spacing w:line="336" w:lineRule="auto" w:after="180"/>
-      </w:pPr>
-      <w:r>
-        <w:rPr>
-          <w:b w:val="0"/>
-        </w:rPr>
-        <w:t xml:space="preserve">Final counts are TP=12,FN=3,FP=5,TN=20. Compute accuracy, precision and recall, then state one </w:t>
-      </w:r>
-      <w:r>
-        <w:rPr>
-          <w:b/>
-        </w:rPr>
-        <w:t>limitation</w:t>
-      </w:r>
-      <w:r>
-        <w:rPr>
-          <w:b w:val="0"/>
-        </w:rPr>
-        <w:t xml:space="preserve"> and a review trigger for the model </w:t>
-      </w:r>
-      <w:r>
-        <w:rPr>
-          <w:b/>
-        </w:rPr>
-        <w:t>defense</w:t>
-      </w:r>
-      <w:r>
-        <w:rPr>
-          <w:b w:val="0"/>
-        </w:rPr>
-        <w:t>.</w:t>
+        <w:t>09. Project · Keep the experiment evidence</w:t>
+      </w:r>
+    </w:p>
+    <w:p>
+      <w:r>
+        <w:t>Keep this task’s complete inputs, stated rule and support record together.</w:t>
+      </w:r>
+    </w:p>
+    <w:p>
+      <w:pPr>
+        <w:pStyle w:val="Heading2"/>
+      </w:pPr>
+      <w:r>
+        <w:t>Task and evidence record</w:t>
+      </w:r>
+    </w:p>
+    <w:p>
+      <w:pPr>
+        <w:pStyle w:val="ListBullet"/>
+      </w:pPr>
+      <w:r>
+        <w:t>Deliver the final Responsible Plant Classifier product card, live evidence trace, model card, and human-oversight commitment.</w:t>
+      </w:r>
+    </w:p>
+    <w:p>
+      <w:pPr>
+        <w:pStyle w:val="ListBullet"/>
+      </w:pPr>
+      <w:r>
+        <w:t>The project change and evidence I will keep</w:t>
+      </w:r>
+    </w:p>
+    <w:p>
+      <w:pPr>
+        <w:pStyle w:val="Heading3"/>
+      </w:pPr>
+      <w:r>
+        <w:t>Write or draw your reasoning and evidence.</w:t>
+      </w:r>
+    </w:p>
+    <w:p>
+      <w:r>
+        <w:t>________________________________________________________________</w:t>
+      </w:r>
+    </w:p>
+    <w:p>
+      <w:r>
+        <w:t>________________________________________________________________</w:t>
+      </w:r>
+    </w:p>
+    <w:p>
+      <w:r>
+        <w:t>________________________________________________________________</w:t>
+      </w:r>
+    </w:p>
+    <w:p>
+      <w:r>
+        <w:t>________________________________________________________________</w:t>
+      </w:r>
+    </w:p>
+    <w:p>
+      <w:r>
+        <w:t>________________________________________________________________</w:t>
       </w:r>
     </w:p>
     <w:p>
@@ -559,949 +655,20 @@
         <w:pStyle w:val="Heading1"/>
       </w:pPr>
       <w:r>
-        <w:t>06. Solve the given case</w:t>
-      </w:r>
-    </w:p>
-    <w:p>
-      <w:r>
-        <w:t>Solve the supplied ML Builder Expo case and show the deciding evidence.</w:t>
-      </w:r>
-    </w:p>
-    <w:p>
-      <w:pPr>
-        <w:spacing w:line="336" w:lineRule="auto" w:after="180"/>
-      </w:pPr>
-      <w:r>
-        <w:rPr>
-          <w:b w:val="0"/>
-        </w:rPr>
-        <w:t>Final classifier gets16/20 correct; two of four errors are false negatives.</w:t>
-      </w:r>
-    </w:p>
-    <w:p>
-      <w:pPr>
-        <w:spacing w:line="336" w:lineRule="auto" w:after="180"/>
-      </w:pPr>
-      <w:r>
-        <w:rPr>
-          <w:b w:val="0"/>
-        </w:rPr>
-        <w:t>Report supported metrics and what is missing.</w:t>
-      </w:r>
-    </w:p>
-    <w:p>
-      <w:pPr>
-        <w:spacing w:line="336" w:lineRule="auto" w:after="180"/>
-      </w:pPr>
-      <w:r>
-        <w:rPr>
-          <w:b w:val="0"/>
-        </w:rPr>
-        <w:t xml:space="preserve">Show your trace, calculation or </w:t>
-      </w:r>
-      <w:r>
-        <w:rPr>
-          <w:b/>
-        </w:rPr>
-        <w:t>evidence</w:t>
-      </w:r>
-    </w:p>
-    <w:p>
-      <w:pPr>
-        <w:pStyle w:val="Heading3"/>
-      </w:pPr>
-      <w:r>
-        <w:t>Write or draw your reasoning and evidence.</w:t>
-      </w:r>
-    </w:p>
-    <w:p>
-      <w:r>
-        <w:t>________________________________________________________________</w:t>
-      </w:r>
-    </w:p>
-    <w:p>
-      <w:r>
-        <w:t>________________________________________________________________</w:t>
-      </w:r>
-    </w:p>
-    <w:p>
-      <w:r>
-        <w:t>________________________________________________________________</w:t>
-      </w:r>
-    </w:p>
-    <w:p>
-      <w:r>
-        <w:t>________________________________________________________________</w:t>
-      </w:r>
-    </w:p>
-    <w:p>
-      <w:r>
-        <w:t>________________________________________________________________</w:t>
-      </w:r>
-    </w:p>
-    <w:p>
-      <w:pPr>
-        <w:pStyle w:val="Heading1"/>
-      </w:pPr>
-      <w:r>
-        <w:t>07. Check a changed case</w:t>
-      </w:r>
-    </w:p>
-    <w:p>
-      <w:r>
-        <w:t>Apply the procedure to the changed case and record why the conclusion follows.</w:t>
-      </w:r>
-    </w:p>
-    <w:p>
-      <w:pPr>
-        <w:spacing w:line="336" w:lineRule="auto" w:after="180"/>
-        <w:shd w:fill="F5F1FB"/>
-      </w:pPr>
-      <w:r>
-        <w:rPr>
-          <w:b w:val="0"/>
-        </w:rPr>
-        <w:t xml:space="preserve">Your expo model succeeds on three demonstration plants. What </w:t>
-      </w:r>
-      <w:r>
-        <w:rPr>
-          <w:b/>
-        </w:rPr>
-        <w:t>evidence</w:t>
-      </w:r>
-      <w:r>
-        <w:rPr>
-          <w:b w:val="0"/>
-        </w:rPr>
-        <w:t xml:space="preserve"> should accompany the demo and what </w:t>
-      </w:r>
-      <w:r>
-        <w:rPr>
-          <w:b/>
-        </w:rPr>
-        <w:t>limitation</w:t>
-      </w:r>
-      <w:r>
-        <w:rPr>
-          <w:b w:val="0"/>
-        </w:rPr>
-        <w:t xml:space="preserve"> should you state?</w:t>
-      </w:r>
-    </w:p>
-    <w:p>
-      <w:pPr>
-        <w:spacing w:line="336" w:lineRule="auto" w:after="180"/>
-      </w:pPr>
-      <w:r>
-        <w:rPr>
-          <w:b w:val="0"/>
-        </w:rPr>
-        <w:t>My independent answer and reason</w:t>
-      </w:r>
-    </w:p>
-    <w:p>
-      <w:pPr>
-        <w:pStyle w:val="Heading3"/>
-      </w:pPr>
-      <w:r>
-        <w:t>Write or draw your reasoning and evidence.</w:t>
-      </w:r>
-    </w:p>
-    <w:p>
-      <w:r>
-        <w:t>________________________________________________________________</w:t>
-      </w:r>
-    </w:p>
-    <w:p>
-      <w:r>
-        <w:t>________________________________________________________________</w:t>
-      </w:r>
-    </w:p>
-    <w:p>
-      <w:r>
-        <w:t>________________________________________________________________</w:t>
-      </w:r>
-    </w:p>
-    <w:p>
-      <w:r>
-        <w:t>________________________________________________________________</w:t>
-      </w:r>
-    </w:p>
-    <w:p>
-      <w:r>
-        <w:t>________________________________________________________________</w:t>
-      </w:r>
-    </w:p>
-    <w:p>
-      <w:pPr>
-        <w:pStyle w:val="Heading3"/>
-      </w:pPr>
-      <w:r>
-        <w:t>Week 36 Test and reflect</w:t>
-      </w:r>
-    </w:p>
-    <w:p>
-      <w:pPr>
-        <w:pStyle w:val="Heading1"/>
-      </w:pPr>
-      <w:r>
-        <w:t>08. Design a revealing test</w:t>
-      </w:r>
-    </w:p>
-    <w:p>
-      <w:r>
-        <w:t>Specify a changed input, expected result and observation separately.</w:t>
-      </w:r>
-    </w:p>
-    <w:p>
-      <w:pPr>
-        <w:spacing w:line="336" w:lineRule="auto" w:after="180"/>
-      </w:pPr>
-      <w:r>
-        <w:rPr>
-          <w:b w:val="0"/>
-        </w:rPr>
-        <w:t xml:space="preserve">Create a changed </w:t>
-      </w:r>
-      <w:r>
-        <w:rPr>
-          <w:b/>
-        </w:rPr>
-        <w:t>input</w:t>
-      </w:r>
-      <w:r>
-        <w:rPr>
-          <w:b w:val="0"/>
-        </w:rPr>
-        <w:t>, boundary case or missing-information case. Write the expected answer or safe response before testing.</w:t>
-      </w:r>
-    </w:p>
-    <w:tbl>
-      <w:tblPr>
-        <w:tblStyle w:val="LightShading-Accent1"/>
-        <w:tblW w:type="auto" w:w="0"/>
-        <w:tblLook w:firstColumn="1" w:firstRow="1" w:lastColumn="0" w:lastRow="0" w:noHBand="0" w:noVBand="1" w:val="04A0"/>
-      </w:tblPr>
-      <w:tblGrid>
-        <w:gridCol w:w="5112"/>
-        <w:gridCol w:w="5112"/>
-      </w:tblGrid>
-      <w:tr>
-        <w:trPr>
-          <w:tblHeader/>
-        </w:trPr>
-        <w:tc>
-          <w:tcPr>
-            <w:tcW w:type="dxa" w:w="5112"/>
-          </w:tcPr>
-          <w:p>
-            <w:r>
-              <w:t>Test record</w:t>
-            </w:r>
-          </w:p>
-        </w:tc>
-        <w:tc>
-          <w:tcPr>
-            <w:tcW w:type="dxa" w:w="5112"/>
-          </w:tcPr>
-          <w:p>
-            <w:r>
-              <w:t>My evidence</w:t>
-            </w:r>
-          </w:p>
-        </w:tc>
-      </w:tr>
-      <w:tr>
-        <w:tc>
-          <w:tcPr>
-            <w:tcW w:type="dxa" w:w="5112"/>
-          </w:tcPr>
-          <w:p>
-            <w:r>
-              <w:t>Changed input or condition</w:t>
-            </w:r>
-          </w:p>
-        </w:tc>
-        <w:tc>
-          <w:tcPr>
-            <w:tcW w:type="dxa" w:w="5112"/>
-          </w:tcPr>
-          <w:p>
-            <w:r/>
-          </w:p>
-        </w:tc>
-      </w:tr>
-      <w:tr>
-        <w:tc>
-          <w:tcPr>
-            <w:tcW w:type="dxa" w:w="5112"/>
-          </w:tcPr>
-          <w:p>
-            <w:r>
-              <w:t>Expected answer or fallback</w:t>
-            </w:r>
-          </w:p>
-        </w:tc>
-        <w:tc>
-          <w:tcPr>
-            <w:tcW w:type="dxa" w:w="5112"/>
-          </w:tcPr>
-          <w:p>
-            <w:r/>
-          </w:p>
-        </w:tc>
-      </w:tr>
-      <w:tr>
-        <w:tc>
-          <w:tcPr>
-            <w:tcW w:type="dxa" w:w="5112"/>
-          </w:tcPr>
-          <w:p>
-            <w:r>
-              <w:t>Observed result</w:t>
-            </w:r>
-          </w:p>
-        </w:tc>
-        <w:tc>
-          <w:tcPr>
-            <w:tcW w:type="dxa" w:w="5112"/>
-          </w:tcPr>
-          <w:p>
-            <w:r/>
-          </w:p>
-        </w:tc>
-      </w:tr>
-      <w:tr>
-        <w:tc>
-          <w:tcPr>
-            <w:tcW w:type="dxa" w:w="5112"/>
-          </w:tcPr>
-          <w:p>
-            <w:r>
-              <w:t>Why the result occurred</w:t>
-            </w:r>
-          </w:p>
-        </w:tc>
-        <w:tc>
-          <w:tcPr>
-            <w:tcW w:type="dxa" w:w="5112"/>
-          </w:tcPr>
-          <w:p>
-            <w:r/>
-          </w:p>
-        </w:tc>
-      </w:tr>
-    </w:tbl>
-    <w:p>
-      <w:pPr>
-        <w:pStyle w:val="Heading1"/>
-      </w:pPr>
-      <w:r>
-        <w:t>09. Project checkpoint</w:t>
-      </w:r>
-    </w:p>
-    <w:p>
-      <w:r>
-        <w:t>Justify what ML Builder Expo adds to Responsible Plant Classifier and keep the evidence.</w:t>
-      </w:r>
-    </w:p>
-    <w:p>
-      <w:pPr>
-        <w:spacing w:line="336" w:lineRule="auto" w:after="180"/>
-      </w:pPr>
-      <w:r>
-        <w:rPr>
-          <w:b w:val="0"/>
-        </w:rPr>
-        <w:t xml:space="preserve">Deliver the final Responsible Plant Classifier product card, live </w:t>
-      </w:r>
-      <w:r>
-        <w:rPr>
-          <w:b/>
-        </w:rPr>
-        <w:t>evidence</w:t>
-      </w:r>
-      <w:r>
-        <w:rPr>
-          <w:b w:val="0"/>
-        </w:rPr>
-        <w:t xml:space="preserve"> trace, model card, and human-oversight commitment.</w:t>
-      </w:r>
-    </w:p>
-    <w:p>
-      <w:pPr>
-        <w:spacing w:line="336" w:lineRule="auto" w:after="180"/>
-      </w:pPr>
-      <w:r>
-        <w:rPr>
-          <w:b w:val="0"/>
-        </w:rPr>
-        <w:t xml:space="preserve">The project change and </w:t>
-      </w:r>
-      <w:r>
-        <w:rPr>
-          <w:b/>
-        </w:rPr>
-        <w:t>evidence</w:t>
-      </w:r>
-      <w:r>
-        <w:rPr>
-          <w:b w:val="0"/>
-        </w:rPr>
-        <w:t xml:space="preserve"> I will keep</w:t>
-      </w:r>
-    </w:p>
-    <w:p>
-      <w:pPr>
-        <w:pStyle w:val="Heading3"/>
-      </w:pPr>
-      <w:r>
-        <w:t>Write or draw your reasoning and evidence.</w:t>
-      </w:r>
-    </w:p>
-    <w:p>
-      <w:r>
-        <w:t>________________________________________________________________</w:t>
-      </w:r>
-    </w:p>
-    <w:p>
-      <w:r>
-        <w:t>________________________________________________________________</w:t>
-      </w:r>
-    </w:p>
-    <w:p>
-      <w:r>
-        <w:t>________________________________________________________________</w:t>
-      </w:r>
-    </w:p>
-    <w:p>
-      <w:r>
-        <w:t>________________________________________________________________</w:t>
-      </w:r>
-    </w:p>
-    <w:p>
-      <w:r>
-        <w:t>________________________________________________________________</w:t>
-      </w:r>
-    </w:p>
-    <w:p>
-      <w:pPr>
-        <w:pStyle w:val="Heading1"/>
-      </w:pPr>
-      <w:r>
-        <w:t>10. Self check</w:t>
-      </w:r>
-    </w:p>
-    <w:p>
-      <w:r>
-        <w:t>Judge explanation, evidence, transfer and limits separately; attach the work behind your judgement.</w:t>
-      </w:r>
-    </w:p>
-    <w:p>
-      <w:pPr>
-        <w:pStyle w:val="ListBullet"/>
-      </w:pPr>
-      <w:r>
-        <w:t>I can explain the mechanism.</w:t>
-      </w:r>
-    </w:p>
-    <w:p>
-      <w:pPr>
-        <w:pStyle w:val="ListBullet"/>
-      </w:pPr>
-      <w:r>
-        <w:t>I can show evidence.</w:t>
-      </w:r>
-    </w:p>
-    <w:p>
-      <w:pPr>
-        <w:pStyle w:val="ListBullet"/>
-      </w:pPr>
-      <w:r>
-        <w:t>I can handle a changed case.</w:t>
-      </w:r>
-    </w:p>
-    <w:p>
-      <w:pPr>
-        <w:pStyle w:val="ListBullet"/>
-      </w:pPr>
-      <w:r>
-        <w:t>I can name a limit.</w:t>
-      </w:r>
-    </w:p>
-    <w:p>
-      <w:r>
-        <w:t>Mark each as not yet, with help or independently, and attach supporting work.</w:t>
-      </w:r>
-    </w:p>
-    <w:p>
-      <w:pPr>
-        <w:spacing w:line="336" w:lineRule="auto" w:after="180"/>
-      </w:pPr>
-      <w:r>
-        <w:rPr>
-          <w:b w:val="0"/>
-        </w:rPr>
-        <w:t>Teacher review ____________________  Next step ____________________</w:t>
-      </w:r>
-    </w:p>
-    <w:p>
-      <w:pPr>
-        <w:pStyle w:val="Heading1"/>
-      </w:pPr>
-      <w:r>
-        <w:t>11. Transfer practice from the original programme</w:t>
-      </w:r>
-    </w:p>
-    <w:p>
-      <w:r>
-        <w:t>Use this earlier case as transfer practice. A case already discussed with feedback is not fresh assessment evidence.</w:t>
-      </w:r>
-    </w:p>
-    <w:p>
-      <w:pPr>
-        <w:spacing w:line="336" w:lineRule="auto" w:after="180"/>
-      </w:pPr>
-      <w:r>
-        <w:rPr>
-          <w:b w:val="0"/>
-        </w:rPr>
-        <w:t xml:space="preserve">Final counts are TP=12,FN=3,FP=5,TN=20. Compute accuracy, precision and recall, then state one </w:t>
-      </w:r>
-      <w:r>
-        <w:rPr>
-          <w:b/>
-        </w:rPr>
-        <w:t>limitation</w:t>
-      </w:r>
-      <w:r>
-        <w:rPr>
-          <w:b w:val="0"/>
-        </w:rPr>
-        <w:t xml:space="preserve"> and a review trigger for the model </w:t>
-      </w:r>
-      <w:r>
-        <w:rPr>
-          <w:b/>
-        </w:rPr>
-        <w:t>defense</w:t>
-      </w:r>
-      <w:r>
-        <w:rPr>
-          <w:b w:val="0"/>
-        </w:rPr>
-        <w:t>.</w:t>
-      </w:r>
-    </w:p>
-    <w:p>
-      <w:pPr>
-        <w:pStyle w:val="Heading3"/>
-      </w:pPr>
-      <w:r>
-        <w:t>My independently reasoned answer</w:t>
-      </w:r>
-    </w:p>
-    <w:p>
-      <w:r>
-        <w:t>________________________________________________________________</w:t>
-      </w:r>
-    </w:p>
-    <w:p>
-      <w:r>
-        <w:t>________________________________________________________________</w:t>
-      </w:r>
-    </w:p>
-    <w:p>
-      <w:r>
-        <w:t>________________________________________________________________</w:t>
-      </w:r>
-    </w:p>
-    <w:p>
-      <w:r>
-        <w:t>________________________________________________________________</w:t>
-      </w:r>
-    </w:p>
-    <w:p>
-      <w:r>
-        <w:t>________________________________________________________________</w:t>
-      </w:r>
-    </w:p>
-    <w:p>
-      <w:r>
-        <w:t>________________________________________________________________</w:t>
-      </w:r>
-    </w:p>
-    <w:p>
-      <w:r>
-        <w:t>________________________________________________________________</w:t>
-      </w:r>
-    </w:p>
-    <w:p>
-      <w:pPr>
-        <w:spacing w:line="336" w:lineRule="auto" w:after="180"/>
-      </w:pPr>
-      <w:r>
-        <w:rPr>
-          <w:b w:val="0"/>
-        </w:rPr>
-        <w:t>Record support used: none, hint or teacher explanation.</w:t>
-      </w:r>
-    </w:p>
-    <w:p>
-      <w:pPr>
-        <w:pStyle w:val="Heading1"/>
-      </w:pPr>
-      <w:r>
-        <w:t>12. W1 Write an opening</w:t>
-      </w:r>
-    </w:p>
-    <w:p>
-      <w:r>
-        <w:t>Write an opening. Apply the supplied ML Builder Expo facts and keep your reasoning.</w:t>
-      </w:r>
-    </w:p>
-    <w:p>
-      <w:pPr>
-        <w:spacing w:line="336" w:lineRule="auto" w:after="180"/>
-      </w:pPr>
-      <w:r>
-        <w:rPr>
-          <w:b w:val="0"/>
-        </w:rPr>
-        <w:t>Draft a three-sentence opening with purpose, a result and a limit.</w:t>
-      </w:r>
-    </w:p>
-    <w:p>
-      <w:pPr>
-        <w:pStyle w:val="Heading3"/>
-      </w:pPr>
-      <w:r>
-        <w:t>My reasoning and evidence</w:t>
-      </w:r>
-    </w:p>
-    <w:p>
-      <w:r>
-        <w:t>________________________________________________________________</w:t>
-      </w:r>
-    </w:p>
-    <w:p>
-      <w:r>
-        <w:t>________________________________________________________________</w:t>
-      </w:r>
-    </w:p>
-    <w:p>
-      <w:r>
-        <w:t>________________________________________________________________</w:t>
-      </w:r>
-    </w:p>
-    <w:p>
-      <w:r>
-        <w:t>________________________________________________________________</w:t>
-      </w:r>
-    </w:p>
-    <w:p>
-      <w:r>
-        <w:t>________________________________________________________________</w:t>
-      </w:r>
-    </w:p>
-    <w:p>
-      <w:r>
-        <w:t>________________________________________________________________</w:t>
-      </w:r>
-    </w:p>
-    <w:p>
-      <w:pPr>
-        <w:pStyle w:val="Heading1"/>
-      </w:pPr>
-      <w:r>
-        <w:t>13. W2 Trace evidence</w:t>
-      </w:r>
-    </w:p>
-    <w:p>
-      <w:r>
-        <w:t>Trace evidence. Apply the supplied ML Builder Expo facts and keep your reasoning.</w:t>
-      </w:r>
-    </w:p>
-    <w:p>
-      <w:pPr>
-        <w:spacing w:line="336" w:lineRule="auto" w:after="180"/>
-      </w:pPr>
-      <w:r>
-        <w:rPr>
-          <w:b w:val="0"/>
-        </w:rPr>
-        <w:t>Name the files needed to audit one reported accuracy figure.</w:t>
-      </w:r>
-    </w:p>
-    <w:p>
-      <w:pPr>
-        <w:pStyle w:val="Heading3"/>
-      </w:pPr>
-      <w:r>
-        <w:t>My reasoning and evidence</w:t>
-      </w:r>
-    </w:p>
-    <w:p>
-      <w:r>
-        <w:t>________________________________________________________________</w:t>
-      </w:r>
-    </w:p>
-    <w:p>
-      <w:r>
-        <w:t>________________________________________________________________</w:t>
-      </w:r>
-    </w:p>
-    <w:p>
-      <w:r>
-        <w:t>________________________________________________________________</w:t>
-      </w:r>
-    </w:p>
-    <w:p>
-      <w:r>
-        <w:t>________________________________________________________________</w:t>
-      </w:r>
-    </w:p>
-    <w:p>
-      <w:r>
-        <w:t>________________________________________________________________</w:t>
-      </w:r>
-    </w:p>
-    <w:p>
-      <w:r>
-        <w:t>________________________________________________________________</w:t>
-      </w:r>
-    </w:p>
-    <w:p>
-      <w:pPr>
-        <w:pStyle w:val="Heading1"/>
-      </w:pPr>
-      <w:r>
-        <w:t>14. W3 Answer critique</w:t>
-      </w:r>
-    </w:p>
-    <w:p>
-      <w:r>
-        <w:t>Answer critique. Apply the supplied ML Builder Expo facts and keep your reasoning.</w:t>
-      </w:r>
-    </w:p>
-    <w:p>
-      <w:pPr>
-        <w:spacing w:line="336" w:lineRule="auto" w:after="180"/>
-      </w:pPr>
-      <w:r>
-        <w:rPr>
-          <w:b w:val="0"/>
-        </w:rPr>
-        <w:t>A peer asks whether your model works for every school. Give a supported response.</w:t>
-      </w:r>
-    </w:p>
-    <w:p>
-      <w:pPr>
-        <w:pStyle w:val="Heading3"/>
-      </w:pPr>
-      <w:r>
-        <w:t>My reasoning and evidence</w:t>
-      </w:r>
-    </w:p>
-    <w:p>
-      <w:r>
-        <w:t>________________________________________________________________</w:t>
-      </w:r>
-    </w:p>
-    <w:p>
-      <w:r>
-        <w:t>________________________________________________________________</w:t>
-      </w:r>
-    </w:p>
-    <w:p>
-      <w:r>
-        <w:t>________________________________________________________________</w:t>
-      </w:r>
-    </w:p>
-    <w:p>
-      <w:r>
-        <w:t>________________________________________________________________</w:t>
-      </w:r>
-    </w:p>
-    <w:p>
-      <w:r>
-        <w:t>________________________________________________________________</w:t>
-      </w:r>
-    </w:p>
-    <w:p>
-      <w:r>
-        <w:t>________________________________________________________________</w:t>
-      </w:r>
-    </w:p>
-    <w:p>
-      <w:pPr>
-        <w:pStyle w:val="Heading1"/>
-      </w:pPr>
-      <w:r>
-        <w:t>15. W4 Apply independently</w:t>
-      </w:r>
-    </w:p>
-    <w:p>
-      <w:r>
-        <w:t>Attempt before feedback. If this repeats the selected independent case, reuse that first attempt; otherwise keep a separate record. Apply independently. Apply the supplied ML Builder Expo facts and keep your reasoning.</w:t>
-      </w:r>
-    </w:p>
-    <w:p>
-      <w:pPr>
-        <w:spacing w:line="336" w:lineRule="auto" w:after="180"/>
-      </w:pPr>
-      <w:r>
-        <w:rPr>
-          <w:b w:val="0"/>
-        </w:rPr>
-        <w:t xml:space="preserve">Review a </w:t>
-      </w:r>
-      <w:r>
-        <w:rPr>
-          <w:b/>
-        </w:rPr>
-        <w:t>defense</w:t>
-      </w:r>
-      <w:r>
-        <w:rPr>
-          <w:b w:val="0"/>
-        </w:rPr>
-        <w:t xml:space="preserve"> claiming 95 percent success on 20 cases but omitting the baseline, split history and errors. Give three revision requests and explain why polish is insufficient.</w:t>
-      </w:r>
-    </w:p>
-    <w:p>
-      <w:pPr>
-        <w:pStyle w:val="Heading3"/>
-      </w:pPr>
-      <w:r>
-        <w:t>My reasoning and evidence</w:t>
-      </w:r>
-    </w:p>
-    <w:p>
-      <w:r>
-        <w:t>________________________________________________________________</w:t>
-      </w:r>
-    </w:p>
-    <w:p>
-      <w:r>
-        <w:t>________________________________________________________________</w:t>
-      </w:r>
-    </w:p>
-    <w:p>
-      <w:r>
-        <w:t>________________________________________________________________</w:t>
-      </w:r>
-    </w:p>
-    <w:p>
-      <w:r>
-        <w:t>________________________________________________________________</w:t>
-      </w:r>
-    </w:p>
-    <w:p>
-      <w:r>
-        <w:t>________________________________________________________________</w:t>
-      </w:r>
-    </w:p>
-    <w:p>
-      <w:r>
-        <w:t>________________________________________________________________</w:t>
-      </w:r>
-    </w:p>
-    <w:p>
-      <w:r>
-        <w:t>________________________________________________________________</w:t>
-      </w:r>
-    </w:p>
-    <w:p>
-      <w:r>
-        <w:t>________________________________________________________________</w:t>
-      </w:r>
-    </w:p>
-    <w:p>
-      <w:pPr>
-        <w:pStyle w:val="Heading1"/>
-      </w:pPr>
-      <w:r>
-        <w:t>16. W5 Plan the next step</w:t>
-      </w:r>
-    </w:p>
-    <w:p>
-      <w:r>
-        <w:t>Plan the next step. Apply the supplied ML Builder Expo facts and keep your reasoning.</w:t>
-      </w:r>
-    </w:p>
-    <w:p>
-      <w:pPr>
-        <w:spacing w:line="336" w:lineRule="auto" w:after="180"/>
-      </w:pPr>
-      <w:r>
-        <w:rPr>
-          <w:b w:val="0"/>
-        </w:rPr>
-        <w:t xml:space="preserve">Write one next investigation tied to an observed </w:t>
-      </w:r>
-      <w:r>
-        <w:rPr>
-          <w:b/>
-        </w:rPr>
-        <w:t>limitation</w:t>
-      </w:r>
-      <w:r>
-        <w:rPr>
-          <w:b w:val="0"/>
-        </w:rPr>
-        <w:t>, and identify what must stay held out.</w:t>
-      </w:r>
-    </w:p>
-    <w:p>
-      <w:pPr>
-        <w:pStyle w:val="Heading3"/>
-      </w:pPr>
-      <w:r>
-        <w:t>My reasoning and evidence</w:t>
-      </w:r>
-    </w:p>
-    <w:p>
-      <w:r>
-        <w:t>________________________________________________________________</w:t>
-      </w:r>
-    </w:p>
-    <w:p>
-      <w:r>
-        <w:t>________________________________________________________________</w:t>
-      </w:r>
-    </w:p>
-    <w:p>
-      <w:r>
-        <w:t>________________________________________________________________</w:t>
-      </w:r>
-    </w:p>
-    <w:p>
-      <w:r>
-        <w:t>________________________________________________________________</w:t>
-      </w:r>
-    </w:p>
-    <w:p>
-      <w:r>
-        <w:t>________________________________________________________________</w:t>
-      </w:r>
-    </w:p>
-    <w:p>
-      <w:r>
-        <w:t>________________________________________________________________</w:t>
-      </w:r>
-    </w:p>
-    <w:p>
-      <w:pPr>
-        <w:pStyle w:val="Heading1"/>
-      </w:pPr>
-      <w:r>
-        <w:t>17. Feedback, return check and learning record</w:t>
-      </w:r>
-    </w:p>
-    <w:p>
-      <w:r>
-        <w:t>Record the first repaired step and a different case to revisit after a delay.</w:t>
+        <w:t>17. Feedback · Repair and return</w:t>
+      </w:r>
+    </w:p>
+    <w:p>
+      <w:r>
+        <w:t>Keep this task’s complete inputs, stated rule and support record together.</w:t>
+      </w:r>
+    </w:p>
+    <w:p>
+      <w:pPr>
+        <w:pStyle w:val="Heading2"/>
+      </w:pPr>
+      <w:r>
+        <w:t>Task and evidence record</w:t>
       </w:r>
     </w:p>
     <w:tbl>
@@ -1642,12 +809,9 @@
     </w:tbl>
     <w:p>
       <w:pPr>
-        <w:spacing w:line="336" w:lineRule="auto" w:after="180"/>
-      </w:pPr>
-      <w:r>
-        <w:rPr>
-          <w:b w:val="0"/>
-        </w:rPr>
+        <w:pStyle w:val="ListBullet"/>
+      </w:pPr>
+      <w:r>
         <w:t>Revisit this idea with your teacher after a delay. Familiarity is different from explaining and using it on a changed case.</w:t>
       </w:r>
     </w:p>
@@ -1656,69 +820,777 @@
         <w:pStyle w:val="Heading1"/>
       </w:pPr>
       <w:r>
-        <w:t>18. Pictorial case practice: ML Builder Expo</w:t>
-      </w:r>
-    </w:p>
-    <w:p>
-      <w:r>
-        <w:t>Present a plant-classifier expo claim that another team could check. Explain the labelled step before checking the changed condition.</w:t>
-      </w:r>
-    </w:p>
-    <w:p>
-      <w:pPr>
-        <w:spacing w:line="336" w:lineRule="auto" w:after="180"/>
-      </w:pPr>
-      <w:r>
-        <w:rPr>
-          <w:b w:val="0"/>
-        </w:rPr>
+        <w:t>10. Finish · Judge your evidence</w:t>
+      </w:r>
+    </w:p>
+    <w:p>
+      <w:r>
+        <w:t>Keep this task’s complete inputs, stated rule and support record together.</w:t>
+      </w:r>
+    </w:p>
+    <w:p>
+      <w:pPr>
+        <w:pStyle w:val="Heading2"/>
+      </w:pPr>
+      <w:r>
+        <w:t>Task and evidence record</w:t>
+      </w:r>
+    </w:p>
+    <w:p>
+      <w:pPr>
+        <w:pStyle w:val="ListBullet"/>
+      </w:pPr>
+      <w:r>
+        <w:t>I can explain the mechanism. I can show evidence. I can handle a changed case. I can name a limit. Mark each as not yet, with help or independently, and attach supporting work.</w:t>
+      </w:r>
+    </w:p>
+    <w:p>
+      <w:pPr>
+        <w:pStyle w:val="ListBullet"/>
+      </w:pPr>
+      <w:r>
+        <w:t>Teacher review ____________________  Next step ____________________</w:t>
+      </w:r>
+    </w:p>
+    <w:p>
+      <w:pPr>
+        <w:pStyle w:val="Heading1"/>
+      </w:pPr>
+      <w:r>
+        <w:t>Reference bank and extra practice</w:t>
+      </w:r>
+    </w:p>
+    <w:p>
+      <w:pPr>
+        <w:pStyle w:val="Heading1"/>
+      </w:pPr>
+      <w:r>
+        <w:t>02. Reference · Supported W2 record</w:t>
+      </w:r>
+    </w:p>
+    <w:p>
+      <w:r>
+        <w:t>Keep this task’s complete inputs, stated rule and support record together.</w:t>
+      </w:r>
+    </w:p>
+    <w:p>
+      <w:pPr>
+        <w:pStyle w:val="Heading2"/>
+      </w:pPr>
+      <w:r>
+        <w:t>Task and evidence record</w:t>
+      </w:r>
+    </w:p>
+    <w:p>
+      <w:pPr>
+        <w:pStyle w:val="ListBullet"/>
+      </w:pPr>
+      <w:r>
+        <w:t>Use W2: Trace evidence for Machine learning project defense. Record the answer once; the lesson and workbook refer to the same attempt.</w:t>
+      </w:r>
+    </w:p>
+    <w:tbl>
+      <w:tblPr>
+        <w:tblStyle w:val="LightShading-Accent1"/>
+        <w:tblW w:type="auto" w:w="0"/>
+        <w:tblLook w:firstColumn="1" w:firstRow="1" w:lastColumn="0" w:lastRow="0" w:noHBand="0" w:noVBand="1" w:val="04A0"/>
+      </w:tblPr>
+      <w:tblGrid>
+        <w:gridCol w:w="2556"/>
+        <w:gridCol w:w="2556"/>
+        <w:gridCol w:w="2556"/>
+        <w:gridCol w:w="2556"/>
+      </w:tblGrid>
+      <w:tr>
+        <w:trPr>
+          <w:tblHeader/>
+        </w:trPr>
+        <w:tc>
+          <w:tcPr>
+            <w:tcW w:type="dxa" w:w="2556"/>
+          </w:tcPr>
+          <w:p>
+            <w:r>
+              <w:t>Given inputs</w:t>
+            </w:r>
+          </w:p>
+        </w:tc>
+        <w:tc>
+          <w:tcPr>
+            <w:tcW w:type="dxa" w:w="2556"/>
+          </w:tcPr>
+          <w:p>
+            <w:r>
+              <w:t>Procedure I chose</w:t>
+            </w:r>
+          </w:p>
+        </w:tc>
+        <w:tc>
+          <w:tcPr>
+            <w:tcW w:type="dxa" w:w="2556"/>
+          </w:tcPr>
+          <w:p>
+            <w:r>
+              <w:t>Middle steps</w:t>
+            </w:r>
+          </w:p>
+        </w:tc>
+        <w:tc>
+          <w:tcPr>
+            <w:tcW w:type="dxa" w:w="2556"/>
+          </w:tcPr>
+          <w:p>
+            <w:r>
+              <w:t>Result and check</w:t>
+            </w:r>
+          </w:p>
+        </w:tc>
+      </w:tr>
+      <w:tr>
+        <w:tc>
+          <w:tcPr>
+            <w:tcW w:type="dxa" w:w="2556"/>
+          </w:tcPr>
+          <w:p>
+            <w:r/>
+          </w:p>
+        </w:tc>
+        <w:tc>
+          <w:tcPr>
+            <w:tcW w:type="dxa" w:w="2556"/>
+          </w:tcPr>
+          <w:p>
+            <w:r/>
+          </w:p>
+        </w:tc>
+        <w:tc>
+          <w:tcPr>
+            <w:tcW w:type="dxa" w:w="2556"/>
+          </w:tcPr>
+          <w:p>
+            <w:r/>
+          </w:p>
+        </w:tc>
+        <w:tc>
+          <w:tcPr>
+            <w:tcW w:type="dxa" w:w="2556"/>
+          </w:tcPr>
+          <w:p>
+            <w:r/>
+          </w:p>
+        </w:tc>
+      </w:tr>
+    </w:tbl>
+    <w:p>
+      <w:pPr>
+        <w:pStyle w:val="Heading3"/>
+      </w:pPr>
+      <w:r>
+        <w:t>The step I completed without help, and the hint I needed</w:t>
+      </w:r>
+    </w:p>
+    <w:p>
+      <w:r>
+        <w:t>________________________________________________________________</w:t>
+      </w:r>
+    </w:p>
+    <w:p>
+      <w:r>
+        <w:t>________________________________________________________________</w:t>
+      </w:r>
+    </w:p>
+    <w:p>
+      <w:r>
+        <w:t>________________________________________________________________</w:t>
+      </w:r>
+    </w:p>
+    <w:p>
+      <w:pPr>
+        <w:pStyle w:val="Heading1"/>
+      </w:pPr>
+      <w:r>
+        <w:t>03. Extra practice · Individual reasoning check</w:t>
+      </w:r>
+    </w:p>
+    <w:p>
+      <w:r>
+        <w:t>Keep this task’s complete inputs, stated rule and support record together.</w:t>
+      </w:r>
+    </w:p>
+    <w:p>
+      <w:pPr>
+        <w:pStyle w:val="Heading2"/>
+      </w:pPr>
+      <w:r>
+        <w:t>Task and evidence record</w:t>
+      </w:r>
+    </w:p>
+    <w:p>
+      <w:pPr>
+        <w:pStyle w:val="ListBullet"/>
+      </w:pPr>
+      <w:r>
+        <w:t>Use the worked case for Machine learning project defense. Proposed explanation: “A final answer is enough”. Decide whether this explanation is supported. Point to the step or supplied fact that decides; explain your repair if needed.</w:t>
+      </w:r>
+    </w:p>
+    <w:p>
+      <w:pPr>
+        <w:pStyle w:val="Heading3"/>
+      </w:pPr>
+      <w:r>
+        <w:t>My explanation before partner discussion</w:t>
+      </w:r>
+    </w:p>
+    <w:p>
+      <w:r>
+        <w:t>________________________________________________________________</w:t>
+      </w:r>
+    </w:p>
+    <w:p>
+      <w:r>
+        <w:t>________________________________________________________________</w:t>
+      </w:r>
+    </w:p>
+    <w:p>
+      <w:r>
+        <w:t>________________________________________________________________</w:t>
+      </w:r>
+    </w:p>
+    <w:p>
+      <w:r>
+        <w:t>________________________________________________________________</w:t>
+      </w:r>
+    </w:p>
+    <w:p>
+      <w:pPr>
+        <w:pStyle w:val="Heading1"/>
+      </w:pPr>
+      <w:r>
+        <w:t>05. Reference · Earlier learning target</w:t>
+      </w:r>
+    </w:p>
+    <w:p>
+      <w:r>
+        <w:t>Keep this task’s complete inputs, stated rule and support record together.</w:t>
+      </w:r>
+    </w:p>
+    <w:p>
+      <w:pPr>
+        <w:pStyle w:val="Heading2"/>
+      </w:pPr>
+      <w:r>
+        <w:t>Task and evidence record</w:t>
+      </w:r>
+    </w:p>
+    <w:p>
+      <w:pPr>
+        <w:pStyle w:val="ListBullet"/>
+      </w:pPr>
+      <w:r>
+        <w:t>Final counts are TP=12,FN=3,FP=5,TN=20. Compute accuracy, precision and recall, then state one limitation and a review trigger for the model defense.</w:t>
+      </w:r>
+    </w:p>
+    <w:p>
+      <w:pPr>
+        <w:pStyle w:val="Heading1"/>
+      </w:pPr>
+      <w:r>
+        <w:t>06. Extra practice · Earlier complete case</w:t>
+      </w:r>
+    </w:p>
+    <w:p>
+      <w:r>
+        <w:t>Keep this task’s complete inputs, stated rule and support record together.</w:t>
+      </w:r>
+    </w:p>
+    <w:p>
+      <w:pPr>
+        <w:pStyle w:val="Heading2"/>
+      </w:pPr>
+      <w:r>
+        <w:t>Task and evidence record</w:t>
+      </w:r>
+    </w:p>
+    <w:p>
+      <w:pPr>
+        <w:pStyle w:val="ListBullet"/>
+      </w:pPr>
+      <w:r>
+        <w:t>Final classifier gets16/20 correct; two of four errors are false negatives.</w:t>
+      </w:r>
+    </w:p>
+    <w:p>
+      <w:pPr>
+        <w:pStyle w:val="ListBullet"/>
+      </w:pPr>
+      <w:r>
+        <w:t>Report supported metrics and what is missing.</w:t>
+      </w:r>
+    </w:p>
+    <w:p>
+      <w:pPr>
+        <w:pStyle w:val="ListBullet"/>
+      </w:pPr>
+      <w:r>
+        <w:t>Show your trace, calculation or evidence</w:t>
+      </w:r>
+    </w:p>
+    <w:p>
+      <w:pPr>
+        <w:pStyle w:val="Heading3"/>
+      </w:pPr>
+      <w:r>
+        <w:t>Write or draw your reasoning and evidence.</w:t>
+      </w:r>
+    </w:p>
+    <w:p>
+      <w:r>
+        <w:t>________________________________________________________________</w:t>
+      </w:r>
+    </w:p>
+    <w:p>
+      <w:r>
+        <w:t>________________________________________________________________</w:t>
+      </w:r>
+    </w:p>
+    <w:p>
+      <w:r>
+        <w:t>________________________________________________________________</w:t>
+      </w:r>
+    </w:p>
+    <w:p>
+      <w:r>
+        <w:t>________________________________________________________________</w:t>
+      </w:r>
+    </w:p>
+    <w:p>
+      <w:r>
+        <w:t>________________________________________________________________</w:t>
+      </w:r>
+    </w:p>
+    <w:p>
+      <w:pPr>
+        <w:pStyle w:val="Heading1"/>
+      </w:pPr>
+      <w:r>
+        <w:t>07. Extra practice · Changed case</w:t>
+      </w:r>
+    </w:p>
+    <w:p>
+      <w:r>
+        <w:t>Keep this task’s complete inputs, stated rule and support record together.</w:t>
+      </w:r>
+    </w:p>
+    <w:p>
+      <w:pPr>
+        <w:pStyle w:val="Heading2"/>
+      </w:pPr>
+      <w:r>
+        <w:t>Task and evidence record</w:t>
+      </w:r>
+    </w:p>
+    <w:p>
+      <w:pPr>
+        <w:pStyle w:val="ListBullet"/>
+      </w:pPr>
+      <w:r>
+        <w:t>Your expo model succeeds on three demonstration plants. What evidence should accompany the demo and what limitation should you state?</w:t>
+      </w:r>
+    </w:p>
+    <w:p>
+      <w:pPr>
+        <w:pStyle w:val="ListBullet"/>
+      </w:pPr>
+      <w:r>
+        <w:t>My independent answer and reason</w:t>
+      </w:r>
+    </w:p>
+    <w:p>
+      <w:pPr>
+        <w:pStyle w:val="Heading3"/>
+      </w:pPr>
+      <w:r>
+        <w:t>Write or draw your reasoning and evidence.</w:t>
+      </w:r>
+    </w:p>
+    <w:p>
+      <w:r>
+        <w:t>________________________________________________________________</w:t>
+      </w:r>
+    </w:p>
+    <w:p>
+      <w:r>
+        <w:t>________________________________________________________________</w:t>
+      </w:r>
+    </w:p>
+    <w:p>
+      <w:r>
+        <w:t>________________________________________________________________</w:t>
+      </w:r>
+    </w:p>
+    <w:p>
+      <w:r>
+        <w:t>________________________________________________________________</w:t>
+      </w:r>
+    </w:p>
+    <w:p>
+      <w:r>
+        <w:t>________________________________________________________________</w:t>
+      </w:r>
+    </w:p>
+    <w:p>
+      <w:pPr>
+        <w:pStyle w:val="Heading3"/>
+      </w:pPr>
+      <w:r>
+        <w:t>Week 36 Test and reflect</w:t>
+      </w:r>
+    </w:p>
+    <w:p>
+      <w:pPr>
+        <w:pStyle w:val="Heading1"/>
+      </w:pPr>
+      <w:r>
+        <w:t>08. Extra practice · Design a revealing test</w:t>
+      </w:r>
+    </w:p>
+    <w:p>
+      <w:r>
+        <w:t>Keep this task’s complete inputs, stated rule and support record together.</w:t>
+      </w:r>
+    </w:p>
+    <w:p>
+      <w:pPr>
+        <w:pStyle w:val="Heading2"/>
+      </w:pPr>
+      <w:r>
+        <w:t>Task and evidence record</w:t>
+      </w:r>
+    </w:p>
+    <w:p>
+      <w:pPr>
+        <w:pStyle w:val="ListBullet"/>
+      </w:pPr>
+      <w:r>
+        <w:t>Create a changed input, boundary case or missing-information case. Write the expected answer or safe response before testing.</w:t>
+      </w:r>
+    </w:p>
+    <w:tbl>
+      <w:tblPr>
+        <w:tblStyle w:val="LightShading-Accent1"/>
+        <w:tblW w:type="auto" w:w="0"/>
+        <w:tblLook w:firstColumn="1" w:firstRow="1" w:lastColumn="0" w:lastRow="0" w:noHBand="0" w:noVBand="1" w:val="04A0"/>
+      </w:tblPr>
+      <w:tblGrid>
+        <w:gridCol w:w="5112"/>
+        <w:gridCol w:w="5112"/>
+      </w:tblGrid>
+      <w:tr>
+        <w:trPr>
+          <w:tblHeader/>
+        </w:trPr>
+        <w:tc>
+          <w:tcPr>
+            <w:tcW w:type="dxa" w:w="5112"/>
+          </w:tcPr>
+          <w:p>
+            <w:r>
+              <w:t>Test record</w:t>
+            </w:r>
+          </w:p>
+        </w:tc>
+        <w:tc>
+          <w:tcPr>
+            <w:tcW w:type="dxa" w:w="5112"/>
+          </w:tcPr>
+          <w:p>
+            <w:r>
+              <w:t>My evidence</w:t>
+            </w:r>
+          </w:p>
+        </w:tc>
+      </w:tr>
+      <w:tr>
+        <w:tc>
+          <w:tcPr>
+            <w:tcW w:type="dxa" w:w="5112"/>
+          </w:tcPr>
+          <w:p>
+            <w:r>
+              <w:t>Changed input or condition</w:t>
+            </w:r>
+          </w:p>
+        </w:tc>
+        <w:tc>
+          <w:tcPr>
+            <w:tcW w:type="dxa" w:w="5112"/>
+          </w:tcPr>
+          <w:p>
+            <w:r/>
+          </w:p>
+        </w:tc>
+      </w:tr>
+      <w:tr>
+        <w:tc>
+          <w:tcPr>
+            <w:tcW w:type="dxa" w:w="5112"/>
+          </w:tcPr>
+          <w:p>
+            <w:r>
+              <w:t>Expected answer or fallback</w:t>
+            </w:r>
+          </w:p>
+        </w:tc>
+        <w:tc>
+          <w:tcPr>
+            <w:tcW w:type="dxa" w:w="5112"/>
+          </w:tcPr>
+          <w:p>
+            <w:r/>
+          </w:p>
+        </w:tc>
+      </w:tr>
+      <w:tr>
+        <w:tc>
+          <w:tcPr>
+            <w:tcW w:type="dxa" w:w="5112"/>
+          </w:tcPr>
+          <w:p>
+            <w:r>
+              <w:t>Observed result</w:t>
+            </w:r>
+          </w:p>
+        </w:tc>
+        <w:tc>
+          <w:tcPr>
+            <w:tcW w:type="dxa" w:w="5112"/>
+          </w:tcPr>
+          <w:p>
+            <w:r/>
+          </w:p>
+        </w:tc>
+      </w:tr>
+      <w:tr>
+        <w:tc>
+          <w:tcPr>
+            <w:tcW w:type="dxa" w:w="5112"/>
+          </w:tcPr>
+          <w:p>
+            <w:r>
+              <w:t>Why the result occurred</w:t>
+            </w:r>
+          </w:p>
+        </w:tc>
+        <w:tc>
+          <w:tcPr>
+            <w:tcW w:type="dxa" w:w="5112"/>
+          </w:tcPr>
+          <w:p>
+            <w:r/>
+          </w:p>
+        </w:tc>
+      </w:tr>
+    </w:tbl>
+    <w:p>
+      <w:pPr>
+        <w:pStyle w:val="Heading1"/>
+      </w:pPr>
+      <w:r>
+        <w:t>11. Extra practice · Earlier transfer</w:t>
+      </w:r>
+    </w:p>
+    <w:p>
+      <w:r>
+        <w:t>Keep this task’s complete inputs, stated rule and support record together.</w:t>
+      </w:r>
+    </w:p>
+    <w:p>
+      <w:pPr>
+        <w:pStyle w:val="Heading2"/>
+      </w:pPr>
+      <w:r>
+        <w:t>Task and evidence record</w:t>
+      </w:r>
+    </w:p>
+    <w:p>
+      <w:pPr>
+        <w:pStyle w:val="ListBullet"/>
+      </w:pPr>
+      <w:r>
+        <w:t>Final counts are TP=12,FN=3,FP=5,TN=20. Compute accuracy, precision and recall, then state one limitation and a review trigger for the model defense.</w:t>
+      </w:r>
+    </w:p>
+    <w:p>
+      <w:pPr>
+        <w:pStyle w:val="Heading3"/>
+      </w:pPr>
+      <w:r>
+        <w:t>My independently reasoned answer</w:t>
+      </w:r>
+    </w:p>
+    <w:p>
+      <w:r>
+        <w:t>________________________________________________________________</w:t>
+      </w:r>
+    </w:p>
+    <w:p>
+      <w:r>
+        <w:t>________________________________________________________________</w:t>
+      </w:r>
+    </w:p>
+    <w:p>
+      <w:r>
+        <w:t>________________________________________________________________</w:t>
+      </w:r>
+    </w:p>
+    <w:p>
+      <w:r>
+        <w:t>________________________________________________________________</w:t>
+      </w:r>
+    </w:p>
+    <w:p>
+      <w:r>
+        <w:t>________________________________________________________________</w:t>
+      </w:r>
+    </w:p>
+    <w:p>
+      <w:r>
+        <w:t>________________________________________________________________</w:t>
+      </w:r>
+    </w:p>
+    <w:p>
+      <w:r>
+        <w:t>________________________________________________________________</w:t>
+      </w:r>
+    </w:p>
+    <w:p>
+      <w:pPr>
+        <w:pStyle w:val="ListBullet"/>
+      </w:pPr>
+      <w:r>
+        <w:t>Record support used: none, hint or teacher explanation.</w:t>
+      </w:r>
+    </w:p>
+    <w:p>
+      <w:pPr>
+        <w:pStyle w:val="Heading1"/>
+      </w:pPr>
+      <w:r>
+        <w:t>15. Reference · Earlier W4 record</w:t>
+      </w:r>
+    </w:p>
+    <w:p>
+      <w:r>
+        <w:t>Keep this task’s complete inputs, stated rule and support record together.</w:t>
+      </w:r>
+    </w:p>
+    <w:p>
+      <w:pPr>
+        <w:pStyle w:val="Heading2"/>
+      </w:pPr>
+      <w:r>
+        <w:t>Task and evidence record</w:t>
+      </w:r>
+    </w:p>
+    <w:p>
+      <w:pPr>
+        <w:pStyle w:val="ListBullet"/>
+      </w:pPr>
+      <w:r>
+        <w:t>Review a defense claiming 95 percent success on 20 cases but omitting the baseline, split history and errors. Give three revision requests and explain why polish is insufficient.</w:t>
+      </w:r>
+    </w:p>
+    <w:p>
+      <w:pPr>
+        <w:pStyle w:val="Heading3"/>
+      </w:pPr>
+      <w:r>
+        <w:t>My reasoning and evidence</w:t>
+      </w:r>
+    </w:p>
+    <w:p>
+      <w:r>
+        <w:t>________________________________________________________________</w:t>
+      </w:r>
+    </w:p>
+    <w:p>
+      <w:r>
+        <w:t>________________________________________________________________</w:t>
+      </w:r>
+    </w:p>
+    <w:p>
+      <w:r>
+        <w:t>________________________________________________________________</w:t>
+      </w:r>
+    </w:p>
+    <w:p>
+      <w:r>
+        <w:t>________________________________________________________________</w:t>
+      </w:r>
+    </w:p>
+    <w:p>
+      <w:r>
+        <w:t>________________________________________________________________</w:t>
+      </w:r>
+    </w:p>
+    <w:p>
+      <w:r>
+        <w:t>________________________________________________________________</w:t>
+      </w:r>
+    </w:p>
+    <w:p>
+      <w:r>
+        <w:t>________________________________________________________________</w:t>
+      </w:r>
+    </w:p>
+    <w:p>
+      <w:r>
+        <w:t>________________________________________________________________</w:t>
+      </w:r>
+    </w:p>
+    <w:p>
+      <w:pPr>
+        <w:pStyle w:val="Heading1"/>
+      </w:pPr>
+      <w:r>
+        <w:t>18. Extra practice · Pictured case</w:t>
+      </w:r>
+    </w:p>
+    <w:p>
+      <w:r>
+        <w:t>Keep this task’s complete inputs, stated rule and support record together.</w:t>
+      </w:r>
+    </w:p>
+    <w:p>
+      <w:pPr>
+        <w:pStyle w:val="Heading2"/>
+      </w:pPr>
+      <w:r>
+        <w:t>Task and evidence record</w:t>
+      </w:r>
+    </w:p>
+    <w:p>
+      <w:pPr>
+        <w:pStyle w:val="ListBullet"/>
+      </w:pPr>
+      <w:r>
         <w:t>Present a plant-classifier expo claim that another team could check.</w:t>
       </w:r>
     </w:p>
     <w:p>
       <w:pPr>
-        <w:spacing w:line="336" w:lineRule="auto" w:after="180"/>
-      </w:pPr>
-      <w:r>
-        <w:rPr>
-          <w:b w:val="0"/>
-        </w:rPr>
-        <w:t xml:space="preserve">Toy expo </w:t>
-      </w:r>
-      <w:r>
-        <w:rPr>
-          <w:b/>
-        </w:rPr>
-        <w:t>evidence</w:t>
-      </w:r>
-      <w:r>
-        <w:rPr>
-          <w:b w:val="0"/>
-        </w:rPr>
-        <w:t>: 15 held-out photos from 5 plants; candidate12 correct, baseline10 correct. Three candidate failures are recorded; no outdoor trial exists.</w:t>
-      </w:r>
-    </w:p>
-    <w:p>
-      <w:pPr>
-        <w:spacing w:line="336" w:lineRule="auto" w:after="180"/>
-      </w:pPr>
-      <w:r>
-        <w:rPr>
-          <w:b w:val="0"/>
-        </w:rPr>
-        <w:t xml:space="preserve">All </w:t>
-      </w:r>
-      <w:r>
-        <w:rPr>
-          <w:b/>
-        </w:rPr>
-        <w:t>input</w:t>
-      </w:r>
-      <w:r>
-        <w:rPr>
-          <w:b w:val="0"/>
-        </w:rPr>
-        <w:t>s and outcomes in this worked example are invented classroom data; no real model run is claimed.</w:t>
+        <w:pStyle w:val="ListBullet"/>
+      </w:pPr>
+      <w:r>
+        <w:t>Toy expo evidence: 15 held-out photos from 5 plants; candidate12 correct, baseline10 correct. Three candidate failures are recorded; no outdoor trial exists.</w:t>
+      </w:r>
+    </w:p>
+    <w:p>
+      <w:pPr>
+        <w:pStyle w:val="ListBullet"/>
+      </w:pPr>
+      <w:r>
+        <w:t>All inputs and outcomes in this worked example are invented classroom data; no real model run is claimed.</w:t>
       </w:r>
     </w:p>
     <w:p>
@@ -1759,25 +1631,10 @@
     </w:p>
     <w:p>
       <w:pPr>
-        <w:spacing w:line="336" w:lineRule="auto" w:after="180"/>
-      </w:pPr>
-      <w:r>
-        <w:rPr>
-          <w:b w:val="0"/>
-        </w:rPr>
-        <w:t xml:space="preserve">Which three supporting items should be visible at the expo? Point to the relevant step in the picture, then write the changed result and the rule or </w:t>
-      </w:r>
-      <w:r>
-        <w:rPr>
-          <w:b/>
-        </w:rPr>
-        <w:t>evidence</w:t>
-      </w:r>
-      <w:r>
-        <w:rPr>
-          <w:b w:val="0"/>
-        </w:rPr>
-        <w:t xml:space="preserve"> that supports it.</w:t>
+        <w:pStyle w:val="ListBullet"/>
+      </w:pPr>
+      <w:r>
+        <w:t>Which three supporting items should be visible at the expo? Point to the relevant step in the picture, then write the changed result and the rule or evidence that supports it.</w:t>
       </w:r>
     </w:p>
     <w:p>
@@ -1820,80 +1677,18 @@
     </w:p>
     <w:p>
       <w:pPr>
-        <w:pStyle w:val="Heading3"/>
-      </w:pPr>
-      <w:r>
-        <w:t>Record the help used</w:t>
-      </w:r>
-    </w:p>
-    <w:p>
-      <w:pPr>
-        <w:spacing w:line="336" w:lineRule="auto" w:after="180"/>
-        <w:shd w:fill="F1F6F8"/>
-      </w:pPr>
-      <w:r>
-        <w:rPr>
-          <w:b w:val="0"/>
-        </w:rPr>
-        <w:t xml:space="preserve">Support used: alone / hint / worked example. This record is practice </w:t>
-      </w:r>
-      <w:r>
-        <w:rPr>
-          <w:b/>
-        </w:rPr>
-        <w:t>evidence</w:t>
-      </w:r>
-      <w:r>
-        <w:rPr>
-          <w:b w:val="0"/>
-        </w:rPr>
-        <w:t>.</w:t>
-      </w:r>
-    </w:p>
-    <w:p>
-      <w:pPr>
-        <w:spacing w:line="336" w:lineRule="auto" w:after="180"/>
-      </w:pPr>
-      <w:r>
-        <w:rPr>
-          <w:b w:val="0"/>
-        </w:rPr>
-        <w:t xml:space="preserve">Project connection: For your Responsible Plant Classifier, save the </w:t>
-      </w:r>
-      <w:r>
-        <w:rPr>
-          <w:b/>
-        </w:rPr>
-        <w:t>input</w:t>
-      </w:r>
-      <w:r>
-        <w:rPr>
-          <w:b w:val="0"/>
-        </w:rPr>
-        <w:t xml:space="preserve">, procedure, observed result and </w:t>
-      </w:r>
-      <w:r>
-        <w:rPr>
-          <w:b/>
-        </w:rPr>
-        <w:t>limitation</w:t>
-      </w:r>
-      <w:r>
-        <w:rPr>
-          <w:b w:val="0"/>
-        </w:rPr>
-        <w:t xml:space="preserve"> of this check.</w:t>
-      </w:r>
-    </w:p>
-    <w:p>
-      <w:pPr>
-        <w:spacing w:line="336" w:lineRule="auto" w:after="180"/>
-      </w:pPr>
-      <w:r>
-        <w:rPr>
-          <w:b w:val="0"/>
-        </w:rPr>
-        <w:t>Label this worked example as practice; use a different, previously unreviewed case when checking independent understanding.</w:t>
+        <w:pStyle w:val="ListBullet"/>
+      </w:pPr>
+      <w:r>
+        <w:t>Support used: alone / hint / worked example. This record is practice evidence.</w:t>
+      </w:r>
+    </w:p>
+    <w:p>
+      <w:pPr>
+        <w:pStyle w:val="ListBullet"/>
+      </w:pPr>
+      <w:r>
+        <w:t>Project connection: For your Responsible Plant Classifier, save the input, procedure, observed result and limitation of this check. Label this worked example as practice; use a different, previously unreviewed case when checking independent understanding.</w:t>
       </w:r>
     </w:p>
     <w:p>
@@ -1901,92 +1696,44 @@
         <w:pStyle w:val="Heading1"/>
       </w:pPr>
       <w:r>
-        <w:t>19. Project portfolio milestone</w:t>
-      </w:r>
-    </w:p>
-    <w:p>
-      <w:r>
-        <w:t>Keep this week’s input, deciding step, result and limit together in the Responsible Plant Classifier record.</w:t>
-      </w:r>
-    </w:p>
-    <w:p>
-      <w:pPr>
-        <w:spacing w:line="336" w:lineRule="auto" w:after="180"/>
-      </w:pPr>
-      <w:r>
-        <w:rPr>
-          <w:b w:val="0"/>
-        </w:rPr>
+        <w:t>19. Reference · Project portfolio milestone</w:t>
+      </w:r>
+    </w:p>
+    <w:p>
+      <w:r>
+        <w:t>Keep this task’s complete inputs, stated rule and support record together.</w:t>
+      </w:r>
+    </w:p>
+    <w:p>
+      <w:pPr>
+        <w:pStyle w:val="Heading2"/>
+      </w:pPr>
+      <w:r>
+        <w:t>Task and evidence record</w:t>
+      </w:r>
+    </w:p>
+    <w:p>
+      <w:pPr>
+        <w:pStyle w:val="ListBullet"/>
+      </w:pPr>
+      <w:r>
         <w:t>Project: Responsible Plant Classifier</w:t>
       </w:r>
     </w:p>
     <w:p>
       <w:pPr>
-        <w:spacing w:line="336" w:lineRule="auto" w:after="180"/>
-      </w:pPr>
-      <w:r>
-        <w:rPr>
-          <w:b w:val="0"/>
-        </w:rPr>
-        <w:t xml:space="preserve">Current milestone: Present and defend. Demonstrate the system, explain one failure and justify the next improvement with </w:t>
-      </w:r>
-      <w:r>
-        <w:rPr>
-          <w:b/>
-        </w:rPr>
-        <w:t>evidence</w:t>
-      </w:r>
-      <w:r>
-        <w:rPr>
-          <w:b w:val="0"/>
-        </w:rPr>
-        <w:t>.</w:t>
-      </w:r>
-    </w:p>
-    <w:p>
-      <w:pPr>
-        <w:spacing w:line="336" w:lineRule="auto" w:after="180"/>
-      </w:pPr>
-      <w:r>
-        <w:rPr>
-          <w:b w:val="0"/>
-        </w:rPr>
-        <w:t xml:space="preserve">For your Responsible Plant Classifier, save the </w:t>
-      </w:r>
-      <w:r>
-        <w:rPr>
-          <w:b/>
-        </w:rPr>
-        <w:t>input</w:t>
-      </w:r>
-      <w:r>
-        <w:rPr>
-          <w:b w:val="0"/>
-        </w:rPr>
-        <w:t xml:space="preserve">, procedure, observed result and </w:t>
-      </w:r>
-      <w:r>
-        <w:rPr>
-          <w:b/>
-        </w:rPr>
-        <w:t>limitation</w:t>
-      </w:r>
-      <w:r>
-        <w:rPr>
-          <w:b w:val="0"/>
-        </w:rPr>
-        <w:t xml:space="preserve"> of this check.</w:t>
-      </w:r>
-    </w:p>
-    <w:p>
-      <w:pPr>
-        <w:spacing w:line="336" w:lineRule="auto" w:after="180"/>
-      </w:pPr>
-      <w:r>
-        <w:rPr>
-          <w:b w:val="0"/>
-        </w:rPr>
-        <w:t>Label this worked example as practice; use a different, previously unreviewed case when checking independent understanding.</w:t>
+        <w:pStyle w:val="ListBullet"/>
+      </w:pPr>
+      <w:r>
+        <w:t>Current milestone: Present and defend. Demonstrate the system, explain one failure and justify the next improvement with evidence.</w:t>
+      </w:r>
+    </w:p>
+    <w:p>
+      <w:pPr>
+        <w:pStyle w:val="ListBullet"/>
+      </w:pPr>
+      <w:r>
+        <w:t>For your Responsible Plant Classifier, save the input, procedure, observed result and limitation of this check. Label this worked example as practice; use a different, previously unreviewed case when checking independent understanding.</w:t>
       </w:r>
     </w:p>
     <w:tbl>
@@ -2143,12 +1890,540 @@
         <w:pStyle w:val="Heading1"/>
       </w:pPr>
       <w:r>
-        <w:t>20. Supported practice and learning evidence</w:t>
-      </w:r>
-    </w:p>
-    <w:p>
-      <w:r>
-        <w:t>Try the supported questions before comparing with hints and feedback. Record what you repaired and the evidence you retained.</w:t>
+        <w:t>20. Extra practice · Predict, check and repair</w:t>
+      </w:r>
+    </w:p>
+    <w:p>
+      <w:r>
+        <w:t>Keep supported feedback separate from the reserved independent case.</w:t>
+      </w:r>
+    </w:p>
+    <w:p>
+      <w:pPr>
+        <w:pStyle w:val="Heading2"/>
+      </w:pPr>
+      <w:r>
+        <w:t>First supported question and hint</w:t>
+      </w:r>
+    </w:p>
+    <w:p>
+      <w:pPr>
+        <w:pStyle w:val="ListBullet"/>
+      </w:pPr>
+      <w:r>
+        <w:t>Present a plant-classifier expo claim that another team could check.</w:t>
+      </w:r>
+    </w:p>
+    <w:p>
+      <w:pPr>
+        <w:pStyle w:val="Heading3"/>
+      </w:pPr>
+      <w:r>
+        <w:t>Practice 1: explain the deciding evidence</w:t>
+      </w:r>
+    </w:p>
+    <w:p>
+      <w:pPr>
+        <w:pStyle w:val="ListBullet"/>
+      </w:pPr>
+      <w:r>
+        <w:t>Which labelled step matches this detail? Present the three failure records and indoor-only limitation beside the headline rate.</w:t>
+      </w:r>
+    </w:p>
+    <w:p>
+      <w:pPr>
+        <w:pStyle w:val="ListBullet"/>
+      </w:pPr>
+      <w:r>
+        <w:t>1. Show failures</w:t>
+      </w:r>
+    </w:p>
+    <w:p>
+      <w:pPr>
+        <w:pStyle w:val="ListBullet"/>
+      </w:pPr>
+      <w:r>
+        <w:t>2. Show independence</w:t>
+      </w:r>
+    </w:p>
+    <w:p>
+      <w:pPr>
+        <w:pStyle w:val="ListBullet"/>
+      </w:pPr>
+      <w:r>
+        <w:t>3. Show denominator</w:t>
+      </w:r>
+    </w:p>
+    <w:p>
+      <w:pPr>
+        <w:pStyle w:val="Heading3"/>
+      </w:pPr>
+      <w:r>
+        <w:t>My selected conclusion, deciding fact and explanation</w:t>
+      </w:r>
+    </w:p>
+    <w:p>
+      <w:r>
+        <w:t>________________________________________________________________</w:t>
+      </w:r>
+    </w:p>
+    <w:p>
+      <w:r>
+        <w:t>________________________________________________________________</w:t>
+      </w:r>
+    </w:p>
+    <w:p>
+      <w:r>
+        <w:t>________________________________________________________________</w:t>
+      </w:r>
+    </w:p>
+    <w:p>
+      <w:r>
+        <w:t>________________________________________________________________</w:t>
+      </w:r>
+    </w:p>
+    <w:p>
+      <w:r>
+        <w:t>________________________________________________________________</w:t>
+      </w:r>
+    </w:p>
+    <w:p>
+      <w:pPr>
+        <w:pStyle w:val="ListBullet"/>
+      </w:pPr>
+      <w:r>
+        <w:t>Hint if needed: Read the steps in the pictorial case. Match the supplied detail to the stage that performs or records it.</w:t>
+      </w:r>
+    </w:p>
+    <w:p>
+      <w:pPr>
+        <w:pStyle w:val="Heading2"/>
+      </w:pPr>
+      <w:r>
+        <w:t>Check the first explanation · reference / check after trying</w:t>
+      </w:r>
+    </w:p>
+    <w:p>
+      <w:pPr>
+        <w:spacing w:line="336" w:lineRule="auto" w:after="180"/>
+      </w:pPr>
+      <w:r>
+        <w:rPr>
+          <w:b w:val="0"/>
+        </w:rPr>
+        <w:t xml:space="preserve">After your attempt, compare with the supported explanation: Show failures Present the three failure records and indoor-only </w:t>
+      </w:r>
+      <w:r>
+        <w:rPr>
+          <w:b/>
+        </w:rPr>
+        <w:t>limitation</w:t>
+      </w:r>
+      <w:r>
+        <w:rPr>
+          <w:b w:val="0"/>
+        </w:rPr>
+        <w:t xml:space="preserve"> beside the headline rate. Read the picture in order.</w:t>
+      </w:r>
+    </w:p>
+    <w:p>
+      <w:pPr>
+        <w:spacing w:line="336" w:lineRule="auto" w:after="180"/>
+      </w:pPr>
+      <w:r>
+        <w:rPr>
+          <w:b w:val="0"/>
+        </w:rPr>
+        <w:t xml:space="preserve">Present the three failure records and indoor-only </w:t>
+      </w:r>
+      <w:r>
+        <w:rPr>
+          <w:b/>
+        </w:rPr>
+        <w:t>limitation</w:t>
+      </w:r>
+      <w:r>
+        <w:rPr>
+          <w:b w:val="0"/>
+        </w:rPr>
+        <w:t xml:space="preserve"> beside the headline rate. The arrows show which recorded </w:t>
+      </w:r>
+      <w:r>
+        <w:rPr>
+          <w:b/>
+        </w:rPr>
+        <w:t>input</w:t>
+      </w:r>
+      <w:r>
+        <w:rPr>
+          <w:b w:val="0"/>
+        </w:rPr>
+        <w:t xml:space="preserve"> or intermediate result each decision uses.</w:t>
+      </w:r>
+    </w:p>
+    <w:p>
+      <w:pPr>
+        <w:spacing w:line="336" w:lineRule="auto" w:after="180"/>
+      </w:pPr>
+      <w:r>
+        <w:rPr>
+          <w:b w:val="0"/>
+        </w:rPr>
+        <w:t>Explain the deciding step aloud before checking the changed case; pointing to the final answer alone does not show how it follows.</w:t>
+      </w:r>
+    </w:p>
+    <w:p>
+      <w:pPr>
+        <w:pStyle w:val="Heading2"/>
+      </w:pPr>
+      <w:r>
+        <w:t>Changed-case question and hint</w:t>
+      </w:r>
+    </w:p>
+    <w:p>
+      <w:pPr>
+        <w:pStyle w:val="Heading3"/>
+      </w:pPr>
+      <w:r>
+        <w:t>Practice 2: explain the deciding evidence</w:t>
+      </w:r>
+    </w:p>
+    <w:p>
+      <w:pPr>
+        <w:pStyle w:val="ListBullet"/>
+      </w:pPr>
+      <w:r>
+        <w:t>Changed-case practice: The poster omits the baseline and calls the model “field ready”. Which conclusion is supported by the supplied facts?</w:t>
+      </w:r>
+    </w:p>
+    <w:p>
+      <w:pPr>
+        <w:pStyle w:val="ListBullet"/>
+      </w:pPr>
+      <w:r>
+        <w:t>1. The headline exceeds the supplied evidence.</w:t>
+      </w:r>
+    </w:p>
+    <w:p>
+      <w:pPr>
+        <w:pStyle w:val="ListBullet"/>
+      </w:pPr>
+      <w:r>
+        <w:t>2. This one example guarantees correct results for every future input.</w:t>
+      </w:r>
+    </w:p>
+    <w:p>
+      <w:pPr>
+        <w:pStyle w:val="ListBullet"/>
+      </w:pPr>
+      <w:r>
+        <w:t>3. We can decide the result without examining the changed input or the procedure.</w:t>
+      </w:r>
+    </w:p>
+    <w:p>
+      <w:pPr>
+        <w:pStyle w:val="Heading3"/>
+      </w:pPr>
+      <w:r>
+        <w:t>My selected conclusion, deciding fact and explanation</w:t>
+      </w:r>
+    </w:p>
+    <w:p>
+      <w:r>
+        <w:t>________________________________________________________________</w:t>
+      </w:r>
+    </w:p>
+    <w:p>
+      <w:r>
+        <w:t>________________________________________________________________</w:t>
+      </w:r>
+    </w:p>
+    <w:p>
+      <w:r>
+        <w:t>________________________________________________________________</w:t>
+      </w:r>
+    </w:p>
+    <w:p>
+      <w:r>
+        <w:t>________________________________________________________________</w:t>
+      </w:r>
+    </w:p>
+    <w:p>
+      <w:r>
+        <w:t>________________________________________________________________</w:t>
+      </w:r>
+    </w:p>
+    <w:p>
+      <w:pPr>
+        <w:pStyle w:val="ListBullet"/>
+      </w:pPr>
+      <w:r>
+        <w:t>Hint if needed: Use the changed condition and the deciding step in the pictorial trace. The answer must say what follows from those facts.</w:t>
+      </w:r>
+    </w:p>
+    <w:p>
+      <w:pPr>
+        <w:pStyle w:val="Heading2"/>
+      </w:pPr>
+      <w:r>
+        <w:t>Check the changed explanation · reference / check after trying</w:t>
+      </w:r>
+    </w:p>
+    <w:p>
+      <w:pPr>
+        <w:spacing w:line="336" w:lineRule="auto" w:after="180"/>
+      </w:pPr>
+      <w:r>
+        <w:rPr>
+          <w:b w:val="0"/>
+        </w:rPr>
+        <w:t xml:space="preserve">After your attempt, compare with the supported explanation: The headline exceeds the supplied </w:t>
+      </w:r>
+      <w:r>
+        <w:rPr>
+          <w:b/>
+        </w:rPr>
+        <w:t>evidence</w:t>
+      </w:r>
+      <w:r>
+        <w:rPr>
+          <w:b w:val="0"/>
+        </w:rPr>
+        <w:t>. No outdoor evaluation is supplied, and the comparative benefit is obscured without the same-case baseline.</w:t>
+      </w:r>
+    </w:p>
+    <w:p>
+      <w:pPr>
+        <w:pStyle w:val="Heading2"/>
+      </w:pPr>
+      <w:r>
+        <w:t>Repair and keep the record</w:t>
+      </w:r>
+    </w:p>
+    <w:p>
+      <w:pPr>
+        <w:spacing w:line="336" w:lineRule="auto" w:after="180"/>
+      </w:pPr>
+      <w:r>
+        <w:rPr>
+          <w:b w:val="0"/>
+        </w:rPr>
+        <w:t>Review Capstone Train, Analyze, Improve (ai-4/35). Goal: Run a frozen final evaluation with complete accounting. Short practice: Why is “the revision is better” incomplete?</w:t>
+      </w:r>
+    </w:p>
+    <w:p>
+      <w:pPr>
+        <w:spacing w:line="336" w:lineRule="auto" w:after="180"/>
+      </w:pPr>
+      <w:r>
+        <w:rPr>
+          <w:b w:val="0"/>
+        </w:rPr>
+        <w:t xml:space="preserve">Point to the relevant step in the picture, then write the changed result and the rule or </w:t>
+      </w:r>
+      <w:r>
+        <w:rPr>
+          <w:b/>
+        </w:rPr>
+        <w:t>evidence</w:t>
+      </w:r>
+      <w:r>
+        <w:rPr>
+          <w:b w:val="0"/>
+        </w:rPr>
+        <w:t xml:space="preserve"> that supports it.. Return to this week and explain what you changed.</w:t>
+      </w:r>
+    </w:p>
+    <w:p>
+      <w:pPr>
+        <w:spacing w:line="336" w:lineRule="auto" w:after="180"/>
+      </w:pPr>
+      <w:r>
+        <w:rPr>
+          <w:b w:val="0"/>
+        </w:rPr>
+        <w:t xml:space="preserve">Review Model Cards and Human Review (ai-4/33). Goal: Write a model card whose claims match </w:t>
+      </w:r>
+      <w:r>
+        <w:rPr>
+          <w:b/>
+        </w:rPr>
+        <w:t>evidence</w:t>
+      </w:r>
+      <w:r>
+        <w:rPr>
+          <w:b w:val="0"/>
+        </w:rPr>
+        <w:t>. Short practice: Write a bounded replacement for the publicity sentence.</w:t>
+      </w:r>
+    </w:p>
+    <w:p>
+      <w:pPr>
+        <w:spacing w:line="336" w:lineRule="auto" w:after="180"/>
+      </w:pPr>
+      <w:r>
+        <w:rPr>
+          <w:b w:val="0"/>
+        </w:rPr>
+        <w:t xml:space="preserve">Point to the relevant step in the picture, then write the changed result and the rule or </w:t>
+      </w:r>
+      <w:r>
+        <w:rPr>
+          <w:b/>
+        </w:rPr>
+        <w:t>evidence</w:t>
+      </w:r>
+      <w:r>
+        <w:rPr>
+          <w:b w:val="0"/>
+        </w:rPr>
+        <w:t xml:space="preserve"> that supports it.. Return to this week and explain what you changed.</w:t>
+      </w:r>
+    </w:p>
+    <w:p>
+      <w:pPr>
+        <w:spacing w:line="336" w:lineRule="auto" w:after="180"/>
+      </w:pPr>
+      <w:r>
+        <w:rPr>
+          <w:b w:val="0"/>
+        </w:rPr>
+        <w:t xml:space="preserve">Review Improve Generalization (ai-4/30). Goal: Plan one </w:t>
+      </w:r>
+      <w:r>
+        <w:rPr>
+          <w:b/>
+        </w:rPr>
+        <w:t>evidence</w:t>
+      </w:r>
+      <w:r>
+        <w:rPr>
+          <w:b w:val="0"/>
+        </w:rPr>
+        <w:t xml:space="preserve">-led change and test it on source-separated validation cases. Short practice: What fresh </w:t>
+      </w:r>
+      <w:r>
+        <w:rPr>
+          <w:b/>
+        </w:rPr>
+        <w:t>evidence</w:t>
+      </w:r>
+      <w:r>
+        <w:rPr>
+          <w:b w:val="0"/>
+        </w:rPr>
+        <w:t xml:space="preserve"> is needed after adding crossed </w:t>
+      </w:r>
+      <w:r>
+        <w:rPr>
+          <w:b/>
+        </w:rPr>
+        <w:t>training</w:t>
+      </w:r>
+      <w:r>
+        <w:rPr>
+          <w:b w:val="0"/>
+        </w:rPr>
+        <w:t xml:space="preserve"> data? Point to the relevant step in the picture, then write the changed result and the rule or </w:t>
+      </w:r>
+      <w:r>
+        <w:rPr>
+          <w:b/>
+        </w:rPr>
+        <w:t>evidence</w:t>
+      </w:r>
+      <w:r>
+        <w:rPr>
+          <w:b w:val="0"/>
+        </w:rPr>
+        <w:t xml:space="preserve"> that supports it.. Return to this week and explain what you changed.</w:t>
+      </w:r>
+    </w:p>
+    <w:p>
+      <w:pPr>
+        <w:spacing w:line="336" w:lineRule="auto" w:after="180"/>
+      </w:pPr>
+      <w:r>
+        <w:rPr>
+          <w:b w:val="0"/>
+        </w:rPr>
+        <w:t xml:space="preserve">Use Download completed work in the hosted lesson to export your answers, </w:t>
+      </w:r>
+      <w:r>
+        <w:rPr>
+          <w:b/>
+        </w:rPr>
+        <w:t>reflection</w:t>
+      </w:r>
+      <w:r>
+        <w:rPr>
+          <w:b w:val="0"/>
+        </w:rPr>
+        <w:t xml:space="preserve">s, practice feedback and code-run </w:t>
+      </w:r>
+      <w:r>
+        <w:rPr>
+          <w:b/>
+        </w:rPr>
+        <w:t>evidence</w:t>
+      </w:r>
+      <w:r>
+        <w:rPr>
+          <w:b w:val="0"/>
+        </w:rPr>
+        <w:t>. Open the HTML copy to read or print it.</w:t>
+      </w:r>
+    </w:p>
+    <w:p>
+      <w:pPr>
+        <w:spacing w:line="336" w:lineRule="auto" w:after="180"/>
+      </w:pPr>
+      <w:r>
+        <w:rPr>
+          <w:b w:val="0"/>
+        </w:rPr>
+        <w:t>Drafts stay in this browser when storage is available; clear drafts on a shared device.</w:t>
+      </w:r>
+    </w:p>
+    <w:p>
+      <w:pPr>
+        <w:pStyle w:val="Heading3"/>
+      </w:pPr>
+      <w:r>
+        <w:t>What I repaired, the evidence I kept and the next test</w:t>
+      </w:r>
+    </w:p>
+    <w:p>
+      <w:r>
+        <w:t>________________________________________________________________</w:t>
+      </w:r>
+    </w:p>
+    <w:p>
+      <w:r>
+        <w:t>________________________________________________________________</w:t>
+      </w:r>
+    </w:p>
+    <w:p>
+      <w:r>
+        <w:t>________________________________________________________________</w:t>
+      </w:r>
+    </w:p>
+    <w:p>
+      <w:r>
+        <w:t>________________________________________________________________</w:t>
+      </w:r>
+    </w:p>
+    <w:p>
+      <w:r>
+        <w:t>________________________________________________________________</w:t>
+      </w:r>
+    </w:p>
+    <w:p>
+      <w:pPr>
+        <w:pStyle w:val="Heading2"/>
+      </w:pPr>
+      <w:r>
+        <w:t>Earlier wording, alternatives and picture transcripts · reference / check after trying</w:t>
       </w:r>
     </w:p>
     <w:p>
@@ -2164,80 +2439,10 @@
     </w:p>
     <w:p>
       <w:pPr>
-        <w:spacing w:line="336" w:lineRule="auto" w:after="180"/>
-      </w:pPr>
-      <w:r>
-        <w:rPr>
-          <w:b w:val="0"/>
-        </w:rPr>
-        <w:t>Present a plant-classifier expo claim that another team could check.</w:t>
-      </w:r>
-    </w:p>
-    <w:p>
-      <w:pPr>
         <w:pStyle w:val="Heading3"/>
       </w:pPr>
       <w:r>
-        <w:t>Practice 1: explain the deciding evidence</w:t>
-      </w:r>
-    </w:p>
-    <w:p>
-      <w:pPr>
-        <w:spacing w:line="336" w:lineRule="auto" w:after="180"/>
-      </w:pPr>
-      <w:r>
-        <w:rPr>
-          <w:b w:val="0"/>
-        </w:rPr>
-        <w:t xml:space="preserve">Which labelled step matches this detail? Present the three failure records and indoor-only </w:t>
-      </w:r>
-      <w:r>
-        <w:rPr>
-          <w:b/>
-        </w:rPr>
-        <w:t>limitation</w:t>
-      </w:r>
-      <w:r>
-        <w:rPr>
-          <w:b w:val="0"/>
-        </w:rPr>
-        <w:t xml:space="preserve"> beside the headline rate.</w:t>
-      </w:r>
-    </w:p>
-    <w:p>
-      <w:pPr>
-        <w:spacing w:line="336" w:lineRule="auto" w:after="180"/>
-        <w:shd w:fill="F4F9FC"/>
-      </w:pPr>
-      <w:r>
-        <w:rPr>
-          <w:b w:val="0"/>
-        </w:rPr>
-        <w:t>1. Show failures</w:t>
-      </w:r>
-    </w:p>
-    <w:p>
-      <w:pPr>
-        <w:spacing w:line="336" w:lineRule="auto" w:after="180"/>
-        <w:shd w:fill="F4F9FC"/>
-      </w:pPr>
-      <w:r>
-        <w:rPr>
-          <w:b w:val="0"/>
-        </w:rPr>
-        <w:t>2. Show independence</w:t>
-      </w:r>
-    </w:p>
-    <w:p>
-      <w:pPr>
-        <w:spacing w:line="336" w:lineRule="auto" w:after="180"/>
-        <w:shd w:fill="F4F9FC"/>
-      </w:pPr>
-      <w:r>
-        <w:rPr>
-          <w:b w:val="0"/>
-        </w:rPr>
-        <w:t>3. Show denominator</w:t>
+        <w:t>Repair a missing building block</w:t>
       </w:r>
     </w:p>
     <w:p>
@@ -2245,592 +2450,25 @@
         <w:pStyle w:val="Heading3"/>
       </w:pPr>
       <w:r>
-        <w:t>My selected conclusion, deciding fact and explanation</w:t>
-      </w:r>
-    </w:p>
-    <w:p>
-      <w:r>
-        <w:t>________________________________________________________________</w:t>
-      </w:r>
-    </w:p>
-    <w:p>
-      <w:r>
-        <w:t>________________________________________________________________</w:t>
-      </w:r>
-    </w:p>
-    <w:p>
-      <w:r>
-        <w:t>________________________________________________________________</w:t>
-      </w:r>
-    </w:p>
-    <w:p>
-      <w:r>
-        <w:t>________________________________________________________________</w:t>
-      </w:r>
-    </w:p>
-    <w:p>
-      <w:r>
-        <w:t>________________________________________________________________</w:t>
-      </w:r>
-    </w:p>
-    <w:p>
-      <w:pPr>
-        <w:pStyle w:val="Heading3"/>
-      </w:pPr>
-      <w:r>
-        <w:t>Hint · try first</w:t>
-      </w:r>
-    </w:p>
-    <w:p>
-      <w:pPr>
-        <w:spacing w:line="336" w:lineRule="auto" w:after="180"/>
-        <w:shd w:fill="F1F6F8"/>
-      </w:pPr>
-      <w:r>
-        <w:rPr>
-          <w:b w:val="0"/>
-        </w:rPr>
-        <w:t>Hint if needed: Read the steps in the pictorial case. Match the supplied detail to the stage that performs or records it.</w:t>
-      </w:r>
-    </w:p>
-    <w:p>
-      <w:pPr>
-        <w:pStyle w:val="Heading3"/>
-      </w:pPr>
-      <w:r>
-        <w:t>Feedback · compare after trying</w:t>
-      </w:r>
-    </w:p>
-    <w:p>
-      <w:pPr>
-        <w:spacing w:line="336" w:lineRule="auto" w:after="180"/>
-        <w:shd w:fill="F1F6FC"/>
-      </w:pPr>
-      <w:r>
-        <w:rPr>
-          <w:b w:val="0"/>
-        </w:rPr>
-        <w:t xml:space="preserve">After your attempt, compare with the supported explanation: Show failures Present the three failure records and indoor-only </w:t>
-      </w:r>
-      <w:r>
-        <w:rPr>
-          <w:b/>
-        </w:rPr>
-        <w:t>limitation</w:t>
-      </w:r>
-      <w:r>
-        <w:rPr>
-          <w:b w:val="0"/>
-        </w:rPr>
-        <w:t xml:space="preserve"> beside the headline rate. Read the picture in order.</w:t>
-      </w:r>
-    </w:p>
-    <w:p>
-      <w:pPr>
-        <w:spacing w:line="336" w:lineRule="auto" w:after="180"/>
-        <w:shd w:fill="F1F6FC"/>
-      </w:pPr>
-      <w:r>
-        <w:rPr>
-          <w:b w:val="0"/>
-        </w:rPr>
-        <w:t xml:space="preserve">Present the three failure records and indoor-only </w:t>
-      </w:r>
-      <w:r>
-        <w:rPr>
-          <w:b/>
-        </w:rPr>
-        <w:t>limitation</w:t>
-      </w:r>
-      <w:r>
-        <w:rPr>
-          <w:b w:val="0"/>
-        </w:rPr>
-        <w:t xml:space="preserve"> beside the headline rate. The arrows show which recorded </w:t>
-      </w:r>
-      <w:r>
-        <w:rPr>
-          <w:b/>
-        </w:rPr>
-        <w:t>input</w:t>
-      </w:r>
-      <w:r>
-        <w:rPr>
-          <w:b w:val="0"/>
-        </w:rPr>
-        <w:t xml:space="preserve"> or intermediate result each decision uses.</w:t>
-      </w:r>
-    </w:p>
-    <w:p>
-      <w:pPr>
-        <w:spacing w:line="336" w:lineRule="auto" w:after="180"/>
-        <w:shd w:fill="F1F6FC"/>
-      </w:pPr>
-      <w:r>
-        <w:rPr>
-          <w:b w:val="0"/>
-        </w:rPr>
-        <w:t>Explain the deciding step aloud before checking the changed case; pointing to the final answer alone does not show how it follows.</w:t>
-      </w:r>
-    </w:p>
-    <w:p>
-      <w:pPr>
-        <w:pStyle w:val="Heading3"/>
-      </w:pPr>
-      <w:r>
-        <w:t>Practice 2: explain the deciding evidence</w:t>
-      </w:r>
-    </w:p>
-    <w:p>
-      <w:pPr>
-        <w:pStyle w:val="Heading3"/>
-      </w:pPr>
-      <w:r>
-        <w:t>Changed case · predict first</w:t>
-      </w:r>
-    </w:p>
-    <w:p>
-      <w:pPr>
-        <w:spacing w:line="336" w:lineRule="auto" w:after="180"/>
-        <w:shd w:fill="F5F1FB"/>
-      </w:pPr>
-      <w:r>
-        <w:rPr>
-          <w:b w:val="0"/>
-        </w:rPr>
-        <w:t>Changed-case practice: The poster omits the baseline and calls the model “field ready”. Which conclusion is supported by the supplied facts?</w:t>
-      </w:r>
-    </w:p>
-    <w:p>
-      <w:pPr>
-        <w:spacing w:line="336" w:lineRule="auto" w:after="180"/>
-        <w:shd w:fill="F4F9FC"/>
-      </w:pPr>
-      <w:r>
-        <w:rPr>
-          <w:b w:val="0"/>
-        </w:rPr>
-        <w:t xml:space="preserve">1. The headline exceeds the supplied </w:t>
-      </w:r>
-      <w:r>
-        <w:rPr>
-          <w:b/>
-        </w:rPr>
-        <w:t>evidence</w:t>
-      </w:r>
-      <w:r>
-        <w:rPr>
-          <w:b w:val="0"/>
-        </w:rPr>
-        <w:t>.</w:t>
-      </w:r>
-    </w:p>
-    <w:p>
-      <w:pPr>
-        <w:spacing w:line="336" w:lineRule="auto" w:after="180"/>
-        <w:shd w:fill="F4F9FC"/>
-      </w:pPr>
-      <w:r>
-        <w:rPr>
-          <w:b w:val="0"/>
-        </w:rPr>
-        <w:t xml:space="preserve">2. This one example guarantees correct results for every future </w:t>
-      </w:r>
-      <w:r>
-        <w:rPr>
-          <w:b/>
-        </w:rPr>
-        <w:t>input</w:t>
-      </w:r>
-      <w:r>
-        <w:rPr>
-          <w:b w:val="0"/>
-        </w:rPr>
-        <w:t>.</w:t>
-      </w:r>
-    </w:p>
-    <w:p>
-      <w:pPr>
-        <w:spacing w:line="336" w:lineRule="auto" w:after="180"/>
-        <w:shd w:fill="F4F9FC"/>
-      </w:pPr>
-      <w:r>
-        <w:rPr>
-          <w:b w:val="0"/>
-        </w:rPr>
-        <w:t xml:space="preserve">3. We can decide the result without examining the changed </w:t>
-      </w:r>
-      <w:r>
-        <w:rPr>
-          <w:b/>
-        </w:rPr>
-        <w:t>input</w:t>
-      </w:r>
-      <w:r>
-        <w:rPr>
-          <w:b w:val="0"/>
-        </w:rPr>
-        <w:t xml:space="preserve"> or the procedure.</w:t>
-      </w:r>
-    </w:p>
-    <w:p>
-      <w:pPr>
-        <w:pStyle w:val="Heading3"/>
-      </w:pPr>
-      <w:r>
-        <w:t>My selected conclusion, deciding fact and explanation</w:t>
-      </w:r>
-    </w:p>
-    <w:p>
-      <w:r>
-        <w:t>________________________________________________________________</w:t>
-      </w:r>
-    </w:p>
-    <w:p>
-      <w:r>
-        <w:t>________________________________________________________________</w:t>
-      </w:r>
-    </w:p>
-    <w:p>
-      <w:r>
-        <w:t>________________________________________________________________</w:t>
-      </w:r>
-    </w:p>
-    <w:p>
-      <w:r>
-        <w:t>________________________________________________________________</w:t>
-      </w:r>
-    </w:p>
-    <w:p>
-      <w:r>
-        <w:t>________________________________________________________________</w:t>
-      </w:r>
-    </w:p>
-    <w:p>
-      <w:pPr>
-        <w:pStyle w:val="Heading3"/>
-      </w:pPr>
-      <w:r>
-        <w:t>Hint · try first</w:t>
-      </w:r>
-    </w:p>
-    <w:p>
-      <w:pPr>
-        <w:spacing w:line="336" w:lineRule="auto" w:after="180"/>
-        <w:shd w:fill="F1F6F8"/>
-      </w:pPr>
-      <w:r>
-        <w:rPr>
-          <w:b w:val="0"/>
-        </w:rPr>
-        <w:t>Hint if needed: Use the changed condition and the deciding step in the pictorial trace. The answer must say what follows from those facts.</w:t>
-      </w:r>
-    </w:p>
-    <w:p>
-      <w:pPr>
-        <w:pStyle w:val="Heading3"/>
-      </w:pPr>
-      <w:r>
-        <w:t>Feedback · compare after trying</w:t>
-      </w:r>
-    </w:p>
-    <w:p>
-      <w:pPr>
-        <w:spacing w:line="336" w:lineRule="auto" w:after="180"/>
-        <w:shd w:fill="F1F6FC"/>
-      </w:pPr>
-      <w:r>
-        <w:rPr>
-          <w:b w:val="0"/>
-        </w:rPr>
-        <w:t xml:space="preserve">After your attempt, compare with the supported explanation: The headline exceeds the supplied </w:t>
-      </w:r>
-      <w:r>
-        <w:rPr>
-          <w:b/>
-        </w:rPr>
-        <w:t>evidence</w:t>
-      </w:r>
-      <w:r>
-        <w:rPr>
-          <w:b w:val="0"/>
-        </w:rPr>
-        <w:t>. No outdoor evaluation is supplied, and the comparative benefit is obscured without the same-case baseline.</w:t>
-      </w:r>
-    </w:p>
-    <w:p>
-      <w:pPr>
-        <w:pStyle w:val="Heading3"/>
-      </w:pPr>
-      <w:r>
-        <w:t>Repair a missing building block</w:t>
-      </w:r>
-    </w:p>
-    <w:p>
-      <w:pPr>
-        <w:spacing w:line="336" w:lineRule="auto" w:after="180"/>
-      </w:pPr>
-      <w:r>
-        <w:rPr>
-          <w:b w:val="0"/>
-        </w:rPr>
-        <w:t>Review Capstone Train, Analyze, Improve (ai-4/35). Goal: Run a frozen final evaluation with complete accounting. Short practice: Why is “the revision is better” incomplete?</w:t>
-      </w:r>
-    </w:p>
-    <w:p>
-      <w:pPr>
-        <w:spacing w:line="336" w:lineRule="auto" w:after="180"/>
-      </w:pPr>
-      <w:r>
-        <w:rPr>
-          <w:b w:val="0"/>
-        </w:rPr>
-        <w:t xml:space="preserve">Point to the relevant step in the picture, then write the changed result and the rule or </w:t>
-      </w:r>
-      <w:r>
-        <w:rPr>
-          <w:b/>
-        </w:rPr>
-        <w:t>evidence</w:t>
-      </w:r>
-      <w:r>
-        <w:rPr>
-          <w:b w:val="0"/>
-        </w:rPr>
-        <w:t xml:space="preserve"> that supports it.. Return to this week and explain what you changed.</w:t>
-      </w:r>
-    </w:p>
-    <w:p>
-      <w:pPr>
-        <w:spacing w:line="336" w:lineRule="auto" w:after="180"/>
-      </w:pPr>
-      <w:r>
-        <w:rPr>
-          <w:b w:val="0"/>
-        </w:rPr>
-        <w:t xml:space="preserve">Review Model Cards and Human Review (ai-4/33). Goal: Write a model card whose claims match </w:t>
-      </w:r>
-      <w:r>
-        <w:rPr>
-          <w:b/>
-        </w:rPr>
-        <w:t>evidence</w:t>
-      </w:r>
-      <w:r>
-        <w:rPr>
-          <w:b w:val="0"/>
-        </w:rPr>
-        <w:t>. Short practice: Write a bounded replacement for the publicity sentence.</w:t>
-      </w:r>
-    </w:p>
-    <w:p>
-      <w:pPr>
-        <w:spacing w:line="336" w:lineRule="auto" w:after="180"/>
-      </w:pPr>
-      <w:r>
-        <w:rPr>
-          <w:b w:val="0"/>
-        </w:rPr>
-        <w:t xml:space="preserve">Point to the relevant step in the picture, then write the changed result and the rule or </w:t>
-      </w:r>
-      <w:r>
-        <w:rPr>
-          <w:b/>
-        </w:rPr>
-        <w:t>evidence</w:t>
-      </w:r>
-      <w:r>
-        <w:rPr>
-          <w:b w:val="0"/>
-        </w:rPr>
-        <w:t xml:space="preserve"> that supports it.. Return to this week and explain what you changed.</w:t>
-      </w:r>
-    </w:p>
-    <w:p>
-      <w:pPr>
-        <w:spacing w:line="336" w:lineRule="auto" w:after="180"/>
-      </w:pPr>
-      <w:r>
-        <w:rPr>
-          <w:b w:val="0"/>
-        </w:rPr>
-        <w:t xml:space="preserve">Review Improve Generalization (ai-4/30). Goal: Compare </w:t>
-      </w:r>
-      <w:r>
-        <w:rPr>
-          <w:b/>
-        </w:rPr>
-        <w:t>training</w:t>
-      </w:r>
-      <w:r>
-        <w:rPr>
-          <w:b w:val="0"/>
-        </w:rPr>
-        <w:t xml:space="preserve"> and validation </w:t>
-      </w:r>
-      <w:r>
-        <w:rPr>
-          <w:b/>
-        </w:rPr>
-        <w:t>evidence</w:t>
-      </w:r>
-      <w:r>
-        <w:rPr>
-          <w:b w:val="0"/>
-        </w:rPr>
-        <w:t xml:space="preserve"> for model capacity. Short practice: What fresh </w:t>
-      </w:r>
-      <w:r>
-        <w:rPr>
-          <w:b/>
-        </w:rPr>
-        <w:t>evidence</w:t>
-      </w:r>
-      <w:r>
-        <w:rPr>
-          <w:b w:val="0"/>
-        </w:rPr>
-        <w:t xml:space="preserve"> is needed after adding crossed </w:t>
-      </w:r>
-      <w:r>
-        <w:rPr>
-          <w:b/>
-        </w:rPr>
-        <w:t>training</w:t>
-      </w:r>
-      <w:r>
-        <w:rPr>
-          <w:b w:val="0"/>
-        </w:rPr>
-        <w:t xml:space="preserve"> data?</w:t>
-      </w:r>
-    </w:p>
-    <w:p>
-      <w:pPr>
-        <w:spacing w:line="336" w:lineRule="auto" w:after="180"/>
-      </w:pPr>
-      <w:r>
-        <w:rPr>
-          <w:b w:val="0"/>
-        </w:rPr>
-        <w:t xml:space="preserve">Point to the relevant step in the picture, then write the changed result and the rule or </w:t>
-      </w:r>
-      <w:r>
-        <w:rPr>
-          <w:b/>
-        </w:rPr>
-        <w:t>evidence</w:t>
-      </w:r>
-      <w:r>
-        <w:rPr>
-          <w:b w:val="0"/>
-        </w:rPr>
-        <w:t xml:space="preserve"> that supports it.. Return to this week and explain what you changed.</w:t>
-      </w:r>
-    </w:p>
-    <w:p>
-      <w:pPr>
-        <w:pStyle w:val="Heading3"/>
-      </w:pPr>
-      <w:r>
         <w:t>Keep your completed work</w:t>
       </w:r>
     </w:p>
     <w:p>
       <w:pPr>
-        <w:spacing w:line="336" w:lineRule="auto" w:after="180"/>
-      </w:pPr>
-      <w:r>
-        <w:rPr>
-          <w:b w:val="0"/>
-        </w:rPr>
-        <w:t xml:space="preserve">Use Download completed work in the hosted lesson to export your answers, </w:t>
-      </w:r>
-      <w:r>
-        <w:rPr>
-          <w:b/>
-        </w:rPr>
-        <w:t>reflection</w:t>
-      </w:r>
-      <w:r>
-        <w:rPr>
-          <w:b w:val="0"/>
-        </w:rPr>
-        <w:t xml:space="preserve">s, practice feedback and code-run </w:t>
-      </w:r>
-      <w:r>
-        <w:rPr>
-          <w:b/>
-        </w:rPr>
-        <w:t>evidence</w:t>
-      </w:r>
-      <w:r>
-        <w:rPr>
-          <w:b w:val="0"/>
-        </w:rPr>
-        <w:t>. Open the HTML copy to read or print it.</w:t>
-      </w:r>
-    </w:p>
-    <w:p>
-      <w:pPr>
-        <w:spacing w:line="336" w:lineRule="auto" w:after="180"/>
-      </w:pPr>
-      <w:r>
-        <w:rPr>
-          <w:b w:val="0"/>
-        </w:rPr>
-        <w:t>Drafts stay in this browser when storage is available; clear drafts on a shared device.</w:t>
-      </w:r>
-    </w:p>
-    <w:p>
-      <w:pPr>
-        <w:pStyle w:val="Heading3"/>
-      </w:pPr>
-      <w:r>
-        <w:t>What I repaired, the evidence I kept and the next test</w:t>
-      </w:r>
-    </w:p>
-    <w:p>
-      <w:r>
-        <w:t>________________________________________________________________</w:t>
-      </w:r>
-    </w:p>
-    <w:p>
-      <w:r>
-        <w:t>________________________________________________________________</w:t>
-      </w:r>
-    </w:p>
-    <w:p>
-      <w:r>
-        <w:t>________________________________________________________________</w:t>
-      </w:r>
-    </w:p>
-    <w:p>
-      <w:r>
-        <w:t>________________________________________________________________</w:t>
-      </w:r>
-    </w:p>
-    <w:p>
-      <w:r>
-        <w:t>________________________________________________________________</w:t>
-      </w:r>
-    </w:p>
-    <w:p>
-      <w:pPr>
         <w:pStyle w:val="Heading1"/>
       </w:pPr>
       <w:r>
-        <w:t>21. Visual concept journey</w:t>
-      </w:r>
-    </w:p>
-    <w:p>
-      <w:r>
-        <w:t>Explain each ML Builder Expo picture from its labels, then record a relevant limit.</w:t>
-      </w:r>
-    </w:p>
-    <w:p>
-      <w:pPr>
-        <w:pStyle w:val="Heading3"/>
+        <w:t>21. Reference · Six-picture response sheets</w:t>
+      </w:r>
+    </w:p>
+    <w:p>
+      <w:r>
+        <w:t>Choose the relevant picture instead of repeating every task.</w:t>
+      </w:r>
+    </w:p>
+    <w:p>
+      <w:pPr>
+        <w:pStyle w:val="Heading2"/>
       </w:pPr>
       <w:r>
         <w:t>01. ML Builder Expo: the case</w:t>
@@ -2921,7 +2559,6 @@
     <w:p>
       <w:pPr>
         <w:spacing w:line="336" w:lineRule="auto" w:after="180"/>
-        <w:shd w:fill="F5F1FB"/>
       </w:pPr>
       <w:r>
         <w:rPr>
@@ -2960,7 +2597,7 @@
     </w:p>
     <w:p>
       <w:pPr>
-        <w:pStyle w:val="Heading3"/>
+        <w:pStyle w:val="Heading2"/>
       </w:pPr>
       <w:r>
         <w:t>02. Follow the deciding steps</w:t>
@@ -3040,7 +2677,6 @@
     <w:p>
       <w:pPr>
         <w:spacing w:line="336" w:lineRule="auto" w:after="180"/>
-        <w:shd w:fill="F5F1FB"/>
       </w:pPr>
       <w:r>
         <w:rPr>
@@ -3091,7 +2727,7 @@
     </w:p>
     <w:p>
       <w:pPr>
-        <w:pStyle w:val="Heading3"/>
+        <w:pStyle w:val="Heading2"/>
       </w:pPr>
       <w:r>
         <w:t>03. Machine learning project defense at a glance</w:t>
@@ -3206,7 +2842,6 @@
     <w:p>
       <w:pPr>
         <w:spacing w:line="336" w:lineRule="auto" w:after="180"/>
-        <w:shd w:fill="F5F1FB"/>
       </w:pPr>
       <w:r>
         <w:rPr>
@@ -3245,7 +2880,7 @@
     </w:p>
     <w:p>
       <w:pPr>
-        <w:pStyle w:val="Heading3"/>
+        <w:pStyle w:val="Heading2"/>
       </w:pPr>
       <w:r>
         <w:t>04. Change one thing. Trace what follows.</w:t>
@@ -3336,7 +2971,6 @@
     <w:p>
       <w:pPr>
         <w:spacing w:line="336" w:lineRule="auto" w:after="180"/>
-        <w:shd w:fill="F5F1FB"/>
       </w:pPr>
       <w:r>
         <w:rPr>
@@ -3375,7 +3009,7 @@
     </w:p>
     <w:p>
       <w:pPr>
-        <w:pStyle w:val="Heading3"/>
+        <w:pStyle w:val="Heading2"/>
       </w:pPr>
       <w:r>
         <w:t>05. Connect the explanation to its limit</w:t>
@@ -3477,7 +3111,6 @@
     <w:p>
       <w:pPr>
         <w:spacing w:line="336" w:lineRule="auto" w:after="180"/>
-        <w:shd w:fill="F5F1FB"/>
       </w:pPr>
       <w:r>
         <w:rPr>
@@ -3516,7 +3149,7 @@
     </w:p>
     <w:p>
       <w:pPr>
-        <w:pStyle w:val="Heading3"/>
+        <w:pStyle w:val="Heading2"/>
       </w:pPr>
       <w:r>
         <w:t>06. Make the idea visible in your project</w:t>
@@ -3642,7 +3275,6 @@
     <w:p>
       <w:pPr>
         <w:spacing w:line="336" w:lineRule="auto" w:after="180"/>
-        <w:shd w:fill="F5F1FB"/>
       </w:pPr>
       <w:r>
         <w:rPr>
@@ -3689,6 +3321,62 @@
     <w:p>
       <w:r>
         <w:t>________________________________________________________________</w:t>
+      </w:r>
+    </w:p>
+    <w:p>
+      <w:pPr>
+        <w:pStyle w:val="Heading2"/>
+      </w:pPr>
+      <w:r>
+        <w:t>Earlier wording, alternatives and picture transcripts · reference / check after trying</w:t>
+      </w:r>
+    </w:p>
+    <w:p>
+      <w:pPr>
+        <w:pStyle w:val="Heading3"/>
+      </w:pPr>
+      <w:r>
+        <w:t>01. ML Builder Expo: the case</w:t>
+      </w:r>
+    </w:p>
+    <w:p>
+      <w:pPr>
+        <w:pStyle w:val="Heading3"/>
+      </w:pPr>
+      <w:r>
+        <w:t>02. Follow the deciding steps</w:t>
+      </w:r>
+    </w:p>
+    <w:p>
+      <w:pPr>
+        <w:pStyle w:val="Heading3"/>
+      </w:pPr>
+      <w:r>
+        <w:t>03. Machine learning project defense at a glance</w:t>
+      </w:r>
+    </w:p>
+    <w:p>
+      <w:pPr>
+        <w:pStyle w:val="Heading3"/>
+      </w:pPr>
+      <w:r>
+        <w:t>04. Change one thing. Trace what follows.</w:t>
+      </w:r>
+    </w:p>
+    <w:p>
+      <w:pPr>
+        <w:pStyle w:val="Heading3"/>
+      </w:pPr>
+      <w:r>
+        <w:t>05. Connect the explanation to its limit</w:t>
+      </w:r>
+    </w:p>
+    <w:p>
+      <w:pPr>
+        <w:pStyle w:val="Heading3"/>
+      </w:pPr>
+      <w:r>
+        <w:t>06. Make the idea visible in your project</w:t>
       </w:r>
     </w:p>
     <w:sectPr>
